--- a/Fedorov_Kirill/lb4/Отчёт_ЛР4.docx
+++ b/Fedorov_Kirill/lb4/Отчёт_ЛР4.docx
@@ -263,6 +263,7 @@
         <w:jc w:val="center"/>
         <w:rPr>
           <w:szCs w:val="28"/>
+          <w:lang w:val="en-US"/>
         </w:rPr>
       </w:pPr>
       <w:r>
@@ -278,8 +279,9 @@
           <w:b/>
           <w:bCs/>
           <w:szCs w:val="28"/>
-        </w:rPr>
-        <w:t>3</w:t>
+          <w:lang w:val="en-US"/>
+        </w:rPr>
+        <w:t>4</w:t>
       </w:r>
     </w:p>
     <w:p>
@@ -325,7 +327,7 @@
           <w:bCs/>
           <w:szCs w:val="28"/>
         </w:rPr>
-        <w:t>Тема: Решение нелинейных уравнений. Мето</w:t>
+        <w:t xml:space="preserve">Тема: Решение нелинейных уравнений. </w:t>
       </w:r>
       <w:r>
         <w:rPr>
@@ -333,15 +335,7 @@
           <w:bCs/>
           <w:szCs w:val="28"/>
         </w:rPr>
-        <w:t>д Ньютона</w:t>
-      </w:r>
-      <w:r>
-        <w:rPr>
-          <w:b/>
-          <w:bCs/>
-          <w:szCs w:val="28"/>
-        </w:rPr>
-        <w:t>.</w:t>
+        <w:t>Метод простых итераций.</w:t>
       </w:r>
     </w:p>
     <w:p>
@@ -604,19 +598,11 @@
                 <w:szCs w:val="28"/>
               </w:rPr>
             </w:pPr>
-            <w:proofErr w:type="spellStart"/>
             <w:r>
               <w:rPr>
                 <w:szCs w:val="28"/>
               </w:rPr>
-              <w:t>Пуеров</w:t>
-            </w:r>
-            <w:proofErr w:type="spellEnd"/>
-            <w:r>
-              <w:rPr>
-                <w:szCs w:val="28"/>
-              </w:rPr>
-              <w:t xml:space="preserve"> Г.Ю.</w:t>
+              <w:t>Пуеров Г.Ю.</w:t>
             </w:r>
           </w:p>
         </w:tc>
@@ -888,23 +874,7 @@
           <w:szCs w:val="28"/>
           <w:highlight w:val="white"/>
         </w:rPr>
-        <w:t xml:space="preserve">Изучить метод Ньютона (касательных) для численного решения нелинейных уравнений, </w:t>
-      </w:r>
-      <w:proofErr w:type="spellStart"/>
-      <w:r>
-        <w:rPr>
-          <w:szCs w:val="28"/>
-          <w:highlight w:val="white"/>
-        </w:rPr>
-        <w:t>программно</w:t>
-      </w:r>
-      <w:proofErr w:type="spellEnd"/>
-      <w:r>
-        <w:rPr>
-          <w:szCs w:val="28"/>
-          <w:highlight w:val="white"/>
-        </w:rPr>
-        <w:t xml:space="preserve"> реализовать алгоритм на языке C++, а также исследовать его квадратичную скорость сходимости и чувствительность к вычислительным погрешностям в исходных функциях f(x) и f′(x).</w:t>
+        <w:t>Изучить метод простых итераций для решения нелинейных уравнений, программно реализовать алгоритм на языке C++, а также исследовать его линейную скорость сходимости и чувствительность к ошибкам округления в исходных данных.</w:t>
       </w:r>
     </w:p>
     <w:p>
@@ -946,10 +916,10 @@
             <v:path o:extrusionok="f" gradientshapeok="t" o:connecttype="rect"/>
             <o:lock v:ext="edit" aspectratio="t"/>
           </v:shapetype>
-          <v:shape id="_x0000_i1025" type="#_x0000_t75" style="width:45.45pt;height:17.15pt" o:ole="">
+          <v:shape id="_x0000_i1025" type="#_x0000_t75" style="width:45.6pt;height:17.4pt" o:ole="">
             <v:imagedata r:id="rId7" o:title=""/>
           </v:shape>
-          <o:OLEObject Type="Embed" ProgID="Equation.2" ShapeID="_x0000_i1025" DrawAspect="Content" ObjectID="_1836233640" r:id="rId8"/>
+          <o:OLEObject Type="Embed" ProgID="Equation.2" ShapeID="_x0000_i1025" DrawAspect="Content" ObjectID="_1836906288" r:id="rId8"/>
         </w:object>
       </w:r>
       <w:r>
@@ -982,7 +952,6 @@
       <w:r>
         <w:t xml:space="preserve">) и построении последовательности </w:t>
       </w:r>
-      <w:proofErr w:type="spellStart"/>
       <w:r>
         <w:rPr>
           <w:lang w:val="en-US"/>
@@ -996,7 +965,6 @@
         </w:rPr>
         <w:t>n</w:t>
       </w:r>
-      <w:proofErr w:type="spellEnd"/>
       <w:r>
         <w:rPr>
           <w:vertAlign w:val="subscript"/>
@@ -1015,7 +983,6 @@
       <w:r>
         <w:t>(</w:t>
       </w:r>
-      <w:proofErr w:type="spellStart"/>
       <w:r>
         <w:rPr>
           <w:lang w:val="en-US"/>
@@ -1029,7 +996,6 @@
         </w:rPr>
         <w:t>n</w:t>
       </w:r>
-      <w:proofErr w:type="spellEnd"/>
       <w:r>
         <w:t xml:space="preserve">), сходящейся при </w:t>
       </w:r>
@@ -1059,7 +1025,6 @@
       <w:r>
         <w:t xml:space="preserve">Рассмотрим один шаг итерационного процесса. Исходя из найденного на предыдущем шаге значения </w:t>
       </w:r>
-      <w:proofErr w:type="spellStart"/>
       <w:r>
         <w:rPr>
           <w:lang w:val="en-US"/>
@@ -1073,7 +1038,6 @@
         </w:rPr>
         <w:t>n</w:t>
       </w:r>
-      <w:proofErr w:type="spellEnd"/>
       <w:r>
         <w:rPr>
           <w:vertAlign w:val="subscript"/>
@@ -1101,7 +1065,6 @@
       <w:r>
         <w:t>(</w:t>
       </w:r>
-      <w:proofErr w:type="spellStart"/>
       <w:r>
         <w:rPr>
           <w:lang w:val="en-US"/>
@@ -1115,7 +1078,6 @@
         </w:rPr>
         <w:t>n</w:t>
       </w:r>
-      <w:proofErr w:type="spellEnd"/>
       <w:r>
         <w:rPr>
           <w:vertAlign w:val="subscript"/>
@@ -1127,16 +1089,15 @@
       </w:r>
       <w:r>
         <w:object w:dxaOrig="1260" w:dyaOrig="420" w14:anchorId="11426718">
-          <v:shape id="_x0000_i1026" type="#_x0000_t75" style="width:63.45pt;height:21.45pt" o:ole="">
+          <v:shape id="_x0000_i1026" type="#_x0000_t75" style="width:63.6pt;height:21.6pt" o:ole="">
             <v:imagedata r:id="rId9" o:title=""/>
           </v:shape>
-          <o:OLEObject Type="Embed" ProgID="Equation.2" ShapeID="_x0000_i1026" DrawAspect="Content" ObjectID="_1836233641" r:id="rId10"/>
+          <o:OLEObject Type="Embed" ProgID="Equation.2" ShapeID="_x0000_i1026" DrawAspect="Content" ObjectID="_1836906289" r:id="rId10"/>
         </w:object>
       </w:r>
       <w:r>
         <w:t xml:space="preserve">, то полагается </w:t>
       </w:r>
-      <w:proofErr w:type="spellStart"/>
       <w:r>
         <w:rPr>
           <w:lang w:val="en-US"/>
@@ -1150,7 +1111,6 @@
         </w:rPr>
         <w:t>n</w:t>
       </w:r>
-      <w:proofErr w:type="spellEnd"/>
       <w:r>
         <w:t>=</w:t>
       </w:r>
@@ -1165,16 +1125,15 @@
       </w:r>
       <w:r>
         <w:object w:dxaOrig="1260" w:dyaOrig="420" w14:anchorId="3B79BA7E">
-          <v:shape id="_x0000_i1027" type="#_x0000_t75" style="width:63.45pt;height:21.45pt" o:ole="">
+          <v:shape id="_x0000_i1027" type="#_x0000_t75" style="width:63.6pt;height:21.6pt" o:ole="">
             <v:imagedata r:id="rId11" o:title=""/>
           </v:shape>
-          <o:OLEObject Type="Embed" ProgID="Equation.2" ShapeID="_x0000_i1027" DrawAspect="Content" ObjectID="_1836233642" r:id="rId12"/>
+          <o:OLEObject Type="Embed" ProgID="Equation.2" ShapeID="_x0000_i1027" DrawAspect="Content" ObjectID="_1836906290" r:id="rId12"/>
         </w:object>
       </w:r>
       <w:r>
         <w:t xml:space="preserve">, то вычисления заканчиваются и за приближенное значение корня принимается величина </w:t>
       </w:r>
-      <w:proofErr w:type="spellStart"/>
       <w:r>
         <w:rPr>
           <w:lang w:val="en-US"/>
@@ -1188,7 +1147,6 @@
         </w:rPr>
         <w:t>n</w:t>
       </w:r>
-      <w:proofErr w:type="spellEnd"/>
       <w:r>
         <w:t>=</w:t>
       </w:r>
@@ -1203,10 +1161,10 @@
       </w:r>
       <w:r>
         <w:object w:dxaOrig="600" w:dyaOrig="340" w14:anchorId="47F44525">
-          <v:shape id="_x0000_i1028" type="#_x0000_t75" style="width:30pt;height:17.15pt" o:ole="">
+          <v:shape id="_x0000_i1028" type="#_x0000_t75" style="width:30pt;height:17.4pt" o:ole="">
             <v:imagedata r:id="rId13" o:title=""/>
           </v:shape>
-          <o:OLEObject Type="Embed" ProgID="Equation.2" ShapeID="_x0000_i1028" DrawAspect="Content" ObjectID="_1836233643" r:id="rId14"/>
+          <o:OLEObject Type="Embed" ProgID="Equation.2" ShapeID="_x0000_i1028" DrawAspect="Content" ObjectID="_1836906291" r:id="rId14"/>
         </w:object>
       </w:r>
       <w:r>
@@ -1214,10 +1172,10 @@
       </w:r>
       <w:r>
         <w:object w:dxaOrig="600" w:dyaOrig="340" w14:anchorId="010D8053">
-          <v:shape id="_x0000_i1029" type="#_x0000_t75" style="width:30pt;height:17.15pt" o:ole="">
+          <v:shape id="_x0000_i1029" type="#_x0000_t75" style="width:30pt;height:17.4pt" o:ole="">
             <v:imagedata r:id="rId13" o:title=""/>
           </v:shape>
-          <o:OLEObject Type="Embed" ProgID="Equation.2" ShapeID="_x0000_i1029" DrawAspect="Content" ObjectID="_1836233644" r:id="rId15"/>
+          <o:OLEObject Type="Embed" ProgID="Equation.2" ShapeID="_x0000_i1029" DrawAspect="Content" ObjectID="_1836906292" r:id="rId15"/>
         </w:object>
       </w:r>
       <w:r>
@@ -1253,23 +1211,21 @@
         </w:rPr>
         <w:sym w:font="Symbol" w:char="F02D"/>
       </w:r>
-      <w:proofErr w:type="spellStart"/>
       <w:r>
         <w:rPr>
           <w:lang w:val="en-US"/>
         </w:rPr>
         <w:t>q</w:t>
       </w:r>
-      <w:proofErr w:type="spellEnd"/>
       <w:r>
         <w:t xml:space="preserve">, а при </w:t>
       </w:r>
       <w:r>
         <w:object w:dxaOrig="600" w:dyaOrig="340" w14:anchorId="7E00A87F">
-          <v:shape id="_x0000_i1030" type="#_x0000_t75" style="width:30pt;height:17.15pt" o:ole="">
+          <v:shape id="_x0000_i1030" type="#_x0000_t75" style="width:30pt;height:17.4pt" o:ole="">
             <v:imagedata r:id="rId13" o:title=""/>
           </v:shape>
-          <o:OLEObject Type="Embed" ProgID="Equation.2" ShapeID="_x0000_i1030" DrawAspect="Content" ObjectID="_1836233645" r:id="rId16"/>
+          <o:OLEObject Type="Embed" ProgID="Equation.2" ShapeID="_x0000_i1030" DrawAspect="Content" ObjectID="_1836906293" r:id="rId16"/>
         </w:object>
       </w:r>
       <w:r>
@@ -1295,10 +1251,10 @@
       </w:r>
       <w:r>
         <w:object w:dxaOrig="600" w:dyaOrig="340" w14:anchorId="7A4D00C0">
-          <v:shape id="_x0000_i1031" type="#_x0000_t75" style="width:30pt;height:17.15pt" o:ole="">
+          <v:shape id="_x0000_i1031" type="#_x0000_t75" style="width:30pt;height:17.4pt" o:ole="">
             <v:imagedata r:id="rId13" o:title=""/>
           </v:shape>
-          <o:OLEObject Type="Embed" ProgID="Equation.2" ShapeID="_x0000_i1031" DrawAspect="Content" ObjectID="_1836233646" r:id="rId17"/>
+          <o:OLEObject Type="Embed" ProgID="Equation.2" ShapeID="_x0000_i1031" DrawAspect="Content" ObjectID="_1836906294" r:id="rId17"/>
         </w:object>
       </w:r>
       <w:r>
@@ -1356,10 +1312,10 @@
       </w:r>
       <w:r>
         <w:object w:dxaOrig="560" w:dyaOrig="340" w14:anchorId="7722D1CA">
-          <v:shape id="_x0000_i1032" type="#_x0000_t75" style="width:28.3pt;height:17.15pt" o:ole="">
+          <v:shape id="_x0000_i1032" type="#_x0000_t75" style="width:28.2pt;height:17.4pt" o:ole="">
             <v:imagedata r:id="rId18" o:title=""/>
           </v:shape>
-          <o:OLEObject Type="Embed" ProgID="Equation.2" ShapeID="_x0000_i1032" DrawAspect="Content" ObjectID="_1836233647" r:id="rId19"/>
+          <o:OLEObject Type="Embed" ProgID="Equation.2" ShapeID="_x0000_i1032" DrawAspect="Content" ObjectID="_1836906295" r:id="rId19"/>
         </w:object>
       </w:r>
       <w:r>
@@ -1367,10 +1323,10 @@
       </w:r>
       <w:r>
         <w:object w:dxaOrig="940" w:dyaOrig="340" w14:anchorId="0DD71EF5">
-          <v:shape id="_x0000_i1033" type="#_x0000_t75" style="width:47.15pt;height:17.15pt" o:ole="">
+          <v:shape id="_x0000_i1033" type="#_x0000_t75" style="width:47.4pt;height:17.4pt" o:ole="">
             <v:imagedata r:id="rId20" o:title=""/>
           </v:shape>
-          <o:OLEObject Type="Embed" ProgID="Equation.2" ShapeID="_x0000_i1033" DrawAspect="Content" ObjectID="_1836233648" r:id="rId21"/>
+          <o:OLEObject Type="Embed" ProgID="Equation.2" ShapeID="_x0000_i1033" DrawAspect="Content" ObjectID="_1836906296" r:id="rId21"/>
         </w:object>
       </w:r>
       <w:r>
@@ -1378,10 +1334,10 @@
       </w:r>
       <w:r>
         <w:object w:dxaOrig="560" w:dyaOrig="340" w14:anchorId="10CB5820">
-          <v:shape id="_x0000_i1034" type="#_x0000_t75" style="width:28.3pt;height:17.15pt" o:ole="">
+          <v:shape id="_x0000_i1034" type="#_x0000_t75" style="width:28.2pt;height:17.4pt" o:ole="">
             <v:imagedata r:id="rId18" o:title=""/>
           </v:shape>
-          <o:OLEObject Type="Embed" ProgID="Equation.2" ShapeID="_x0000_i1034" DrawAspect="Content" ObjectID="_1836233649" r:id="rId22"/>
+          <o:OLEObject Type="Embed" ProgID="Equation.2" ShapeID="_x0000_i1034" DrawAspect="Content" ObjectID="_1836906297" r:id="rId22"/>
         </w:object>
       </w:r>
       <w:r>
@@ -1392,10 +1348,10 @@
       </w:r>
       <w:r>
         <w:object w:dxaOrig="600" w:dyaOrig="340" w14:anchorId="6400832A">
-          <v:shape id="_x0000_i1035" type="#_x0000_t75" style="width:30pt;height:17.15pt" o:ole="">
+          <v:shape id="_x0000_i1035" type="#_x0000_t75" style="width:30pt;height:17.4pt" o:ole="">
             <v:imagedata r:id="rId13" o:title=""/>
           </v:shape>
-          <o:OLEObject Type="Embed" ProgID="Equation.2" ShapeID="_x0000_i1035" DrawAspect="Content" ObjectID="_1836233650" r:id="rId23"/>
+          <o:OLEObject Type="Embed" ProgID="Equation.2" ShapeID="_x0000_i1035" DrawAspect="Content" ObjectID="_1836906298" r:id="rId23"/>
         </w:object>
       </w:r>
       <w:r>
@@ -1421,10 +1377,10 @@
       </w:r>
       <w:r>
         <w:object w:dxaOrig="600" w:dyaOrig="340" w14:anchorId="02B4BD4D">
-          <v:shape id="_x0000_i1036" type="#_x0000_t75" style="width:30pt;height:17.15pt" o:ole="">
+          <v:shape id="_x0000_i1036" type="#_x0000_t75" style="width:30pt;height:17.4pt" o:ole="">
             <v:imagedata r:id="rId13" o:title=""/>
           </v:shape>
-          <o:OLEObject Type="Embed" ProgID="Equation.2" ShapeID="_x0000_i1036" DrawAspect="Content" ObjectID="_1836233651" r:id="rId24"/>
+          <o:OLEObject Type="Embed" ProgID="Equation.2" ShapeID="_x0000_i1036" DrawAspect="Content" ObjectID="_1836906299" r:id="rId24"/>
         </w:object>
       </w:r>
       <w:r>
@@ -1448,7 +1404,6 @@
       <w:r>
         <w:t xml:space="preserve">], то последовательные приближения </w:t>
       </w:r>
-      <w:proofErr w:type="spellStart"/>
       <w:r>
         <w:rPr>
           <w:lang w:val="en-US"/>
@@ -1462,7 +1417,6 @@
         </w:rPr>
         <w:t>n</w:t>
       </w:r>
-      <w:proofErr w:type="spellEnd"/>
       <w:r>
         <w:t>=</w:t>
       </w:r>
@@ -1475,7 +1429,6 @@
       <w:r>
         <w:t>(</w:t>
       </w:r>
-      <w:proofErr w:type="spellStart"/>
       <w:r>
         <w:rPr>
           <w:lang w:val="en-US"/>
@@ -1489,7 +1442,6 @@
         </w:rPr>
         <w:t>n</w:t>
       </w:r>
-      <w:proofErr w:type="spellEnd"/>
       <w:r>
         <w:rPr>
           <w:vertAlign w:val="subscript"/>
@@ -1510,10 +1462,10 @@
       </w:r>
       <w:r>
         <w:object w:dxaOrig="600" w:dyaOrig="340" w14:anchorId="6ACEDAAF">
-          <v:shape id="_x0000_i1037" type="#_x0000_t75" style="width:30pt;height:17.15pt" o:ole="">
+          <v:shape id="_x0000_i1037" type="#_x0000_t75" style="width:30pt;height:17.4pt" o:ole="">
             <v:imagedata r:id="rId13" o:title=""/>
           </v:shape>
-          <o:OLEObject Type="Embed" ProgID="Equation.2" ShapeID="_x0000_i1037" DrawAspect="Content" ObjectID="_1836233652" r:id="rId25"/>
+          <o:OLEObject Type="Embed" ProgID="Equation.2" ShapeID="_x0000_i1037" DrawAspect="Content" ObjectID="_1836906300" r:id="rId25"/>
         </w:object>
       </w:r>
       <w:r>
@@ -1532,7 +1484,6 @@
         <w:lastRenderedPageBreak/>
         <w:t>Следует также помнить, что скорость сходимости последовательности {</w:t>
       </w:r>
-      <w:proofErr w:type="spellStart"/>
       <w:r>
         <w:rPr>
           <w:lang w:val="en-US"/>
@@ -1546,7 +1497,6 @@
         </w:rPr>
         <w:t>n</w:t>
       </w:r>
-      <w:proofErr w:type="spellEnd"/>
       <w:r>
         <w:t xml:space="preserve">} к корню </w:t>
       </w:r>
@@ -1561,10 +1511,10 @@
       </w:r>
       <w:r>
         <w:object w:dxaOrig="540" w:dyaOrig="340" w14:anchorId="1CA84FC2">
-          <v:shape id="_x0000_i1038" type="#_x0000_t75" style="width:27.45pt;height:17.15pt" o:ole="">
+          <v:shape id="_x0000_i1038" type="#_x0000_t75" style="width:27.6pt;height:17.4pt" o:ole="">
             <v:imagedata r:id="rId26" o:title=""/>
           </v:shape>
-          <o:OLEObject Type="Embed" ProgID="Equation.2" ShapeID="_x0000_i1038" DrawAspect="Content" ObjectID="_1836233653" r:id="rId27"/>
+          <o:OLEObject Type="Embed" ProgID="Equation.2" ShapeID="_x0000_i1038" DrawAspect="Content" ObjectID="_1836906301" r:id="rId27"/>
         </w:object>
       </w:r>
       <w:r>
@@ -3981,13 +3931,7 @@
               <w:rPr>
                 <w:rFonts w:ascii="Cambria Math" w:hAnsi="Cambria Math"/>
               </w:rPr>
-              <m:t>|</m:t>
-            </m:r>
-            <m:r>
-              <w:rPr>
-                <w:rFonts w:ascii="Cambria Math" w:hAnsi="Cambria Math"/>
-              </w:rPr>
-              <m:t>φ</m:t>
+              <m:t>|φ</m:t>
             </m:r>
             <m:ctrlPr>
               <w:rPr>
@@ -4096,13 +4040,7 @@
                 <w:rPr>
                   <w:rFonts w:ascii="Cambria Math" w:hAnsi="Cambria Math"/>
                 </w:rPr>
-                <m:t>|</m:t>
-              </m:r>
-              <m:r>
-                <w:rPr>
-                  <w:rFonts w:ascii="Cambria Math" w:hAnsi="Cambria Math"/>
-                </w:rPr>
-                <m:t>φ</m:t>
+                <m:t>|φ</m:t>
               </m:r>
               <m:ctrlPr>
                 <w:rPr>
@@ -4150,13 +4088,7 @@
             <w:rPr>
               <w:rFonts w:ascii="Cambria Math" w:hAnsi="Cambria Math"/>
             </w:rPr>
-            <m:t>|</m:t>
-          </m:r>
-          <m:r>
-            <w:rPr>
-              <w:rFonts w:ascii="Cambria Math" w:hAnsi="Cambria Math"/>
-            </w:rPr>
-            <m:t>=</m:t>
+            <m:t>|=</m:t>
           </m:r>
           <m:f>
             <m:fPr>
@@ -4358,17 +4290,7 @@
               <w:sz w:val="28"/>
               <w:lang w:val="en-US" w:eastAsia="ru-RU"/>
             </w:rPr>
-            <m:t>≈</m:t>
-          </m:r>
-          <m:r>
-            <w:rPr>
-              <w:rStyle w:val="a8"/>
-              <w:rFonts w:ascii="Cambria Math" w:hAnsi="Cambria Math" w:cs="Times New Roman"/>
-              <w:color w:val="auto"/>
-              <w:sz w:val="28"/>
-              <w:lang w:val="en-US" w:eastAsia="ru-RU"/>
-            </w:rPr>
-            <m:t>0.358</m:t>
+            <m:t>≈0.358</m:t>
           </m:r>
         </m:oMath>
       </m:oMathPara>
@@ -4430,13 +4352,7 @@
                 <w:rPr>
                   <w:rFonts w:ascii="Cambria Math" w:hAnsi="Cambria Math"/>
                 </w:rPr>
-                <m:t>|</m:t>
-              </m:r>
-              <m:r>
-                <w:rPr>
-                  <w:rFonts w:ascii="Cambria Math" w:hAnsi="Cambria Math"/>
-                </w:rPr>
-                <m:t>φ</m:t>
+                <m:t>|φ</m:t>
               </m:r>
               <m:ctrlPr>
                 <w:rPr>
@@ -4469,14 +4385,7 @@
                   <w:rFonts w:ascii="Cambria Math" w:hAnsi="Cambria Math"/>
                   <w:lang w:val="en-US"/>
                 </w:rPr>
-                <m:t>2</m:t>
-              </m:r>
-              <m:r>
-                <w:rPr>
-                  <w:rFonts w:ascii="Cambria Math" w:hAnsi="Cambria Math"/>
-                  <w:lang w:val="en-US"/>
-                </w:rPr>
-                <m:t>.5</m:t>
+                <m:t>2.5</m:t>
               </m:r>
               <m:ctrlPr>
                 <w:rPr>
@@ -4491,13 +4400,7 @@
             <w:rPr>
               <w:rFonts w:ascii="Cambria Math" w:hAnsi="Cambria Math"/>
             </w:rPr>
-            <m:t>|</m:t>
-          </m:r>
-          <m:r>
-            <w:rPr>
-              <w:rFonts w:ascii="Cambria Math" w:hAnsi="Cambria Math"/>
-            </w:rPr>
-            <m:t>=</m:t>
+            <m:t>|=</m:t>
           </m:r>
           <m:f>
             <m:fPr>
@@ -4591,20 +4494,7 @@
                               <w:sz w:val="28"/>
                               <w:lang w:eastAsia="ru-RU"/>
                             </w:rPr>
-                            <m:t>2</m:t>
-                          </m:r>
-                          <m:r>
-                            <m:rPr>
-                              <m:sty m:val="p"/>
-                            </m:rPr>
-                            <w:rPr>
-                              <w:rStyle w:val="a8"/>
-                              <w:rFonts w:ascii="Cambria Math" w:hAnsi="Cambria Math" w:cs="Times New Roman"/>
-                              <w:color w:val="auto"/>
-                              <w:sz w:val="28"/>
-                              <w:lang w:eastAsia="ru-RU"/>
-                            </w:rPr>
-                            <m:t>.5</m:t>
+                            <m:t>2.5</m:t>
                           </m:r>
                         </m:e>
                       </m:rad>
@@ -4650,20 +4540,7 @@
                       <w:sz w:val="28"/>
                       <w:lang w:eastAsia="ru-RU"/>
                     </w:rPr>
-                    <m:t>2</m:t>
-                  </m:r>
-                  <m:r>
-                    <m:rPr>
-                      <m:sty m:val="p"/>
-                    </m:rPr>
-                    <w:rPr>
-                      <w:rStyle w:val="a8"/>
-                      <w:rFonts w:ascii="Cambria Math" w:hAnsi="Cambria Math" w:cs="Times New Roman"/>
-                      <w:color w:val="auto"/>
-                      <w:sz w:val="28"/>
-                      <w:lang w:eastAsia="ru-RU"/>
-                    </w:rPr>
-                    <m:t>.5</m:t>
+                    <m:t>2.5</m:t>
                   </m:r>
                 </m:e>
               </m:rad>
@@ -4725,17 +4602,7 @@
               <w:sz w:val="28"/>
               <w:lang w:val="en-US" w:eastAsia="ru-RU"/>
             </w:rPr>
-            <m:t>≈</m:t>
-          </m:r>
-          <m:r>
-            <w:rPr>
-              <w:rStyle w:val="a8"/>
-              <w:rFonts w:ascii="Cambria Math" w:hAnsi="Cambria Math" w:cs="Times New Roman"/>
-              <w:color w:val="auto"/>
-              <w:sz w:val="28"/>
-              <w:lang w:val="en-US" w:eastAsia="ru-RU"/>
-            </w:rPr>
-            <m:t>0.238</m:t>
+            <m:t>≈0.238</m:t>
           </m:r>
         </m:oMath>
       </m:oMathPara>
@@ -4938,19 +4805,7 @@
           <w:rPr>
             <w:rFonts w:ascii="Cambria Math" w:hAnsi="Cambria Math"/>
           </w:rPr>
-          <m:t>=</m:t>
-        </m:r>
-        <m:r>
-          <w:rPr>
-            <w:rFonts w:ascii="Cambria Math" w:hAnsi="Cambria Math"/>
-          </w:rPr>
-          <m:t>φ</m:t>
-        </m:r>
-        <m:r>
-          <w:rPr>
-            <w:rFonts w:ascii="Cambria Math" w:hAnsi="Cambria Math"/>
-          </w:rPr>
-          <m:t>(</m:t>
+          <m:t>=φ(</m:t>
         </m:r>
         <m:sSub>
           <m:sSubPr>
@@ -5021,13 +4876,7 @@
         </m:sSub>
       </m:oMath>
       <w:r>
-        <w:t>, лежащем на выбранном отрезке</w:t>
-      </w:r>
-      <w:r>
-        <w:t>.</w:t>
-      </w:r>
-      <w:r>
-        <w:t xml:space="preserve"> Для удобства выберем в качестве начального приближени</w:t>
+        <w:t>, лежащем на выбранном отрезке. Для удобства выберем в качестве начального приближени</w:t>
       </w:r>
       <w:r>
         <w:t>я середину</w:t>
@@ -5207,13 +5056,7 @@
           <w:rPr>
             <w:rFonts w:ascii="Cambria Math" w:hAnsi="Cambria Math"/>
           </w:rPr>
-          <m:t>=</m:t>
-        </m:r>
-        <m:r>
-          <w:rPr>
-            <w:rFonts w:ascii="Cambria Math" w:hAnsi="Cambria Math"/>
-          </w:rPr>
-          <m:t>φ</m:t>
+          <m:t>=φ</m:t>
         </m:r>
         <m:d>
           <m:dPr>
@@ -5256,10 +5099,7 @@
         </m:d>
       </m:oMath>
       <w:r>
-        <w:t xml:space="preserve"> </w:t>
-      </w:r>
-      <w:r>
-        <w:t>реализуется через вызов пользовательской функции </w:t>
+        <w:t xml:space="preserve"> реализуется через вызов пользовательской функции </w:t>
       </w:r>
       <w:r>
         <w:rPr>
@@ -5277,10 +5117,7 @@
         <w:t>x</w:t>
       </w:r>
       <w:r>
-        <w:t>)</w:t>
-      </w:r>
-      <w:r>
-        <w:t>. Следовательно, подпрограмма </w:t>
+        <w:t>). Следовательно, подпрограмма </w:t>
       </w:r>
       <w:r>
         <w:rPr>
@@ -5298,10 +5135,7 @@
         <w:t>x</w:t>
       </w:r>
       <w:r>
-        <w:t>)</w:t>
-      </w:r>
-      <w:r>
-        <w:t> в нашем случае должна возвращать не значение исходного уравнения, а значение эквивалентной ему функции </w:t>
+        <w:t>) в нашем случае должна возвращать не значение исходного уравнения, а значение эквивалентной ему функции </w:t>
       </w:r>
       <m:oMath>
         <m:r>
@@ -5400,10 +5234,7 @@
         <w:t xml:space="preserve">) </w:t>
       </w:r>
       <w:r>
-        <w:t>для искусственного округления вычисленных значений с заданной точностью</w:t>
-      </w:r>
-      <w:r>
-        <w:t>.</w:t>
+        <w:t>для искусственного округления вычисленных значений с заданной точностью.</w:t>
       </w:r>
     </w:p>
     <w:p>
@@ -5614,82 +5445,18 @@
         <w:rPr>
           <w:i w:val="0"/>
           <w:iCs w:val="0"/>
-        </w:rPr>
-      </w:pPr>
-      <w:proofErr w:type="spellStart"/>
+          <w:lang w:val="ru-RU"/>
+        </w:rPr>
+      </w:pPr>
       <w:r>
         <w:rPr>
           <w:i w:val="0"/>
           <w:iCs w:val="0"/>
+          <w:lang w:val="ru-RU"/>
         </w:rPr>
         <w:lastRenderedPageBreak/>
-        <w:t>Таблица</w:t>
-      </w:r>
-      <w:proofErr w:type="spellEnd"/>
-      <w:r>
-        <w:rPr>
-          <w:i w:val="0"/>
-          <w:iCs w:val="0"/>
-        </w:rPr>
-        <w:t xml:space="preserve"> 1 – </w:t>
-      </w:r>
-      <w:proofErr w:type="spellStart"/>
-      <w:r>
-        <w:rPr>
-          <w:i w:val="0"/>
-          <w:iCs w:val="0"/>
-        </w:rPr>
-        <w:t>исследование</w:t>
-      </w:r>
-      <w:proofErr w:type="spellEnd"/>
-      <w:r>
-        <w:rPr>
-          <w:i w:val="0"/>
-          <w:iCs w:val="0"/>
-        </w:rPr>
-        <w:t xml:space="preserve"> </w:t>
-      </w:r>
-      <w:proofErr w:type="spellStart"/>
-      <w:r>
-        <w:rPr>
-          <w:i w:val="0"/>
-          <w:iCs w:val="0"/>
-        </w:rPr>
-        <w:t>скорости</w:t>
-      </w:r>
-      <w:proofErr w:type="spellEnd"/>
-      <w:r>
-        <w:rPr>
-          <w:i w:val="0"/>
-          <w:iCs w:val="0"/>
-        </w:rPr>
-        <w:t xml:space="preserve"> </w:t>
-      </w:r>
-      <w:proofErr w:type="spellStart"/>
-      <w:r>
-        <w:rPr>
-          <w:i w:val="0"/>
-          <w:iCs w:val="0"/>
-        </w:rPr>
-        <w:t>сходимости</w:t>
-      </w:r>
-      <w:proofErr w:type="spellEnd"/>
-      <w:r>
-        <w:rPr>
-          <w:i w:val="0"/>
-          <w:iCs w:val="0"/>
-        </w:rPr>
-        <w:t xml:space="preserve"> </w:t>
-      </w:r>
-      <w:proofErr w:type="spellStart"/>
-      <w:r>
-        <w:rPr>
-          <w:i w:val="0"/>
-          <w:iCs w:val="0"/>
-        </w:rPr>
-        <w:t>метода</w:t>
-      </w:r>
-      <w:proofErr w:type="spellEnd"/>
+        <w:t>Таблица 1 – исследование скорости сходимости метода</w:t>
+      </w:r>
     </w:p>
     <w:tbl>
       <w:tblPr>
@@ -5793,17 +5560,11 @@
                   </m:sSupPr>
                   <m:e>
                     <m:r>
-                      <m:rPr>
-                        <m:sty m:val="p"/>
-                      </m:rPr>
                       <m:t>10</m:t>
                     </m:r>
                   </m:e>
                   <m:sup>
                     <m:r>
-                      <m:rPr>
-                        <m:sty m:val="p"/>
-                      </m:rPr>
                       <m:t>-1</m:t>
                     </m:r>
                   </m:sup>
@@ -5881,17 +5642,11 @@
                   </m:sSupPr>
                   <m:e>
                     <m:r>
-                      <m:rPr>
-                        <m:sty m:val="p"/>
-                      </m:rPr>
                       <m:t>10</m:t>
                     </m:r>
                   </m:e>
                   <m:sup>
                     <m:r>
-                      <m:rPr>
-                        <m:sty m:val="p"/>
-                      </m:rPr>
                       <m:t>-2</m:t>
                     </m:r>
                   </m:sup>
@@ -5969,17 +5724,11 @@
                   </m:sSupPr>
                   <m:e>
                     <m:r>
-                      <m:rPr>
-                        <m:sty m:val="p"/>
-                      </m:rPr>
                       <m:t>10</m:t>
                     </m:r>
                   </m:e>
                   <m:sup>
                     <m:r>
-                      <m:rPr>
-                        <m:sty m:val="p"/>
-                      </m:rPr>
                       <m:t>-3</m:t>
                     </m:r>
                   </m:sup>
@@ -6057,17 +5806,11 @@
                   </m:sSupPr>
                   <m:e>
                     <m:r>
-                      <m:rPr>
-                        <m:sty m:val="p"/>
-                      </m:rPr>
                       <m:t>10</m:t>
                     </m:r>
                   </m:e>
                   <m:sup>
                     <m:r>
-                      <m:rPr>
-                        <m:sty m:val="p"/>
-                      </m:rPr>
                       <m:t>-4</m:t>
                     </m:r>
                   </m:sup>
@@ -6145,17 +5888,11 @@
                   </m:sSupPr>
                   <m:e>
                     <m:r>
-                      <m:rPr>
-                        <m:sty m:val="p"/>
-                      </m:rPr>
                       <m:t>10</m:t>
                     </m:r>
                   </m:e>
                   <m:sup>
                     <m:r>
-                      <m:rPr>
-                        <m:sty m:val="p"/>
-                      </m:rPr>
                       <m:t>-5</m:t>
                     </m:r>
                   </m:sup>
@@ -6233,17 +5970,11 @@
                   </m:sSupPr>
                   <m:e>
                     <m:r>
-                      <m:rPr>
-                        <m:sty m:val="p"/>
-                      </m:rPr>
                       <m:t>10</m:t>
                     </m:r>
                   </m:e>
                   <m:sup>
                     <m:r>
-                      <m:rPr>
-                        <m:sty m:val="p"/>
-                      </m:rPr>
                       <m:t>-6</m:t>
                     </m:r>
                   </m:sup>
@@ -6304,20 +6035,9 @@
     <w:p>
       <w:pPr>
         <w:jc w:val="left"/>
-        <w:rPr>
-          <w:lang w:val="en-US"/>
-        </w:rPr>
-      </w:pPr>
-      <w:r>
-        <w:t>Метод простых итераций обладает линейной скоростью сходимости. Как видно из результатов, при повышении требуемой точности </w:t>
-      </w:r>
-      <w:proofErr w:type="spellStart"/>
-      <w:r>
-        <w:t>Eps</w:t>
-      </w:r>
-      <w:proofErr w:type="spellEnd"/>
-      <w:r>
-        <w:t> на порядок (в десять раз) количество итераций постепенно возрастает примерно на 1-2 шага. Для достижения точности </w:t>
+      </w:pPr>
+      <w:r>
+        <w:t>Метод простых итераций обладает линейной скоростью сходимости. Как видно из результатов, при повышении требуемой точности Eps на порядок (в десять раз) количество итераций постепенно возрастает примерно на 1-2 шага. Для достижения точности </w:t>
       </w:r>
       <m:oMath>
         <m:sSup>
@@ -6394,7 +6114,7 @@
                   <m:sSupPr>
                     <m:ctrlPr>
                       <w:rPr>
-                        <w:rFonts w:ascii="Cambria Math"/>
+                        <w:rFonts w:ascii="Cambria Math" w:hAnsi="Cambria Math"/>
                       </w:rPr>
                     </m:ctrlPr>
                   </m:sSupPr>
@@ -6431,7 +6151,7 @@
                   <m:dPr>
                     <m:ctrlPr>
                       <w:rPr>
-                        <w:rFonts w:ascii="Cambria Math"/>
+                        <w:rFonts w:ascii="Cambria Math" w:hAnsi="Cambria Math"/>
                       </w:rPr>
                     </m:ctrlPr>
                   </m:dPr>
@@ -6449,7 +6169,7 @@
                 </m:d>
                 <m:ctrlPr>
                   <w:rPr>
-                    <w:rFonts w:ascii="Cambria Math"/>
+                    <w:rFonts w:ascii="Cambria Math" w:hAnsi="Cambria Math"/>
                   </w:rPr>
                 </m:ctrlPr>
               </m:e>
@@ -6482,18 +6202,12 @@
         </m:func>
       </m:oMath>
       <w:r>
-        <w:rPr>
-          <w:lang w:val="en-US"/>
-        </w:rPr>
         <w:t>.</w:t>
       </w:r>
     </w:p>
     <w:p>
       <w:pPr>
         <w:jc w:val="left"/>
-        <w:rPr>
-          <w:lang w:val="en-US"/>
-        </w:rPr>
       </w:pPr>
     </w:p>
     <w:p>
@@ -6512,13 +6226,7 @@
     </w:p>
     <w:p>
       <w:r>
-        <w:t xml:space="preserve">Результаты представлены в таблице </w:t>
-      </w:r>
-      <w:r>
-        <w:t>2</w:t>
-      </w:r>
-      <w:r>
-        <w:t>.</w:t>
+        <w:t>Результаты представлены в таблице 2.</w:t>
       </w:r>
     </w:p>
     <w:p>
@@ -6540,9 +6248,6 @@
       </w:r>
       <m:oMath>
         <m:r>
-          <m:rPr>
-            <m:sty m:val="p"/>
-          </m:rPr>
           <w:rPr>
             <w:lang w:val="ru-RU"/>
           </w:rPr>
@@ -6560,9 +6265,6 @@
           </m:sSupPr>
           <m:e>
             <m:r>
-              <m:rPr>
-                <m:sty m:val="p"/>
-              </m:rPr>
               <w:rPr>
                 <w:lang w:val="ru-RU"/>
               </w:rPr>
@@ -6571,9 +6273,6 @@
           </m:e>
           <m:sup>
             <m:r>
-              <m:rPr>
-                <m:sty m:val="p"/>
-              </m:rPr>
               <w:rPr>
                 <w:lang w:val="ru-RU"/>
               </w:rPr>
@@ -6623,25 +6322,7 @@
                 <w:iCs w:val="0"/>
                 <w:lang w:val="ru-RU"/>
               </w:rPr>
-              <w:t>Точность (</w:t>
-            </w:r>
-            <w:proofErr w:type="spellStart"/>
-            <w:r>
-              <w:rPr>
-                <w:i w:val="0"/>
-                <w:iCs w:val="0"/>
-                <w:lang w:val="ru-RU"/>
-              </w:rPr>
-              <w:t>Eps</w:t>
-            </w:r>
-            <w:proofErr w:type="spellEnd"/>
-            <w:r>
-              <w:rPr>
-                <w:i w:val="0"/>
-                <w:iCs w:val="0"/>
-                <w:lang w:val="ru-RU"/>
-              </w:rPr>
-              <w:t>)</w:t>
+              <w:t>Точность (Eps)</w:t>
             </w:r>
           </w:p>
         </w:tc>
@@ -6704,7 +6385,6 @@
                 <w:lang w:val="ru-RU"/>
               </w:rPr>
             </w:pPr>
-            <w:proofErr w:type="spellStart"/>
             <w:r>
               <w:rPr>
                 <w:i w:val="0"/>
@@ -6713,7 +6393,6 @@
               </w:rPr>
               <w:t>Error</w:t>
             </w:r>
-            <w:proofErr w:type="spellEnd"/>
           </w:p>
         </w:tc>
       </w:tr>
@@ -6734,9 +6413,6 @@
             <m:oMathPara>
               <m:oMath>
                 <m:r>
-                  <m:rPr>
-                    <m:sty m:val="p"/>
-                  </m:rPr>
                   <w:rPr>
                     <w:lang w:val="ru-RU"/>
                   </w:rPr>
@@ -6754,9 +6430,6 @@
                   </m:sSupPr>
                   <m:e>
                     <m:r>
-                      <m:rPr>
-                        <m:sty m:val="p"/>
-                      </m:rPr>
                       <w:rPr>
                         <w:lang w:val="ru-RU"/>
                       </w:rPr>
@@ -6765,9 +6438,6 @@
                   </m:e>
                   <m:sup>
                     <m:r>
-                      <m:rPr>
-                        <m:sty m:val="p"/>
-                      </m:rPr>
                       <w:rPr>
                         <w:lang w:val="ru-RU"/>
                       </w:rPr>
@@ -6866,9 +6536,6 @@
             <m:oMathPara>
               <m:oMath>
                 <m:r>
-                  <m:rPr>
-                    <m:sty m:val="p"/>
-                  </m:rPr>
                   <w:rPr>
                     <w:lang w:val="ru-RU"/>
                   </w:rPr>
@@ -6886,9 +6553,6 @@
                   </m:sSupPr>
                   <m:e>
                     <m:r>
-                      <m:rPr>
-                        <m:sty m:val="p"/>
-                      </m:rPr>
                       <w:rPr>
                         <w:lang w:val="ru-RU"/>
                       </w:rPr>
@@ -6897,9 +6561,6 @@
                   </m:e>
                   <m:sup>
                     <m:r>
-                      <m:rPr>
-                        <m:sty m:val="p"/>
-                      </m:rPr>
                       <w:rPr>
                         <w:lang w:val="ru-RU"/>
                       </w:rPr>
@@ -6998,9 +6659,6 @@
             <m:oMathPara>
               <m:oMath>
                 <m:r>
-                  <m:rPr>
-                    <m:sty m:val="p"/>
-                  </m:rPr>
                   <w:rPr>
                     <w:lang w:val="ru-RU"/>
                   </w:rPr>
@@ -7018,9 +6676,6 @@
                   </m:sSupPr>
                   <m:e>
                     <m:r>
-                      <m:rPr>
-                        <m:sty m:val="p"/>
-                      </m:rPr>
                       <w:rPr>
                         <w:lang w:val="ru-RU"/>
                       </w:rPr>
@@ -7029,9 +6684,6 @@
                   </m:e>
                   <m:sup>
                     <m:r>
-                      <m:rPr>
-                        <m:sty m:val="p"/>
-                      </m:rPr>
                       <w:rPr>
                         <w:lang w:val="ru-RU"/>
                       </w:rPr>
@@ -7130,9 +6782,6 @@
             <m:oMathPara>
               <m:oMath>
                 <m:r>
-                  <m:rPr>
-                    <m:sty m:val="p"/>
-                  </m:rPr>
                   <w:rPr>
                     <w:lang w:val="ru-RU"/>
                   </w:rPr>
@@ -7150,9 +6799,6 @@
                   </m:sSupPr>
                   <m:e>
                     <m:r>
-                      <m:rPr>
-                        <m:sty m:val="p"/>
-                      </m:rPr>
                       <w:rPr>
                         <w:lang w:val="ru-RU"/>
                       </w:rPr>
@@ -7161,9 +6807,6 @@
                   </m:e>
                   <m:sup>
                     <m:r>
-                      <m:rPr>
-                        <m:sty m:val="p"/>
-                      </m:rPr>
                       <w:rPr>
                         <w:lang w:val="ru-RU"/>
                       </w:rPr>
@@ -7262,9 +6905,6 @@
             <m:oMathPara>
               <m:oMath>
                 <m:r>
-                  <m:rPr>
-                    <m:sty m:val="p"/>
-                  </m:rPr>
                   <w:rPr>
                     <w:lang w:val="ru-RU"/>
                   </w:rPr>
@@ -7282,9 +6922,6 @@
                   </m:sSupPr>
                   <m:e>
                     <m:r>
-                      <m:rPr>
-                        <m:sty m:val="p"/>
-                      </m:rPr>
                       <w:rPr>
                         <w:lang w:val="ru-RU"/>
                       </w:rPr>
@@ -7293,9 +6930,6 @@
                   </m:e>
                   <m:sup>
                     <m:r>
-                      <m:rPr>
-                        <m:sty m:val="p"/>
-                      </m:rPr>
                       <w:rPr>
                         <w:lang w:val="ru-RU"/>
                       </w:rPr>
@@ -7394,9 +7028,6 @@
             <m:oMathPara>
               <m:oMath>
                 <m:r>
-                  <m:rPr>
-                    <m:sty m:val="p"/>
-                  </m:rPr>
                   <w:rPr>
                     <w:lang w:val="ru-RU"/>
                   </w:rPr>
@@ -7414,9 +7045,6 @@
                   </m:sSupPr>
                   <m:e>
                     <m:r>
-                      <m:rPr>
-                        <m:sty m:val="p"/>
-                      </m:rPr>
                       <w:rPr>
                         <w:lang w:val="ru-RU"/>
                       </w:rPr>
@@ -7425,9 +7053,6 @@
                   </m:e>
                   <m:sup>
                     <m:r>
-                      <m:rPr>
-                        <m:sty m:val="p"/>
-                      </m:rPr>
                       <w:rPr>
                         <w:lang w:val="ru-RU"/>
                       </w:rPr>
@@ -7612,15 +7237,7 @@
     </w:p>
     <w:p>
       <w:r>
-        <w:t xml:space="preserve">При сильном </w:t>
-      </w:r>
-      <w:proofErr w:type="spellStart"/>
-      <w:r>
-        <w:t>загрублении</w:t>
-      </w:r>
-      <w:proofErr w:type="spellEnd"/>
-      <w:r>
-        <w:t xml:space="preserve"> функции (</w:t>
+        <w:t>При сильном загрублении функции (</w:t>
       </w:r>
       <m:oMath>
         <m:r>
@@ -7659,19 +7276,7 @@
           <w:rPr>
             <w:rFonts w:ascii="Cambria Math" w:hAnsi="Cambria Math"/>
           </w:rPr>
-          <m:t>,</m:t>
-        </m:r>
-        <m:r>
-          <w:rPr>
-            <w:rFonts w:ascii="Cambria Math" w:hAnsi="Cambria Math"/>
-          </w:rPr>
-          <m:t>Δ</m:t>
-        </m:r>
-        <m:r>
-          <w:rPr>
-            <w:rFonts w:ascii="Cambria Math" w:hAnsi="Cambria Math"/>
-          </w:rPr>
-          <m:t>=</m:t>
+          <m:t>,Δ=</m:t>
         </m:r>
         <m:sSup>
           <m:sSupPr>
@@ -7701,19 +7306,13 @@
         </m:sSup>
       </m:oMath>
       <w:r>
-        <w:t>)</w:t>
-      </w:r>
-      <w:r>
-        <w:t xml:space="preserve"> метод находит корень, но с погрешностью, напрямую зависящей от данного искусственного округления.</w:t>
+        <w:t>) метод находит корень, но с погрешностью, напрямую зависящей от данного искусственного округления.</w:t>
       </w:r>
     </w:p>
     <w:p>
       <w:r>
         <w:lastRenderedPageBreak/>
-        <w:t>Однако, при </w:t>
-      </w:r>
-      <w:r>
-        <w:t xml:space="preserve"> </w:t>
+        <w:t xml:space="preserve">Однако, при  </w:t>
       </w:r>
       <m:oMath>
         <m:r>
@@ -7744,25 +7343,13 @@
               <w:rPr>
                 <w:rFonts w:ascii="Cambria Math" w:hAnsi="Cambria Math"/>
               </w:rPr>
-              <m:t>-</m:t>
-            </m:r>
-            <m:r>
-              <w:rPr>
-                <w:rFonts w:ascii="Cambria Math" w:hAnsi="Cambria Math"/>
-              </w:rPr>
-              <m:t>4</m:t>
+              <m:t>-4</m:t>
             </m:r>
           </m:sup>
         </m:sSup>
       </m:oMath>
       <w:r>
-        <w:t xml:space="preserve"> </w:t>
-      </w:r>
-      <w:r>
-        <w:t>наблюдается эффект бесконечного зацикливания. Это происходит из-за того, что из-за машинного округления</w:t>
-      </w:r>
-      <w:r>
-        <w:t xml:space="preserve"> </w:t>
+        <w:t xml:space="preserve"> наблюдается эффект бесконечного зацикливания. Это происходит из-за того, что из-за машинного округления </w:t>
       </w:r>
       <w:r>
         <w:rPr>
@@ -7771,13 +7358,7 @@
         <w:t>Round</w:t>
       </w:r>
       <w:r>
-        <w:t xml:space="preserve"> </w:t>
-      </w:r>
-      <w:r>
-        <w:t>функция начинает возвращать одни и те же соседние значения, и разность между соседними итерациями никогда не может преодолеть порог заданной точности</w:t>
-      </w:r>
-      <w:r>
-        <w:t xml:space="preserve"> </w:t>
+        <w:t xml:space="preserve"> функция начинает возвращать одни и те же соседние значения, и разность между соседними итерациями никогда не может преодолеть порог заданной точности </w:t>
       </w:r>
       <w:r>
         <w:rPr>
@@ -7786,10 +7367,7 @@
         <w:t>Eps</w:t>
       </w:r>
       <w:r>
-        <w:t>.</w:t>
-      </w:r>
-      <w:r>
-        <w:t xml:space="preserve"> Процесс переходит в циклические колебания </w:t>
+        <w:t>. Процесс переходит в циклические колебания </w:t>
       </w:r>
       <m:oMath>
         <m:sSub>
@@ -7829,10 +7407,7 @@
         <w:t>ITER</w:t>
       </w:r>
       <w:r>
-        <w:t xml:space="preserve"> </w:t>
-      </w:r>
-      <w:r>
-        <w:t>не наступает.</w:t>
+        <w:t xml:space="preserve"> не наступает.</w:t>
       </w:r>
     </w:p>
     <w:p>
@@ -7868,13 +7443,7 @@
               <w:rPr>
                 <w:rFonts w:ascii="Cambria Math" w:hAnsi="Cambria Math"/>
               </w:rPr>
-              <m:t>-</m:t>
-            </m:r>
-            <m:r>
-              <w:rPr>
-                <w:rFonts w:ascii="Cambria Math" w:hAnsi="Cambria Math"/>
-              </w:rPr>
-              <m:t>4</m:t>
+              <m:t>-4</m:t>
             </m:r>
           </m:sup>
         </m:sSup>
@@ -7882,14 +7451,12 @@
       <w:r>
         <w:t>), не превышающих требуемую точность </w:t>
       </w:r>
-      <w:proofErr w:type="spellStart"/>
       <w:r>
         <w:rPr>
           <w:bdr w:val="none" w:sz="0" w:space="0" w:color="auto" w:frame="1"/>
         </w:rPr>
         <w:t>Eps</w:t>
       </w:r>
-      <w:proofErr w:type="spellEnd"/>
       <w:r>
         <w:t>, процесс сходится корректно (за 10 шагов) и выдает результат с микроскопической погрешностью, пропорциональной величине искажения </w:t>
       </w:r>
@@ -8021,15 +7588,7 @@
       </w:r>
       <w:r>
         <w:lastRenderedPageBreak/>
-        <w:t>достичь требуемой точности </w:t>
-      </w:r>
-      <w:proofErr w:type="spellStart"/>
-      <w:r>
-        <w:t>Eps</w:t>
-      </w:r>
-      <w:proofErr w:type="spellEnd"/>
-      <w:r>
-        <w:t>. При высокой точности машинного счета метод работает стабильно.</w:t>
+        <w:t>достичь требуемой точности Eps. При высокой точности машинного счета метод работает стабильно.</w:t>
       </w:r>
     </w:p>
     <w:p/>
@@ -8139,77 +7698,35 @@
         <w:rPr>
           <w:lang w:val="en-US"/>
         </w:rPr>
-        <w:t>#include &lt;</w:t>
-      </w:r>
-      <w:proofErr w:type="spellStart"/>
-      <w:r>
-        <w:rPr>
-          <w:lang w:val="en-US"/>
-        </w:rPr>
-        <w:t>iomanip</w:t>
-      </w:r>
-      <w:proofErr w:type="spellEnd"/>
-      <w:r>
-        <w:rPr>
-          <w:lang w:val="en-US"/>
-        </w:rPr>
-        <w:t>&gt;</w:t>
-      </w:r>
-    </w:p>
-    <w:p>
-      <w:pPr>
-        <w:pStyle w:val="a7"/>
-        <w:rPr>
-          <w:lang w:val="en-US"/>
-        </w:rPr>
-      </w:pPr>
-      <w:r>
-        <w:rPr>
-          <w:lang w:val="en-US"/>
-        </w:rPr>
-        <w:t>#include &lt;</w:t>
-      </w:r>
-      <w:proofErr w:type="spellStart"/>
-      <w:r>
-        <w:rPr>
-          <w:lang w:val="en-US"/>
-        </w:rPr>
-        <w:t>cmath</w:t>
-      </w:r>
-      <w:proofErr w:type="spellEnd"/>
-      <w:r>
-        <w:rPr>
-          <w:lang w:val="en-US"/>
-        </w:rPr>
-        <w:t>&gt;</w:t>
-      </w:r>
-    </w:p>
-    <w:p>
-      <w:pPr>
-        <w:pStyle w:val="a7"/>
-        <w:rPr>
-          <w:lang w:val="en-US"/>
-        </w:rPr>
-      </w:pPr>
-      <w:r>
-        <w:rPr>
-          <w:lang w:val="en-US"/>
-        </w:rPr>
-        <w:t>#include &lt;</w:t>
-      </w:r>
-      <w:proofErr w:type="spellStart"/>
-      <w:r>
-        <w:rPr>
-          <w:lang w:val="en-US"/>
-        </w:rPr>
-        <w:t>clocale</w:t>
-      </w:r>
-      <w:proofErr w:type="spellEnd"/>
-      <w:r>
-        <w:rPr>
-          <w:lang w:val="en-US"/>
-        </w:rPr>
-        <w:t>&gt;</w:t>
+        <w:t>#include &lt;iomanip&gt;</w:t>
+      </w:r>
+    </w:p>
+    <w:p>
+      <w:pPr>
+        <w:pStyle w:val="a7"/>
+        <w:rPr>
+          <w:lang w:val="en-US"/>
+        </w:rPr>
+      </w:pPr>
+      <w:r>
+        <w:rPr>
+          <w:lang w:val="en-US"/>
+        </w:rPr>
+        <w:t>#include &lt;cmath&gt;</w:t>
+      </w:r>
+    </w:p>
+    <w:p>
+      <w:pPr>
+        <w:pStyle w:val="a7"/>
+        <w:rPr>
+          <w:lang w:val="en-US"/>
+        </w:rPr>
+      </w:pPr>
+      <w:r>
+        <w:rPr>
+          <w:lang w:val="en-US"/>
+        </w:rPr>
+        <w:t>#include &lt;clocale&gt;</w:t>
       </w:r>
     </w:p>
     <w:p>
@@ -8305,16 +7822,8 @@
         <w:rPr>
           <w:lang w:val="en-US"/>
         </w:rPr>
-        <w:t xml:space="preserve"> </w:t>
-      </w:r>
-      <w:proofErr w:type="gramStart"/>
-      <w:r>
-        <w:rPr>
-          <w:lang w:val="en-US"/>
-        </w:rPr>
-        <w:t>Round(</w:t>
-      </w:r>
-      <w:proofErr w:type="gramEnd"/>
+        <w:t xml:space="preserve"> Round(</w:t>
+      </w:r>
       <w:r>
         <w:rPr>
           <w:i/>
@@ -8363,16 +7872,8 @@
         <w:rPr>
           <w:lang w:val="en-US"/>
         </w:rPr>
-        <w:t xml:space="preserve"> </w:t>
-      </w:r>
-      <w:proofErr w:type="gramStart"/>
-      <w:r>
-        <w:rPr>
-          <w:lang w:val="en-US"/>
-        </w:rPr>
-        <w:t>ITER(</w:t>
-      </w:r>
-      <w:proofErr w:type="gramEnd"/>
+        <w:t xml:space="preserve"> ITER(</w:t>
+      </w:r>
       <w:r>
         <w:rPr>
           <w:i/>
@@ -8443,21 +7944,7 @@
         <w:rPr>
           <w:lang w:val="en-US"/>
         </w:rPr>
-        <w:t xml:space="preserve"> </w:t>
-      </w:r>
-      <w:proofErr w:type="spellStart"/>
-      <w:r>
-        <w:rPr>
-          <w:lang w:val="en-US"/>
-        </w:rPr>
-        <w:t>f_calls</w:t>
-      </w:r>
-      <w:proofErr w:type="spellEnd"/>
-      <w:r>
-        <w:rPr>
-          <w:lang w:val="en-US"/>
-        </w:rPr>
-        <w:t xml:space="preserve"> = 0;</w:t>
+        <w:t xml:space="preserve"> f_calls = 0;</w:t>
       </w:r>
     </w:p>
     <w:p>
@@ -8533,16 +8020,8 @@
         <w:rPr>
           <w:lang w:val="en-US"/>
         </w:rPr>
-        <w:t xml:space="preserve"> </w:t>
-      </w:r>
-      <w:proofErr w:type="gramStart"/>
-      <w:r>
-        <w:rPr>
-          <w:lang w:val="en-US"/>
-        </w:rPr>
-        <w:t>F(</w:t>
-      </w:r>
-      <w:proofErr w:type="gramEnd"/>
+        <w:t xml:space="preserve"> F(</w:t>
+      </w:r>
       <w:r>
         <w:rPr>
           <w:i/>
@@ -8583,56 +8062,21 @@
         <w:rPr>
           <w:lang w:val="en-US"/>
         </w:rPr>
+        <w:t>    f_calls++;</w:t>
+      </w:r>
+    </w:p>
+    <w:p>
+      <w:pPr>
+        <w:pStyle w:val="a7"/>
+      </w:pPr>
+      <w:r>
+        <w:rPr>
+          <w:lang w:val="en-US"/>
+        </w:rPr>
         <w:t xml:space="preserve">    </w:t>
       </w:r>
-      <w:proofErr w:type="spellStart"/>
-      <w:r>
-        <w:rPr>
-          <w:lang w:val="en-US"/>
-        </w:rPr>
-        <w:t>f_calls</w:t>
-      </w:r>
-      <w:proofErr w:type="spellEnd"/>
-      <w:r>
-        <w:rPr>
-          <w:lang w:val="en-US"/>
-        </w:rPr>
-        <w:t>++;</w:t>
-      </w:r>
-    </w:p>
-    <w:p>
-      <w:pPr>
-        <w:pStyle w:val="a7"/>
-      </w:pPr>
-      <w:r>
-        <w:rPr>
-          <w:lang w:val="en-US"/>
-        </w:rPr>
-        <w:t xml:space="preserve">    </w:t>
-      </w:r>
-      <w:proofErr w:type="spellStart"/>
-      <w:r>
-        <w:t>if</w:t>
-      </w:r>
-      <w:proofErr w:type="spellEnd"/>
-      <w:r>
-        <w:t xml:space="preserve"> (</w:t>
-      </w:r>
-      <w:proofErr w:type="spellStart"/>
-      <w:r>
-        <w:t>f_calls</w:t>
-      </w:r>
-      <w:proofErr w:type="spellEnd"/>
-      <w:r>
-        <w:t xml:space="preserve"> &gt; 1000) </w:t>
-      </w:r>
-      <w:proofErr w:type="spellStart"/>
-      <w:r>
-        <w:t>return</w:t>
-      </w:r>
-      <w:proofErr w:type="spellEnd"/>
-      <w:r>
-        <w:t xml:space="preserve"> x;</w:t>
+      <w:r>
+        <w:t>if (f_calls &gt; 1000) return x;</w:t>
       </w:r>
       <w:r>
         <w:rPr>
@@ -8672,49 +8116,21 @@
         <w:rPr>
           <w:lang w:val="en-US"/>
         </w:rPr>
-        <w:t xml:space="preserve"> y = </w:t>
-      </w:r>
-      <w:proofErr w:type="gramStart"/>
-      <w:r>
-        <w:rPr>
-          <w:lang w:val="en-US"/>
-        </w:rPr>
-        <w:t>exp(</w:t>
-      </w:r>
-      <w:proofErr w:type="gramEnd"/>
-      <w:r>
-        <w:rPr>
-          <w:lang w:val="en-US"/>
-        </w:rPr>
-        <w:t>1.0 / sqrt(x));</w:t>
-      </w:r>
-    </w:p>
-    <w:p>
-      <w:pPr>
-        <w:pStyle w:val="a7"/>
-        <w:rPr>
-          <w:lang w:val="en-US"/>
-        </w:rPr>
-      </w:pPr>
-      <w:r>
-        <w:rPr>
-          <w:lang w:val="en-US"/>
-        </w:rPr>
-        <w:t xml:space="preserve">    if (DELTA &gt; 1e-9) return </w:t>
-      </w:r>
-      <w:proofErr w:type="gramStart"/>
-      <w:r>
-        <w:rPr>
-          <w:lang w:val="en-US"/>
-        </w:rPr>
-        <w:t>Round(</w:t>
-      </w:r>
-      <w:proofErr w:type="gramEnd"/>
-      <w:r>
-        <w:rPr>
-          <w:lang w:val="en-US"/>
-        </w:rPr>
-        <w:t>y, DELTA);</w:t>
+        <w:t xml:space="preserve"> y = exp(1.0 / sqrt(x));</w:t>
+      </w:r>
+    </w:p>
+    <w:p>
+      <w:pPr>
+        <w:pStyle w:val="a7"/>
+        <w:rPr>
+          <w:lang w:val="en-US"/>
+        </w:rPr>
+      </w:pPr>
+      <w:r>
+        <w:rPr>
+          <w:lang w:val="en-US"/>
+        </w:rPr>
+        <w:t>    if (DELTA &gt; 1e-9) return Round(y, DELTA);</w:t>
       </w:r>
     </w:p>
     <w:p>
@@ -8727,13 +8143,8 @@
         </w:rPr>
         <w:t xml:space="preserve">    </w:t>
       </w:r>
-      <w:proofErr w:type="spellStart"/>
-      <w:r>
-        <w:t>return</w:t>
-      </w:r>
-      <w:proofErr w:type="spellEnd"/>
-      <w:r>
-        <w:t xml:space="preserve"> y;</w:t>
+      <w:r>
+        <w:t>return y;</w:t>
       </w:r>
     </w:p>
     <w:p>
@@ -8836,49 +8247,21 @@
         <w:rPr>
           <w:lang w:val="en-US"/>
         </w:rPr>
-        <w:t xml:space="preserve"> y = -</w:t>
-      </w:r>
-      <w:proofErr w:type="gramStart"/>
-      <w:r>
-        <w:rPr>
-          <w:lang w:val="en-US"/>
-        </w:rPr>
-        <w:t>exp(</w:t>
-      </w:r>
-      <w:proofErr w:type="gramEnd"/>
-      <w:r>
-        <w:rPr>
-          <w:lang w:val="en-US"/>
-        </w:rPr>
-        <w:t>1.0 / sqrt(x)) / (2.0 * x * sqrt(x));</w:t>
-      </w:r>
-    </w:p>
-    <w:p>
-      <w:pPr>
-        <w:pStyle w:val="a7"/>
-        <w:rPr>
-          <w:lang w:val="en-US"/>
-        </w:rPr>
-      </w:pPr>
-      <w:r>
-        <w:rPr>
-          <w:lang w:val="en-US"/>
-        </w:rPr>
-        <w:t xml:space="preserve">    if (DELTA &gt; 1e-9) return </w:t>
-      </w:r>
-      <w:proofErr w:type="gramStart"/>
-      <w:r>
-        <w:rPr>
-          <w:lang w:val="en-US"/>
-        </w:rPr>
-        <w:t>Round(</w:t>
-      </w:r>
-      <w:proofErr w:type="gramEnd"/>
-      <w:r>
-        <w:rPr>
-          <w:lang w:val="en-US"/>
-        </w:rPr>
-        <w:t>y, DELTA);</w:t>
+        <w:t xml:space="preserve"> y = -exp(1.0 / sqrt(x)) / (2.0 * x * sqrt(x));</w:t>
+      </w:r>
+    </w:p>
+    <w:p>
+      <w:pPr>
+        <w:pStyle w:val="a7"/>
+        <w:rPr>
+          <w:lang w:val="en-US"/>
+        </w:rPr>
+      </w:pPr>
+      <w:r>
+        <w:rPr>
+          <w:lang w:val="en-US"/>
+        </w:rPr>
+        <w:t>    if (DELTA &gt; 1e-9) return Round(y, DELTA);</w:t>
       </w:r>
     </w:p>
     <w:p>
@@ -8936,21 +8319,21 @@
         <w:rPr>
           <w:lang w:val="en-US"/>
         </w:rPr>
-        <w:t xml:space="preserve"> </w:t>
-      </w:r>
-      <w:proofErr w:type="gramStart"/>
-      <w:r>
-        <w:rPr>
-          <w:lang w:val="en-US"/>
-        </w:rPr>
-        <w:t>main(</w:t>
-      </w:r>
-      <w:proofErr w:type="gramEnd"/>
-      <w:r>
-        <w:rPr>
-          <w:lang w:val="en-US"/>
-        </w:rPr>
-        <w:t>) {</w:t>
+        <w:t xml:space="preserve"> main() {</w:t>
+      </w:r>
+    </w:p>
+    <w:p>
+      <w:pPr>
+        <w:pStyle w:val="a7"/>
+        <w:rPr>
+          <w:lang w:val="en-US"/>
+        </w:rPr>
+      </w:pPr>
+      <w:r>
+        <w:rPr>
+          <w:lang w:val="en-US"/>
+        </w:rPr>
+        <w:t>    setlocale(LC_ALL, "Russian");</w:t>
       </w:r>
     </w:p>
     <w:p>
@@ -8966,35 +8349,10 @@
         </w:rPr>
         <w:t xml:space="preserve">    </w:t>
       </w:r>
-      <w:proofErr w:type="spellStart"/>
-      <w:proofErr w:type="gramStart"/>
-      <w:r>
-        <w:rPr>
-          <w:lang w:val="en-US"/>
-        </w:rPr>
-        <w:t>setlocale</w:t>
-      </w:r>
-      <w:proofErr w:type="spellEnd"/>
-      <w:r>
-        <w:rPr>
-          <w:lang w:val="en-US"/>
-        </w:rPr>
-        <w:t>(</w:t>
-      </w:r>
-      <w:proofErr w:type="gramEnd"/>
-      <w:r>
-        <w:rPr>
-          <w:lang w:val="en-US"/>
-        </w:rPr>
-        <w:t>LC_ALL, "Russian");</w:t>
-      </w:r>
-    </w:p>
-    <w:p>
-      <w:pPr>
-        <w:pStyle w:val="a7"/>
-        <w:rPr>
-          <w:lang w:val="en-US"/>
-        </w:rPr>
+    </w:p>
+    <w:p>
+      <w:pPr>
+        <w:pStyle w:val="a7"/>
       </w:pPr>
       <w:r>
         <w:rPr>
@@ -9002,18 +8360,6 @@
         </w:rPr>
         <w:t xml:space="preserve">    </w:t>
       </w:r>
-    </w:p>
-    <w:p>
-      <w:pPr>
-        <w:pStyle w:val="a7"/>
-      </w:pPr>
-      <w:r>
-        <w:rPr>
-          <w:lang w:val="en-US"/>
-        </w:rPr>
-        <w:t xml:space="preserve">    </w:t>
-      </w:r>
-      <w:proofErr w:type="spellStart"/>
       <w:r>
         <w:rPr>
           <w:i/>
@@ -9021,7 +8367,6 @@
         </w:rPr>
         <w:t>double</w:t>
       </w:r>
-      <w:proofErr w:type="spellEnd"/>
       <w:r>
         <w:t xml:space="preserve"> x0 = 2.0; </w:t>
       </w:r>
@@ -9033,7 +8378,6 @@
       <w:r>
         <w:t xml:space="preserve">    </w:t>
       </w:r>
-      <w:proofErr w:type="spellStart"/>
       <w:r>
         <w:rPr>
           <w:i/>
@@ -9041,7 +8385,6 @@
         </w:rPr>
         <w:t>int</w:t>
       </w:r>
-      <w:proofErr w:type="spellEnd"/>
       <w:r>
         <w:t xml:space="preserve"> N;</w:t>
       </w:r>
@@ -9056,71 +8399,23 @@
         <w:pStyle w:val="a7"/>
       </w:pPr>
       <w:r>
-        <w:t xml:space="preserve">    </w:t>
-      </w:r>
-      <w:proofErr w:type="spellStart"/>
-      <w:r>
-        <w:t>cout</w:t>
-      </w:r>
-      <w:proofErr w:type="spellEnd"/>
-      <w:r>
-        <w:t xml:space="preserve"> &lt;&lt; "Лаб. 4: Метод простых итераций\n";</w:t>
-      </w:r>
-    </w:p>
-    <w:p>
-      <w:pPr>
-        <w:pStyle w:val="a7"/>
-      </w:pPr>
-      <w:r>
-        <w:t xml:space="preserve">    </w:t>
-      </w:r>
-      <w:proofErr w:type="spellStart"/>
-      <w:r>
-        <w:t>cout</w:t>
-      </w:r>
-      <w:proofErr w:type="spellEnd"/>
-      <w:r>
-        <w:t xml:space="preserve"> &lt;&lt; "Уравнение: </w:t>
-      </w:r>
-      <w:proofErr w:type="spellStart"/>
-      <w:r>
-        <w:t>ln</w:t>
-      </w:r>
-      <w:proofErr w:type="spellEnd"/>
-      <w:r>
-        <w:t xml:space="preserve">(x)^2 - 1/x = 0  =&gt;  x = </w:t>
-      </w:r>
-      <w:proofErr w:type="spellStart"/>
-      <w:r>
-        <w:t>exp</w:t>
-      </w:r>
-      <w:proofErr w:type="spellEnd"/>
-      <w:r>
-        <w:t>(1/</w:t>
-      </w:r>
-      <w:proofErr w:type="spellStart"/>
-      <w:r>
-        <w:t>sqrt</w:t>
-      </w:r>
-      <w:proofErr w:type="spellEnd"/>
-      <w:r>
-        <w:t>(x))\n";</w:t>
-      </w:r>
-    </w:p>
-    <w:p>
-      <w:pPr>
-        <w:pStyle w:val="a7"/>
-      </w:pPr>
-      <w:r>
-        <w:t xml:space="preserve">    </w:t>
-      </w:r>
-      <w:proofErr w:type="spellStart"/>
-      <w:r>
-        <w:t>cout</w:t>
-      </w:r>
-      <w:proofErr w:type="spellEnd"/>
-      <w:r>
-        <w:t xml:space="preserve"> &lt;&lt; "Начальное приближение x0: " &lt;&lt; x0 &lt;&lt; "\n\n";</w:t>
+        <w:t>    cout &lt;&lt; "Лаб. 4: Метод простых итераций\n";</w:t>
+      </w:r>
+    </w:p>
+    <w:p>
+      <w:pPr>
+        <w:pStyle w:val="a7"/>
+      </w:pPr>
+      <w:r>
+        <w:t>    cout &lt;&lt; "Уравнение: ln(x)^2 - 1/x = 0  =&gt;  x = exp(1/sqrt(x))\n";</w:t>
+      </w:r>
+    </w:p>
+    <w:p>
+      <w:pPr>
+        <w:pStyle w:val="a7"/>
+      </w:pPr>
+      <w:r>
+        <w:t>    cout &lt;&lt; "Начальное приближение x0: " &lt;&lt; x0 &lt;&lt; "\n\n";</w:t>
       </w:r>
     </w:p>
     <w:p>
@@ -9150,148 +8445,38 @@
         <w:pStyle w:val="a7"/>
       </w:pPr>
       <w:r>
+        <w:t>    cout &lt;&lt; "6.1) Зависимость итераций (N) от точности (Eps):\n";</w:t>
+      </w:r>
+    </w:p>
+    <w:p>
+      <w:pPr>
+        <w:pStyle w:val="a7"/>
+        <w:rPr>
+          <w:lang w:val="en-US"/>
+        </w:rPr>
+      </w:pPr>
+      <w:r>
         <w:t xml:space="preserve">    </w:t>
       </w:r>
-      <w:proofErr w:type="spellStart"/>
-      <w:r>
-        <w:t>cout</w:t>
-      </w:r>
-      <w:proofErr w:type="spellEnd"/>
-      <w:r>
-        <w:t xml:space="preserve"> &lt;&lt; "6.1) Зависимость итераций (N) от точности (</w:t>
-      </w:r>
-      <w:proofErr w:type="spellStart"/>
-      <w:r>
-        <w:t>Eps</w:t>
-      </w:r>
-      <w:proofErr w:type="spellEnd"/>
-      <w:r>
-        <w:t>):\n";</w:t>
-      </w:r>
-    </w:p>
-    <w:p>
-      <w:pPr>
-        <w:pStyle w:val="a7"/>
-        <w:rPr>
-          <w:lang w:val="en-US"/>
-        </w:rPr>
-      </w:pPr>
-      <w:r>
-        <w:t xml:space="preserve">    </w:t>
-      </w:r>
-      <w:proofErr w:type="spellStart"/>
-      <w:r>
-        <w:rPr>
-          <w:lang w:val="en-US"/>
-        </w:rPr>
-        <w:t>cout</w:t>
-      </w:r>
-      <w:proofErr w:type="spellEnd"/>
-      <w:r>
-        <w:rPr>
-          <w:lang w:val="en-US"/>
-        </w:rPr>
-        <w:t xml:space="preserve"> &lt;&lt; fixed &lt;&lt; </w:t>
-      </w:r>
-      <w:proofErr w:type="spellStart"/>
-      <w:proofErr w:type="gramStart"/>
-      <w:r>
-        <w:rPr>
-          <w:lang w:val="en-US"/>
-        </w:rPr>
-        <w:t>setprecision</w:t>
-      </w:r>
-      <w:proofErr w:type="spellEnd"/>
-      <w:r>
-        <w:rPr>
-          <w:lang w:val="en-US"/>
-        </w:rPr>
-        <w:t>(</w:t>
-      </w:r>
-      <w:proofErr w:type="gramEnd"/>
-      <w:r>
-        <w:rPr>
-          <w:lang w:val="en-US"/>
-        </w:rPr>
-        <w:t>10);</w:t>
-      </w:r>
-    </w:p>
-    <w:p>
-      <w:pPr>
-        <w:pStyle w:val="a7"/>
-        <w:rPr>
-          <w:lang w:val="en-US"/>
-        </w:rPr>
-      </w:pPr>
-      <w:r>
-        <w:rPr>
-          <w:lang w:val="en-US"/>
-        </w:rPr>
-        <w:t xml:space="preserve">    </w:t>
-      </w:r>
-      <w:proofErr w:type="spellStart"/>
-      <w:r>
-        <w:rPr>
-          <w:lang w:val="en-US"/>
-        </w:rPr>
-        <w:t>cout</w:t>
-      </w:r>
-      <w:proofErr w:type="spellEnd"/>
-      <w:r>
-        <w:rPr>
-          <w:lang w:val="en-US"/>
-        </w:rPr>
-        <w:t xml:space="preserve"> &lt;&lt; </w:t>
-      </w:r>
-      <w:proofErr w:type="spellStart"/>
-      <w:proofErr w:type="gramStart"/>
-      <w:r>
-        <w:rPr>
-          <w:lang w:val="en-US"/>
-        </w:rPr>
-        <w:t>setw</w:t>
-      </w:r>
-      <w:proofErr w:type="spellEnd"/>
-      <w:r>
-        <w:rPr>
-          <w:lang w:val="en-US"/>
-        </w:rPr>
-        <w:t>(</w:t>
-      </w:r>
-      <w:proofErr w:type="gramEnd"/>
-      <w:r>
-        <w:rPr>
-          <w:lang w:val="en-US"/>
-        </w:rPr>
-        <w:t xml:space="preserve">10) &lt;&lt; "Eps" &lt;&lt; </w:t>
-      </w:r>
-      <w:proofErr w:type="spellStart"/>
-      <w:r>
-        <w:rPr>
-          <w:lang w:val="en-US"/>
-        </w:rPr>
-        <w:t>setw</w:t>
-      </w:r>
-      <w:proofErr w:type="spellEnd"/>
-      <w:r>
-        <w:rPr>
-          <w:lang w:val="en-US"/>
-        </w:rPr>
-        <w:t xml:space="preserve">(18) &lt;&lt; "X" &lt;&lt; </w:t>
-      </w:r>
-      <w:proofErr w:type="spellStart"/>
-      <w:r>
-        <w:rPr>
-          <w:lang w:val="en-US"/>
-        </w:rPr>
-        <w:t>setw</w:t>
-      </w:r>
-      <w:proofErr w:type="spellEnd"/>
-      <w:r>
-        <w:rPr>
-          <w:lang w:val="en-US"/>
-        </w:rPr>
-        <w:t>(10) &lt;&lt; "N\n";</w:t>
+      <w:r>
+        <w:rPr>
+          <w:lang w:val="en-US"/>
+        </w:rPr>
+        <w:t>cout &lt;&lt; fixed &lt;&lt; setprecision(10);</w:t>
+      </w:r>
+    </w:p>
+    <w:p>
+      <w:pPr>
+        <w:pStyle w:val="a7"/>
+        <w:rPr>
+          <w:lang w:val="en-US"/>
+        </w:rPr>
+      </w:pPr>
+      <w:r>
+        <w:rPr>
+          <w:lang w:val="en-US"/>
+        </w:rPr>
+        <w:t>    cout &lt;&lt; setw(10) &lt;&lt; "Eps" &lt;&lt; setw(18) &lt;&lt; "X" &lt;&lt; setw(10) &lt;&lt; "N\n";</w:t>
       </w:r>
     </w:p>
     <w:p>
@@ -9333,21 +8518,7 @@
         <w:rPr>
           <w:lang w:val="en-US"/>
         </w:rPr>
-        <w:t xml:space="preserve"> </w:t>
-      </w:r>
-      <w:proofErr w:type="spellStart"/>
-      <w:r>
-        <w:rPr>
-          <w:lang w:val="en-US"/>
-        </w:rPr>
-        <w:t>exactX</w:t>
-      </w:r>
-      <w:proofErr w:type="spellEnd"/>
-      <w:r>
-        <w:rPr>
-          <w:lang w:val="en-US"/>
-        </w:rPr>
-        <w:t xml:space="preserve"> = 0;</w:t>
+        <w:t xml:space="preserve"> exactX = 0;</w:t>
       </w:r>
     </w:p>
     <w:p>
@@ -9389,21 +8560,7 @@
         <w:rPr>
           <w:lang w:val="en-US"/>
         </w:rPr>
-        <w:t xml:space="preserve">        </w:t>
-      </w:r>
-      <w:proofErr w:type="spellStart"/>
-      <w:r>
-        <w:rPr>
-          <w:lang w:val="en-US"/>
-        </w:rPr>
-        <w:t>f_calls</w:t>
-      </w:r>
-      <w:proofErr w:type="spellEnd"/>
-      <w:r>
-        <w:rPr>
-          <w:lang w:val="en-US"/>
-        </w:rPr>
-        <w:t xml:space="preserve"> = 0;</w:t>
+        <w:t>        f_calls = 0;</w:t>
       </w:r>
     </w:p>
     <w:p>
@@ -9431,21 +8588,7 @@
         <w:rPr>
           <w:lang w:val="en-US"/>
         </w:rPr>
-        <w:t xml:space="preserve"> x = </w:t>
-      </w:r>
-      <w:proofErr w:type="gramStart"/>
-      <w:r>
-        <w:rPr>
-          <w:lang w:val="en-US"/>
-        </w:rPr>
-        <w:t>ITER(</w:t>
-      </w:r>
-      <w:proofErr w:type="gramEnd"/>
-      <w:r>
-        <w:rPr>
-          <w:lang w:val="en-US"/>
-        </w:rPr>
-        <w:t>x0, eps, N);</w:t>
+        <w:t xml:space="preserve"> x = ITER(x0, eps, N);</w:t>
       </w:r>
     </w:p>
     <w:p>
@@ -9458,21 +8601,8 @@
         </w:rPr>
         <w:t xml:space="preserve">        </w:t>
       </w:r>
-      <w:proofErr w:type="spellStart"/>
-      <w:r>
-        <w:t>if</w:t>
-      </w:r>
-      <w:proofErr w:type="spellEnd"/>
-      <w:r>
-        <w:t xml:space="preserve"> (</w:t>
-      </w:r>
-      <w:proofErr w:type="spellStart"/>
-      <w:r>
-        <w:t>f_calls</w:t>
-      </w:r>
-      <w:proofErr w:type="spellEnd"/>
-      <w:r>
-        <w:t xml:space="preserve"> &gt; 1000) N = -1;</w:t>
+      <w:r>
+        <w:t>if (f_calls &gt; 1000) N = -1;</w:t>
       </w:r>
       <w:r>
         <w:rPr>
@@ -9492,139 +8622,25 @@
       <w:r>
         <w:t xml:space="preserve">        </w:t>
       </w:r>
-      <w:proofErr w:type="spellStart"/>
-      <w:r>
-        <w:rPr>
-          <w:lang w:val="en-US"/>
-        </w:rPr>
-        <w:t>cout</w:t>
-      </w:r>
-      <w:proofErr w:type="spellEnd"/>
-      <w:r>
-        <w:rPr>
-          <w:lang w:val="en-US"/>
-        </w:rPr>
-        <w:t xml:space="preserve"> &lt;&lt; </w:t>
-      </w:r>
-      <w:proofErr w:type="spellStart"/>
-      <w:proofErr w:type="gramStart"/>
-      <w:r>
-        <w:rPr>
-          <w:lang w:val="en-US"/>
-        </w:rPr>
-        <w:t>setw</w:t>
-      </w:r>
-      <w:proofErr w:type="spellEnd"/>
-      <w:r>
-        <w:rPr>
-          <w:lang w:val="en-US"/>
-        </w:rPr>
-        <w:t>(</w:t>
-      </w:r>
-      <w:proofErr w:type="gramEnd"/>
-      <w:r>
-        <w:rPr>
-          <w:lang w:val="en-US"/>
-        </w:rPr>
-        <w:t xml:space="preserve">10) &lt;&lt; </w:t>
-      </w:r>
-      <w:proofErr w:type="spellStart"/>
-      <w:r>
-        <w:rPr>
-          <w:lang w:val="en-US"/>
-        </w:rPr>
-        <w:t>setprecision</w:t>
-      </w:r>
-      <w:proofErr w:type="spellEnd"/>
-      <w:r>
-        <w:rPr>
-          <w:lang w:val="en-US"/>
-        </w:rPr>
-        <w:t xml:space="preserve">(6) &lt;&lt; eps &lt;&lt; </w:t>
-      </w:r>
-      <w:proofErr w:type="spellStart"/>
-      <w:r>
-        <w:rPr>
-          <w:lang w:val="en-US"/>
-        </w:rPr>
-        <w:t>setw</w:t>
-      </w:r>
-      <w:proofErr w:type="spellEnd"/>
-      <w:r>
-        <w:rPr>
-          <w:lang w:val="en-US"/>
-        </w:rPr>
-        <w:t xml:space="preserve">(18) &lt;&lt; </w:t>
-      </w:r>
-      <w:proofErr w:type="spellStart"/>
-      <w:r>
-        <w:rPr>
-          <w:lang w:val="en-US"/>
-        </w:rPr>
-        <w:t>setprecision</w:t>
-      </w:r>
-      <w:proofErr w:type="spellEnd"/>
-      <w:r>
-        <w:rPr>
-          <w:lang w:val="en-US"/>
-        </w:rPr>
-        <w:t xml:space="preserve">(9) &lt;&lt; x &lt;&lt; </w:t>
-      </w:r>
-      <w:proofErr w:type="spellStart"/>
-      <w:r>
-        <w:rPr>
-          <w:lang w:val="en-US"/>
-        </w:rPr>
-        <w:t>setw</w:t>
-      </w:r>
-      <w:proofErr w:type="spellEnd"/>
-      <w:r>
-        <w:rPr>
-          <w:lang w:val="en-US"/>
-        </w:rPr>
-        <w:t xml:space="preserve">(10) &lt;&lt; N &lt;&lt; </w:t>
-      </w:r>
-      <w:proofErr w:type="spellStart"/>
-      <w:r>
-        <w:rPr>
-          <w:lang w:val="en-US"/>
-        </w:rPr>
-        <w:t>endl</w:t>
-      </w:r>
-      <w:proofErr w:type="spellEnd"/>
-      <w:r>
-        <w:rPr>
-          <w:lang w:val="en-US"/>
-        </w:rPr>
-        <w:t>;</w:t>
-      </w:r>
-    </w:p>
-    <w:p>
-      <w:pPr>
-        <w:pStyle w:val="a7"/>
-        <w:rPr>
-          <w:lang w:val="en-US"/>
-        </w:rPr>
-      </w:pPr>
-      <w:r>
-        <w:rPr>
-          <w:lang w:val="en-US"/>
-        </w:rPr>
-        <w:t xml:space="preserve">        if (eps &lt; 2e-6) </w:t>
-      </w:r>
-      <w:proofErr w:type="spellStart"/>
-      <w:r>
-        <w:rPr>
-          <w:lang w:val="en-US"/>
-        </w:rPr>
-        <w:t>exactX</w:t>
-      </w:r>
-      <w:proofErr w:type="spellEnd"/>
-      <w:r>
-        <w:rPr>
-          <w:lang w:val="en-US"/>
-        </w:rPr>
-        <w:t xml:space="preserve"> = x;</w:t>
+      <w:r>
+        <w:rPr>
+          <w:lang w:val="en-US"/>
+        </w:rPr>
+        <w:t>cout &lt;&lt; setw(10) &lt;&lt; setprecision(6) &lt;&lt; eps &lt;&lt; setw(18) &lt;&lt; setprecision(9) &lt;&lt; x &lt;&lt; setw(10) &lt;&lt; N &lt;&lt; endl;</w:t>
+      </w:r>
+    </w:p>
+    <w:p>
+      <w:pPr>
+        <w:pStyle w:val="a7"/>
+        <w:rPr>
+          <w:lang w:val="en-US"/>
+        </w:rPr>
+      </w:pPr>
+      <w:r>
+        <w:rPr>
+          <w:lang w:val="en-US"/>
+        </w:rPr>
+        <w:t>        if (eps &lt; 2e-6) exactX = x;</w:t>
       </w:r>
     </w:p>
     <w:p>
@@ -9651,112 +8667,24 @@
         <w:pStyle w:val="a7"/>
       </w:pPr>
       <w:r>
+        <w:t>    cout &lt;&lt; "\n6.2) Чувствительность к ошибкам (Eps=1e-6):\n";</w:t>
+      </w:r>
+    </w:p>
+    <w:p>
+      <w:pPr>
+        <w:pStyle w:val="a7"/>
+        <w:rPr>
+          <w:lang w:val="en-US"/>
+        </w:rPr>
+      </w:pPr>
+      <w:r>
         <w:t xml:space="preserve">    </w:t>
       </w:r>
-      <w:proofErr w:type="spellStart"/>
-      <w:r>
-        <w:t>cout</w:t>
-      </w:r>
-      <w:proofErr w:type="spellEnd"/>
-      <w:r>
-        <w:t xml:space="preserve"> &lt;&lt; "\n6.2) Чувствительность к ошибкам (</w:t>
-      </w:r>
-      <w:proofErr w:type="spellStart"/>
-      <w:r>
-        <w:t>Eps</w:t>
-      </w:r>
-      <w:proofErr w:type="spellEnd"/>
-      <w:r>
-        <w:t>=1e-6):\n";</w:t>
-      </w:r>
-    </w:p>
-    <w:p>
-      <w:pPr>
-        <w:pStyle w:val="a7"/>
-        <w:rPr>
-          <w:lang w:val="en-US"/>
-        </w:rPr>
-      </w:pPr>
-      <w:r>
-        <w:t xml:space="preserve">    </w:t>
-      </w:r>
-      <w:proofErr w:type="spellStart"/>
-      <w:r>
-        <w:rPr>
-          <w:lang w:val="en-US"/>
-        </w:rPr>
-        <w:t>cout</w:t>
-      </w:r>
-      <w:proofErr w:type="spellEnd"/>
-      <w:r>
-        <w:rPr>
-          <w:lang w:val="en-US"/>
-        </w:rPr>
-        <w:t xml:space="preserve"> &lt;&lt; </w:t>
-      </w:r>
-      <w:proofErr w:type="spellStart"/>
-      <w:proofErr w:type="gramStart"/>
-      <w:r>
-        <w:rPr>
-          <w:lang w:val="en-US"/>
-        </w:rPr>
-        <w:t>setw</w:t>
-      </w:r>
-      <w:proofErr w:type="spellEnd"/>
-      <w:r>
-        <w:rPr>
-          <w:lang w:val="en-US"/>
-        </w:rPr>
-        <w:t>(</w:t>
-      </w:r>
-      <w:proofErr w:type="gramEnd"/>
-      <w:r>
-        <w:rPr>
-          <w:lang w:val="en-US"/>
-        </w:rPr>
-        <w:t xml:space="preserve">10) &lt;&lt; "Delta" &lt;&lt; </w:t>
-      </w:r>
-      <w:proofErr w:type="spellStart"/>
-      <w:r>
-        <w:rPr>
-          <w:lang w:val="en-US"/>
-        </w:rPr>
-        <w:t>setw</w:t>
-      </w:r>
-      <w:proofErr w:type="spellEnd"/>
-      <w:r>
-        <w:rPr>
-          <w:lang w:val="en-US"/>
-        </w:rPr>
-        <w:t xml:space="preserve">(18) &lt;&lt; "X" &lt;&lt; </w:t>
-      </w:r>
-      <w:proofErr w:type="spellStart"/>
-      <w:r>
-        <w:rPr>
-          <w:lang w:val="en-US"/>
-        </w:rPr>
-        <w:t>setw</w:t>
-      </w:r>
-      <w:proofErr w:type="spellEnd"/>
-      <w:r>
-        <w:rPr>
-          <w:lang w:val="en-US"/>
-        </w:rPr>
-        <w:t xml:space="preserve">(10) &lt;&lt; "N" &lt;&lt; </w:t>
-      </w:r>
-      <w:proofErr w:type="spellStart"/>
-      <w:r>
-        <w:rPr>
-          <w:lang w:val="en-US"/>
-        </w:rPr>
-        <w:t>setw</w:t>
-      </w:r>
-      <w:proofErr w:type="spellEnd"/>
-      <w:r>
-        <w:rPr>
-          <w:lang w:val="en-US"/>
-        </w:rPr>
-        <w:t>(18) &lt;&lt; "Error\n";</w:t>
+      <w:r>
+        <w:rPr>
+          <w:lang w:val="en-US"/>
+        </w:rPr>
+        <w:t>cout &lt;&lt; setw(10) &lt;&lt; "Delta" &lt;&lt; setw(18) &lt;&lt; "X" &lt;&lt; setw(10) &lt;&lt; "N" &lt;&lt; setw(18) &lt;&lt; "Error\n";</w:t>
       </w:r>
     </w:p>
     <w:p>
@@ -9798,21 +8726,7 @@
         <w:rPr>
           <w:lang w:val="en-US"/>
         </w:rPr>
-        <w:t xml:space="preserve"> </w:t>
-      </w:r>
-      <w:proofErr w:type="gramStart"/>
-      <w:r>
-        <w:rPr>
-          <w:lang w:val="en-US"/>
-        </w:rPr>
-        <w:t>deltas[</w:t>
-      </w:r>
-      <w:proofErr w:type="gramEnd"/>
-      <w:r>
-        <w:rPr>
-          <w:lang w:val="en-US"/>
-        </w:rPr>
-        <w:t>] = {0.1, 0.01, 0.001, 1e-4, 1e-5, 1e-6, 0.0};</w:t>
+        <w:t xml:space="preserve"> deltas[] = {0.1, 0.01, 0.001, 1e-4, 1e-5, 1e-6, 0.0};</w:t>
       </w:r>
     </w:p>
     <w:p>
@@ -9854,21 +8768,7 @@
         <w:rPr>
           <w:lang w:val="en-US"/>
         </w:rPr>
-        <w:t xml:space="preserve"> </w:t>
-      </w:r>
-      <w:proofErr w:type="gramStart"/>
-      <w:r>
-        <w:rPr>
-          <w:lang w:val="en-US"/>
-        </w:rPr>
-        <w:t>d :</w:t>
-      </w:r>
-      <w:proofErr w:type="gramEnd"/>
-      <w:r>
-        <w:rPr>
-          <w:lang w:val="en-US"/>
-        </w:rPr>
-        <w:t xml:space="preserve"> deltas) {</w:t>
+        <w:t xml:space="preserve"> d : deltas) {</w:t>
       </w:r>
     </w:p>
     <w:p>
@@ -9896,21 +8796,7 @@
         <w:rPr>
           <w:lang w:val="en-US"/>
         </w:rPr>
-        <w:t xml:space="preserve">        </w:t>
-      </w:r>
-      <w:proofErr w:type="spellStart"/>
-      <w:r>
-        <w:rPr>
-          <w:lang w:val="en-US"/>
-        </w:rPr>
-        <w:t>f_calls</w:t>
-      </w:r>
-      <w:proofErr w:type="spellEnd"/>
-      <w:r>
-        <w:rPr>
-          <w:lang w:val="en-US"/>
-        </w:rPr>
-        <w:t xml:space="preserve"> = 0;</w:t>
+        <w:t>        f_calls = 0;</w:t>
       </w:r>
     </w:p>
     <w:p>
@@ -9938,127 +8824,35 @@
         <w:rPr>
           <w:lang w:val="en-US"/>
         </w:rPr>
-        <w:t xml:space="preserve"> x = </w:t>
-      </w:r>
-      <w:proofErr w:type="gramStart"/>
-      <w:r>
-        <w:rPr>
-          <w:lang w:val="en-US"/>
-        </w:rPr>
-        <w:t>ITER(</w:t>
-      </w:r>
-      <w:proofErr w:type="gramEnd"/>
-      <w:r>
-        <w:rPr>
-          <w:lang w:val="en-US"/>
-        </w:rPr>
-        <w:t>x0, 1e-6, N);</w:t>
-      </w:r>
-    </w:p>
-    <w:p>
-      <w:pPr>
-        <w:pStyle w:val="a7"/>
-        <w:rPr>
-          <w:lang w:val="en-US"/>
-        </w:rPr>
-      </w:pPr>
-      <w:r>
-        <w:rPr>
-          <w:lang w:val="en-US"/>
-        </w:rPr>
-        <w:t>        if (</w:t>
-      </w:r>
-      <w:proofErr w:type="spellStart"/>
-      <w:r>
-        <w:rPr>
-          <w:lang w:val="en-US"/>
-        </w:rPr>
-        <w:t>f_calls</w:t>
-      </w:r>
-      <w:proofErr w:type="spellEnd"/>
-      <w:r>
-        <w:rPr>
-          <w:lang w:val="en-US"/>
-        </w:rPr>
-        <w:t xml:space="preserve"> &gt; 1000) {</w:t>
-      </w:r>
-    </w:p>
-    <w:p>
-      <w:pPr>
-        <w:pStyle w:val="a7"/>
-        <w:rPr>
-          <w:lang w:val="en-US"/>
-        </w:rPr>
-      </w:pPr>
-      <w:r>
-        <w:rPr>
-          <w:lang w:val="en-US"/>
-        </w:rPr>
-        <w:t xml:space="preserve">            </w:t>
-      </w:r>
-      <w:proofErr w:type="spellStart"/>
-      <w:r>
-        <w:rPr>
-          <w:lang w:val="en-US"/>
-        </w:rPr>
-        <w:t>cout</w:t>
-      </w:r>
-      <w:proofErr w:type="spellEnd"/>
-      <w:r>
-        <w:rPr>
-          <w:lang w:val="en-US"/>
-        </w:rPr>
-        <w:t xml:space="preserve"> &lt;&lt; </w:t>
-      </w:r>
-      <w:proofErr w:type="spellStart"/>
-      <w:proofErr w:type="gramStart"/>
-      <w:r>
-        <w:rPr>
-          <w:lang w:val="en-US"/>
-        </w:rPr>
-        <w:t>setw</w:t>
-      </w:r>
-      <w:proofErr w:type="spellEnd"/>
-      <w:r>
-        <w:rPr>
-          <w:lang w:val="en-US"/>
-        </w:rPr>
-        <w:t>(</w:t>
-      </w:r>
-      <w:proofErr w:type="gramEnd"/>
-      <w:r>
-        <w:rPr>
-          <w:lang w:val="en-US"/>
-        </w:rPr>
-        <w:t xml:space="preserve">10) &lt;&lt; </w:t>
-      </w:r>
-      <w:proofErr w:type="spellStart"/>
-      <w:r>
-        <w:rPr>
-          <w:lang w:val="en-US"/>
-        </w:rPr>
-        <w:t>setprecision</w:t>
-      </w:r>
-      <w:proofErr w:type="spellEnd"/>
-      <w:r>
-        <w:rPr>
-          <w:lang w:val="en-US"/>
-        </w:rPr>
-        <w:t xml:space="preserve">(6) &lt;&lt; d &lt;&lt; </w:t>
-      </w:r>
-      <w:proofErr w:type="spellStart"/>
-      <w:r>
-        <w:rPr>
-          <w:lang w:val="en-US"/>
-        </w:rPr>
-        <w:t>setw</w:t>
-      </w:r>
-      <w:proofErr w:type="spellEnd"/>
-      <w:r>
-        <w:rPr>
-          <w:lang w:val="en-US"/>
-        </w:rPr>
-        <w:t>(18) &lt;&lt; "</w:t>
+        <w:t xml:space="preserve"> x = ITER(x0, 1e-6, N);</w:t>
+      </w:r>
+    </w:p>
+    <w:p>
+      <w:pPr>
+        <w:pStyle w:val="a7"/>
+        <w:rPr>
+          <w:lang w:val="en-US"/>
+        </w:rPr>
+      </w:pPr>
+      <w:r>
+        <w:rPr>
+          <w:lang w:val="en-US"/>
+        </w:rPr>
+        <w:t>        if (f_calls &gt; 1000) {</w:t>
+      </w:r>
+    </w:p>
+    <w:p>
+      <w:pPr>
+        <w:pStyle w:val="a7"/>
+        <w:rPr>
+          <w:lang w:val="en-US"/>
+        </w:rPr>
+      </w:pPr>
+      <w:r>
+        <w:rPr>
+          <w:lang w:val="en-US"/>
+        </w:rPr>
+        <w:t>            cout &lt;&lt; setw(10) &lt;&lt; setprecision(6) &lt;&lt; d &lt;&lt; setw(18) &lt;&lt; "</w:t>
       </w:r>
       <w:r>
         <w:t>Зацикливание</w:t>
@@ -10067,49 +8861,7 @@
         <w:rPr>
           <w:lang w:val="en-US"/>
         </w:rPr>
-        <w:t xml:space="preserve">" &lt;&lt; </w:t>
-      </w:r>
-      <w:proofErr w:type="spellStart"/>
-      <w:r>
-        <w:rPr>
-          <w:lang w:val="en-US"/>
-        </w:rPr>
-        <w:t>setw</w:t>
-      </w:r>
-      <w:proofErr w:type="spellEnd"/>
-      <w:r>
-        <w:rPr>
-          <w:lang w:val="en-US"/>
-        </w:rPr>
-        <w:t xml:space="preserve">(10) &lt;&lt; "&gt;1000" &lt;&lt; </w:t>
-      </w:r>
-      <w:proofErr w:type="spellStart"/>
-      <w:r>
-        <w:rPr>
-          <w:lang w:val="en-US"/>
-        </w:rPr>
-        <w:t>setw</w:t>
-      </w:r>
-      <w:proofErr w:type="spellEnd"/>
-      <w:r>
-        <w:rPr>
-          <w:lang w:val="en-US"/>
-        </w:rPr>
-        <w:t xml:space="preserve">(18) &lt;&lt; "---" &lt;&lt; </w:t>
-      </w:r>
-      <w:proofErr w:type="spellStart"/>
-      <w:r>
-        <w:rPr>
-          <w:lang w:val="en-US"/>
-        </w:rPr>
-        <w:t>endl</w:t>
-      </w:r>
-      <w:proofErr w:type="spellEnd"/>
-      <w:r>
-        <w:rPr>
-          <w:lang w:val="en-US"/>
-        </w:rPr>
-        <w:t>;</w:t>
+        <w:t>" &lt;&lt; setw(10) &lt;&lt; "&gt;1000" &lt;&lt; setw(18) &lt;&lt; "---" &lt;&lt; endl;</w:t>
       </w:r>
     </w:p>
     <w:p>
@@ -10137,155 +8889,7 @@
         <w:rPr>
           <w:lang w:val="en-US"/>
         </w:rPr>
-        <w:t xml:space="preserve">            </w:t>
-      </w:r>
-      <w:proofErr w:type="spellStart"/>
-      <w:r>
-        <w:rPr>
-          <w:lang w:val="en-US"/>
-        </w:rPr>
-        <w:t>cout</w:t>
-      </w:r>
-      <w:proofErr w:type="spellEnd"/>
-      <w:r>
-        <w:rPr>
-          <w:lang w:val="en-US"/>
-        </w:rPr>
-        <w:t xml:space="preserve"> &lt;&lt; </w:t>
-      </w:r>
-      <w:proofErr w:type="spellStart"/>
-      <w:proofErr w:type="gramStart"/>
-      <w:r>
-        <w:rPr>
-          <w:lang w:val="en-US"/>
-        </w:rPr>
-        <w:t>setw</w:t>
-      </w:r>
-      <w:proofErr w:type="spellEnd"/>
-      <w:r>
-        <w:rPr>
-          <w:lang w:val="en-US"/>
-        </w:rPr>
-        <w:t>(</w:t>
-      </w:r>
-      <w:proofErr w:type="gramEnd"/>
-      <w:r>
-        <w:rPr>
-          <w:lang w:val="en-US"/>
-        </w:rPr>
-        <w:t xml:space="preserve">10) &lt;&lt; </w:t>
-      </w:r>
-      <w:proofErr w:type="spellStart"/>
-      <w:r>
-        <w:rPr>
-          <w:lang w:val="en-US"/>
-        </w:rPr>
-        <w:t>setprecision</w:t>
-      </w:r>
-      <w:proofErr w:type="spellEnd"/>
-      <w:r>
-        <w:rPr>
-          <w:lang w:val="en-US"/>
-        </w:rPr>
-        <w:t xml:space="preserve">(6) &lt;&lt; d &lt;&lt; </w:t>
-      </w:r>
-      <w:proofErr w:type="spellStart"/>
-      <w:r>
-        <w:rPr>
-          <w:lang w:val="en-US"/>
-        </w:rPr>
-        <w:t>setw</w:t>
-      </w:r>
-      <w:proofErr w:type="spellEnd"/>
-      <w:r>
-        <w:rPr>
-          <w:lang w:val="en-US"/>
-        </w:rPr>
-        <w:t xml:space="preserve">(18) &lt;&lt; </w:t>
-      </w:r>
-      <w:proofErr w:type="spellStart"/>
-      <w:r>
-        <w:rPr>
-          <w:lang w:val="en-US"/>
-        </w:rPr>
-        <w:t>setprecision</w:t>
-      </w:r>
-      <w:proofErr w:type="spellEnd"/>
-      <w:r>
-        <w:rPr>
-          <w:lang w:val="en-US"/>
-        </w:rPr>
-        <w:t xml:space="preserve">(9) &lt;&lt; x &lt;&lt; </w:t>
-      </w:r>
-      <w:proofErr w:type="spellStart"/>
-      <w:r>
-        <w:rPr>
-          <w:lang w:val="en-US"/>
-        </w:rPr>
-        <w:t>setw</w:t>
-      </w:r>
-      <w:proofErr w:type="spellEnd"/>
-      <w:r>
-        <w:rPr>
-          <w:lang w:val="en-US"/>
-        </w:rPr>
-        <w:t xml:space="preserve">(10) &lt;&lt; N &lt;&lt; </w:t>
-      </w:r>
-      <w:proofErr w:type="spellStart"/>
-      <w:r>
-        <w:rPr>
-          <w:lang w:val="en-US"/>
-        </w:rPr>
-        <w:t>setw</w:t>
-      </w:r>
-      <w:proofErr w:type="spellEnd"/>
-      <w:r>
-        <w:rPr>
-          <w:lang w:val="en-US"/>
-        </w:rPr>
-        <w:t xml:space="preserve">(18) &lt;&lt; </w:t>
-      </w:r>
-      <w:proofErr w:type="spellStart"/>
-      <w:r>
-        <w:rPr>
-          <w:lang w:val="en-US"/>
-        </w:rPr>
-        <w:t>setprecision</w:t>
-      </w:r>
-      <w:proofErr w:type="spellEnd"/>
-      <w:r>
-        <w:rPr>
-          <w:lang w:val="en-US"/>
-        </w:rPr>
-        <w:t xml:space="preserve">(9) &lt;&lt; abs(x - </w:t>
-      </w:r>
-      <w:proofErr w:type="spellStart"/>
-      <w:r>
-        <w:rPr>
-          <w:lang w:val="en-US"/>
-        </w:rPr>
-        <w:t>exactX</w:t>
-      </w:r>
-      <w:proofErr w:type="spellEnd"/>
-      <w:r>
-        <w:rPr>
-          <w:lang w:val="en-US"/>
-        </w:rPr>
-        <w:t xml:space="preserve">) &lt;&lt; </w:t>
-      </w:r>
-      <w:proofErr w:type="spellStart"/>
-      <w:r>
-        <w:rPr>
-          <w:lang w:val="en-US"/>
-        </w:rPr>
-        <w:t>endl</w:t>
-      </w:r>
-      <w:proofErr w:type="spellEnd"/>
-      <w:r>
-        <w:rPr>
-          <w:lang w:val="en-US"/>
-        </w:rPr>
-        <w:t>;</w:t>
+        <w:t>            cout &lt;&lt; setw(10) &lt;&lt; setprecision(6) &lt;&lt; d &lt;&lt; setw(18) &lt;&lt; setprecision(9) &lt;&lt; x &lt;&lt; setw(10) &lt;&lt; N &lt;&lt; setw(18) &lt;&lt; setprecision(9) &lt;&lt; abs(x - exactX) &lt;&lt; endl;</w:t>
       </w:r>
     </w:p>
     <w:p>
@@ -10434,87 +9038,39 @@
           <w:color w:val="auto"/>
           <w:lang w:val="en-US"/>
         </w:rPr>
-        <w:t>#include &lt;</w:t>
-      </w:r>
-      <w:proofErr w:type="spellStart"/>
-      <w:r>
-        <w:rPr>
-          <w:color w:val="auto"/>
-          <w:lang w:val="en-US"/>
-        </w:rPr>
-        <w:t>stdio.h</w:t>
-      </w:r>
-      <w:proofErr w:type="spellEnd"/>
-      <w:r>
-        <w:rPr>
-          <w:color w:val="auto"/>
-          <w:lang w:val="en-US"/>
-        </w:rPr>
-        <w:t>&gt;</w:t>
-      </w:r>
-    </w:p>
-    <w:p>
-      <w:pPr>
-        <w:pStyle w:val="a7"/>
-        <w:rPr>
-          <w:color w:val="auto"/>
-          <w:lang w:val="en-US"/>
-        </w:rPr>
-      </w:pPr>
-      <w:r>
-        <w:rPr>
-          <w:color w:val="auto"/>
-          <w:lang w:val="en-US"/>
-        </w:rPr>
-        <w:t>#include &lt;</w:t>
-      </w:r>
-      <w:proofErr w:type="spellStart"/>
-      <w:r>
-        <w:rPr>
-          <w:color w:val="auto"/>
-          <w:lang w:val="en-US"/>
-        </w:rPr>
-        <w:t>math.h</w:t>
-      </w:r>
-      <w:proofErr w:type="spellEnd"/>
-      <w:r>
-        <w:rPr>
-          <w:color w:val="auto"/>
-          <w:lang w:val="en-US"/>
-        </w:rPr>
-        <w:t>&gt;</w:t>
-      </w:r>
-    </w:p>
-    <w:p>
-      <w:pPr>
-        <w:pStyle w:val="a7"/>
-        <w:rPr>
-          <w:color w:val="auto"/>
-          <w:lang w:val="en-US"/>
-        </w:rPr>
-      </w:pPr>
-      <w:r>
-        <w:rPr>
-          <w:color w:val="auto"/>
-          <w:lang w:val="en-US"/>
-        </w:rPr>
-        <w:t>#include &lt;</w:t>
-      </w:r>
-      <w:proofErr w:type="spellStart"/>
-      <w:r>
-        <w:rPr>
-          <w:color w:val="auto"/>
-          <w:lang w:val="en-US"/>
-        </w:rPr>
-        <w:t>stdlib.h</w:t>
-      </w:r>
-      <w:proofErr w:type="spellEnd"/>
-      <w:r>
-        <w:rPr>
-          <w:color w:val="auto"/>
-          <w:lang w:val="en-US"/>
-        </w:rPr>
-        <w:t>&gt;</w:t>
+        <w:t>#include &lt;stdio.h&gt;</w:t>
+      </w:r>
+    </w:p>
+    <w:p>
+      <w:pPr>
+        <w:pStyle w:val="a7"/>
+        <w:rPr>
+          <w:color w:val="auto"/>
+          <w:lang w:val="en-US"/>
+        </w:rPr>
+      </w:pPr>
+      <w:r>
+        <w:rPr>
+          <w:color w:val="auto"/>
+          <w:lang w:val="en-US"/>
+        </w:rPr>
+        <w:t>#include &lt;math.h&gt;</w:t>
+      </w:r>
+    </w:p>
+    <w:p>
+      <w:pPr>
+        <w:pStyle w:val="a7"/>
+        <w:rPr>
+          <w:color w:val="auto"/>
+          <w:lang w:val="en-US"/>
+        </w:rPr>
+      </w:pPr>
+      <w:r>
+        <w:rPr>
+          <w:color w:val="auto"/>
+          <w:lang w:val="en-US"/>
+        </w:rPr>
+        <w:t>#include &lt;stdlib.h&gt;</w:t>
       </w:r>
     </w:p>
     <w:p>
@@ -10546,33 +9102,126 @@
           <w:color w:val="auto"/>
           <w:lang w:val="en-US"/>
         </w:rPr>
-        <w:t xml:space="preserve">double </w:t>
-      </w:r>
-      <w:proofErr w:type="gramStart"/>
-      <w:r>
-        <w:rPr>
-          <w:color w:val="auto"/>
-          <w:lang w:val="en-US"/>
-        </w:rPr>
-        <w:t>BISECT(</w:t>
-      </w:r>
-      <w:proofErr w:type="gramEnd"/>
-      <w:r>
-        <w:rPr>
-          <w:color w:val="auto"/>
-          <w:lang w:val="en-US"/>
-        </w:rPr>
-        <w:t xml:space="preserve">double </w:t>
-      </w:r>
-      <w:proofErr w:type="spellStart"/>
-      <w:r>
-        <w:rPr>
-          <w:color w:val="auto"/>
-          <w:lang w:val="en-US"/>
-        </w:rPr>
-        <w:t>Left,double</w:t>
-      </w:r>
-      <w:proofErr w:type="spellEnd"/>
+        <w:t>double BISECT(double Left,double Right,double Eps,int &amp;N)</w:t>
+      </w:r>
+    </w:p>
+    <w:p>
+      <w:pPr>
+        <w:pStyle w:val="a7"/>
+        <w:rPr>
+          <w:color w:val="auto"/>
+          <w:lang w:val="en-US"/>
+        </w:rPr>
+      </w:pPr>
+      <w:r>
+        <w:rPr>
+          <w:color w:val="auto"/>
+          <w:lang w:val="en-US"/>
+        </w:rPr>
+        <w:t>{</w:t>
+      </w:r>
+    </w:p>
+    <w:p>
+      <w:pPr>
+        <w:pStyle w:val="a7"/>
+        <w:rPr>
+          <w:color w:val="auto"/>
+          <w:lang w:val="en-US"/>
+        </w:rPr>
+      </w:pPr>
+      <w:r>
+        <w:rPr>
+          <w:color w:val="auto"/>
+          <w:lang w:val="en-US"/>
+        </w:rPr>
+        <w:t>  double E = fabs(Eps)*2.0;</w:t>
+      </w:r>
+    </w:p>
+    <w:p>
+      <w:pPr>
+        <w:pStyle w:val="a7"/>
+        <w:rPr>
+          <w:color w:val="auto"/>
+          <w:lang w:val="en-US"/>
+        </w:rPr>
+      </w:pPr>
+      <w:r>
+        <w:rPr>
+          <w:color w:val="auto"/>
+          <w:lang w:val="en-US"/>
+        </w:rPr>
+        <w:t>  double FLeft = F(Left);</w:t>
+      </w:r>
+    </w:p>
+    <w:p>
+      <w:pPr>
+        <w:pStyle w:val="a7"/>
+        <w:rPr>
+          <w:color w:val="auto"/>
+          <w:lang w:val="en-US"/>
+        </w:rPr>
+      </w:pPr>
+      <w:r>
+        <w:rPr>
+          <w:color w:val="auto"/>
+          <w:lang w:val="en-US"/>
+        </w:rPr>
+        <w:t>  double FRight = F(Right);</w:t>
+      </w:r>
+    </w:p>
+    <w:p>
+      <w:pPr>
+        <w:pStyle w:val="a7"/>
+        <w:rPr>
+          <w:color w:val="auto"/>
+          <w:lang w:val="en-US"/>
+        </w:rPr>
+      </w:pPr>
+      <w:r>
+        <w:rPr>
+          <w:color w:val="auto"/>
+          <w:lang w:val="en-US"/>
+        </w:rPr>
+        <w:t>  double X = (Left+Right)/2.0;</w:t>
+      </w:r>
+    </w:p>
+    <w:p>
+      <w:pPr>
+        <w:pStyle w:val="a7"/>
+        <w:rPr>
+          <w:color w:val="auto"/>
+          <w:lang w:val="en-US"/>
+        </w:rPr>
+      </w:pPr>
+      <w:r>
+        <w:rPr>
+          <w:color w:val="auto"/>
+          <w:lang w:val="en-US"/>
+        </w:rPr>
+        <w:t>  double Y;</w:t>
+      </w:r>
+    </w:p>
+    <w:p>
+      <w:pPr>
+        <w:pStyle w:val="a7"/>
+        <w:rPr>
+          <w:color w:val="auto"/>
+          <w:lang w:val="en-US"/>
+        </w:rPr>
+      </w:pPr>
+      <w:r>
+        <w:rPr>
+          <w:color w:val="auto"/>
+          <w:lang w:val="en-US"/>
+        </w:rPr>
+        <w:t>  if (FLeft*FRight&gt;0.0) {puts("</w:t>
+      </w:r>
+      <w:r>
+        <w:rPr>
+          <w:color w:val="auto"/>
+        </w:rPr>
+        <w:t>Неверное</w:t>
+      </w:r>
       <w:r>
         <w:rPr>
           <w:color w:val="auto"/>
@@ -10580,15 +9229,12 @@
         </w:rPr>
         <w:t xml:space="preserve"> </w:t>
       </w:r>
-      <w:proofErr w:type="spellStart"/>
-      <w:r>
-        <w:rPr>
-          <w:color w:val="auto"/>
-          <w:lang w:val="en-US"/>
-        </w:rPr>
-        <w:t>Right,double</w:t>
-      </w:r>
-      <w:proofErr w:type="spellEnd"/>
+      <w:r>
+        <w:rPr>
+          <w:color w:val="auto"/>
+        </w:rPr>
+        <w:t>задание</w:t>
+      </w:r>
       <w:r>
         <w:rPr>
           <w:color w:val="auto"/>
@@ -10596,272 +9242,6 @@
         </w:rPr>
         <w:t xml:space="preserve"> </w:t>
       </w:r>
-      <w:proofErr w:type="spellStart"/>
-      <w:r>
-        <w:rPr>
-          <w:color w:val="auto"/>
-          <w:lang w:val="en-US"/>
-        </w:rPr>
-        <w:t>Eps,int</w:t>
-      </w:r>
-      <w:proofErr w:type="spellEnd"/>
-      <w:r>
-        <w:rPr>
-          <w:color w:val="auto"/>
-          <w:lang w:val="en-US"/>
-        </w:rPr>
-        <w:t xml:space="preserve"> &amp;N)</w:t>
-      </w:r>
-    </w:p>
-    <w:p>
-      <w:pPr>
-        <w:pStyle w:val="a7"/>
-        <w:rPr>
-          <w:color w:val="auto"/>
-          <w:lang w:val="en-US"/>
-        </w:rPr>
-      </w:pPr>
-      <w:r>
-        <w:rPr>
-          <w:color w:val="auto"/>
-          <w:lang w:val="en-US"/>
-        </w:rPr>
-        <w:t>{</w:t>
-      </w:r>
-    </w:p>
-    <w:p>
-      <w:pPr>
-        <w:pStyle w:val="a7"/>
-        <w:rPr>
-          <w:color w:val="auto"/>
-          <w:lang w:val="en-US"/>
-        </w:rPr>
-      </w:pPr>
-      <w:r>
-        <w:rPr>
-          <w:color w:val="auto"/>
-          <w:lang w:val="en-US"/>
-        </w:rPr>
-        <w:t xml:space="preserve">  double E = </w:t>
-      </w:r>
-      <w:proofErr w:type="gramStart"/>
-      <w:r>
-        <w:rPr>
-          <w:color w:val="auto"/>
-          <w:lang w:val="en-US"/>
-        </w:rPr>
-        <w:t>fabs(</w:t>
-      </w:r>
-      <w:proofErr w:type="gramEnd"/>
-      <w:r>
-        <w:rPr>
-          <w:color w:val="auto"/>
-          <w:lang w:val="en-US"/>
-        </w:rPr>
-        <w:t>Eps)*2.0;</w:t>
-      </w:r>
-    </w:p>
-    <w:p>
-      <w:pPr>
-        <w:pStyle w:val="a7"/>
-        <w:rPr>
-          <w:color w:val="auto"/>
-          <w:lang w:val="en-US"/>
-        </w:rPr>
-      </w:pPr>
-      <w:r>
-        <w:rPr>
-          <w:color w:val="auto"/>
-          <w:lang w:val="en-US"/>
-        </w:rPr>
-        <w:t xml:space="preserve">  double </w:t>
-      </w:r>
-      <w:proofErr w:type="spellStart"/>
-      <w:r>
-        <w:rPr>
-          <w:color w:val="auto"/>
-          <w:lang w:val="en-US"/>
-        </w:rPr>
-        <w:t>FLeft</w:t>
-      </w:r>
-      <w:proofErr w:type="spellEnd"/>
-      <w:r>
-        <w:rPr>
-          <w:color w:val="auto"/>
-          <w:lang w:val="en-US"/>
-        </w:rPr>
-        <w:t xml:space="preserve"> = F(Left);</w:t>
-      </w:r>
-    </w:p>
-    <w:p>
-      <w:pPr>
-        <w:pStyle w:val="a7"/>
-        <w:rPr>
-          <w:color w:val="auto"/>
-          <w:lang w:val="en-US"/>
-        </w:rPr>
-      </w:pPr>
-      <w:r>
-        <w:rPr>
-          <w:color w:val="auto"/>
-          <w:lang w:val="en-US"/>
-        </w:rPr>
-        <w:t xml:space="preserve">  double </w:t>
-      </w:r>
-      <w:proofErr w:type="spellStart"/>
-      <w:r>
-        <w:rPr>
-          <w:color w:val="auto"/>
-          <w:lang w:val="en-US"/>
-        </w:rPr>
-        <w:t>FRight</w:t>
-      </w:r>
-      <w:proofErr w:type="spellEnd"/>
-      <w:r>
-        <w:rPr>
-          <w:color w:val="auto"/>
-          <w:lang w:val="en-US"/>
-        </w:rPr>
-        <w:t xml:space="preserve"> = F(Right);</w:t>
-      </w:r>
-    </w:p>
-    <w:p>
-      <w:pPr>
-        <w:pStyle w:val="a7"/>
-        <w:rPr>
-          <w:color w:val="auto"/>
-          <w:lang w:val="en-US"/>
-        </w:rPr>
-      </w:pPr>
-      <w:r>
-        <w:rPr>
-          <w:color w:val="auto"/>
-          <w:lang w:val="en-US"/>
-        </w:rPr>
-        <w:t>  double X = (</w:t>
-      </w:r>
-      <w:proofErr w:type="spellStart"/>
-      <w:r>
-        <w:rPr>
-          <w:color w:val="auto"/>
-          <w:lang w:val="en-US"/>
-        </w:rPr>
-        <w:t>Left+Right</w:t>
-      </w:r>
-      <w:proofErr w:type="spellEnd"/>
-      <w:r>
-        <w:rPr>
-          <w:color w:val="auto"/>
-          <w:lang w:val="en-US"/>
-        </w:rPr>
-        <w:t>)/2.0;</w:t>
-      </w:r>
-    </w:p>
-    <w:p>
-      <w:pPr>
-        <w:pStyle w:val="a7"/>
-        <w:rPr>
-          <w:color w:val="auto"/>
-          <w:lang w:val="en-US"/>
-        </w:rPr>
-      </w:pPr>
-      <w:r>
-        <w:rPr>
-          <w:color w:val="auto"/>
-          <w:lang w:val="en-US"/>
-        </w:rPr>
-        <w:t>  double Y;</w:t>
-      </w:r>
-    </w:p>
-    <w:p>
-      <w:pPr>
-        <w:pStyle w:val="a7"/>
-        <w:rPr>
-          <w:color w:val="auto"/>
-          <w:lang w:val="en-US"/>
-        </w:rPr>
-      </w:pPr>
-      <w:r>
-        <w:rPr>
-          <w:color w:val="auto"/>
-          <w:lang w:val="en-US"/>
-        </w:rPr>
-        <w:t>  if (</w:t>
-      </w:r>
-      <w:proofErr w:type="spellStart"/>
-      <w:r>
-        <w:rPr>
-          <w:color w:val="auto"/>
-          <w:lang w:val="en-US"/>
-        </w:rPr>
-        <w:t>FLeft</w:t>
-      </w:r>
-      <w:proofErr w:type="spellEnd"/>
-      <w:r>
-        <w:rPr>
-          <w:color w:val="auto"/>
-          <w:lang w:val="en-US"/>
-        </w:rPr>
-        <w:t>*</w:t>
-      </w:r>
-      <w:proofErr w:type="spellStart"/>
-      <w:r>
-        <w:rPr>
-          <w:color w:val="auto"/>
-          <w:lang w:val="en-US"/>
-        </w:rPr>
-        <w:t>FRight</w:t>
-      </w:r>
-      <w:proofErr w:type="spellEnd"/>
-      <w:r>
-        <w:rPr>
-          <w:color w:val="auto"/>
-          <w:lang w:val="en-US"/>
-        </w:rPr>
-        <w:t>&gt;0.0) {</w:t>
-      </w:r>
-      <w:proofErr w:type="gramStart"/>
-      <w:r>
-        <w:rPr>
-          <w:color w:val="auto"/>
-          <w:lang w:val="en-US"/>
-        </w:rPr>
-        <w:t>puts(</w:t>
-      </w:r>
-      <w:proofErr w:type="gramEnd"/>
-      <w:r>
-        <w:rPr>
-          <w:color w:val="auto"/>
-          <w:lang w:val="en-US"/>
-        </w:rPr>
-        <w:t>"</w:t>
-      </w:r>
-      <w:r>
-        <w:rPr>
-          <w:color w:val="auto"/>
-        </w:rPr>
-        <w:t>Неверное</w:t>
-      </w:r>
-      <w:r>
-        <w:rPr>
-          <w:color w:val="auto"/>
-          <w:lang w:val="en-US"/>
-        </w:rPr>
-        <w:t xml:space="preserve"> </w:t>
-      </w:r>
-      <w:r>
-        <w:rPr>
-          <w:color w:val="auto"/>
-        </w:rPr>
-        <w:t>задание</w:t>
-      </w:r>
-      <w:r>
-        <w:rPr>
-          <w:color w:val="auto"/>
-          <w:lang w:val="en-US"/>
-        </w:rPr>
-        <w:t xml:space="preserve"> </w:t>
-      </w:r>
       <w:r>
         <w:rPr>
           <w:color w:val="auto"/>
@@ -10890,61 +9270,11 @@
         </w:rPr>
         <w:t xml:space="preserve">  </w:t>
       </w:r>
-      <w:proofErr w:type="spellStart"/>
-      <w:r>
-        <w:rPr>
-          <w:color w:val="auto"/>
-        </w:rPr>
-        <w:t>if</w:t>
-      </w:r>
-      <w:proofErr w:type="spellEnd"/>
-      <w:r>
-        <w:rPr>
-          <w:color w:val="auto"/>
-        </w:rPr>
-        <w:t xml:space="preserve"> (</w:t>
-      </w:r>
-      <w:proofErr w:type="spellStart"/>
-      <w:r>
-        <w:rPr>
-          <w:color w:val="auto"/>
-        </w:rPr>
-        <w:t>Eps</w:t>
-      </w:r>
-      <w:proofErr w:type="spellEnd"/>
-      <w:r>
-        <w:rPr>
-          <w:color w:val="auto"/>
-        </w:rPr>
-        <w:t>&lt;=0.0) {</w:t>
-      </w:r>
-      <w:proofErr w:type="spellStart"/>
-      <w:r>
-        <w:rPr>
-          <w:color w:val="auto"/>
-        </w:rPr>
-        <w:t>puts</w:t>
-      </w:r>
-      <w:proofErr w:type="spellEnd"/>
-      <w:r>
-        <w:rPr>
-          <w:color w:val="auto"/>
-        </w:rPr>
-        <w:t>("Неверное задание точности\n");</w:t>
-      </w:r>
-      <w:proofErr w:type="spellStart"/>
-      <w:r>
-        <w:rPr>
-          <w:color w:val="auto"/>
-        </w:rPr>
-        <w:t>exit</w:t>
-      </w:r>
-      <w:proofErr w:type="spellEnd"/>
-      <w:r>
-        <w:rPr>
-          <w:color w:val="auto"/>
-        </w:rPr>
-        <w:t>(1);}</w:t>
+      <w:r>
+        <w:rPr>
+          <w:color w:val="auto"/>
+        </w:rPr>
+        <w:t>if (Eps&lt;=0.0) {puts("Неверное задание точности\n");exit(1);}</w:t>
       </w:r>
     </w:p>
     <w:p>
@@ -10983,71 +9313,23 @@
           <w:color w:val="auto"/>
           <w:lang w:val="en-US"/>
         </w:rPr>
-        <w:t>  if (</w:t>
-      </w:r>
-      <w:proofErr w:type="spellStart"/>
-      <w:r>
-        <w:rPr>
-          <w:color w:val="auto"/>
-          <w:lang w:val="en-US"/>
-        </w:rPr>
-        <w:t>FLeft</w:t>
-      </w:r>
-      <w:proofErr w:type="spellEnd"/>
-      <w:r>
-        <w:rPr>
-          <w:color w:val="auto"/>
-          <w:lang w:val="en-US"/>
-        </w:rPr>
-        <w:t>==0.0</w:t>
-      </w:r>
-      <w:proofErr w:type="gramStart"/>
-      <w:r>
-        <w:rPr>
-          <w:color w:val="auto"/>
-          <w:lang w:val="en-US"/>
-        </w:rPr>
-        <w:t>)  return</w:t>
-      </w:r>
-      <w:proofErr w:type="gramEnd"/>
-      <w:r>
-        <w:rPr>
-          <w:color w:val="auto"/>
-          <w:lang w:val="en-US"/>
-        </w:rPr>
-        <w:t xml:space="preserve"> Left;</w:t>
-      </w:r>
-    </w:p>
-    <w:p>
-      <w:pPr>
-        <w:pStyle w:val="a7"/>
-        <w:rPr>
-          <w:color w:val="auto"/>
-          <w:lang w:val="en-US"/>
-        </w:rPr>
-      </w:pPr>
-      <w:r>
-        <w:rPr>
-          <w:color w:val="auto"/>
-          <w:lang w:val="en-US"/>
-        </w:rPr>
-        <w:t>  if (</w:t>
-      </w:r>
-      <w:proofErr w:type="spellStart"/>
-      <w:r>
-        <w:rPr>
-          <w:color w:val="auto"/>
-          <w:lang w:val="en-US"/>
-        </w:rPr>
-        <w:t>FRight</w:t>
-      </w:r>
-      <w:proofErr w:type="spellEnd"/>
-      <w:r>
-        <w:rPr>
-          <w:color w:val="auto"/>
-          <w:lang w:val="en-US"/>
-        </w:rPr>
-        <w:t>==0.0) return Right;</w:t>
+        <w:t>  if (FLeft==0.0)  return Left;</w:t>
+      </w:r>
+    </w:p>
+    <w:p>
+      <w:pPr>
+        <w:pStyle w:val="a7"/>
+        <w:rPr>
+          <w:color w:val="auto"/>
+          <w:lang w:val="en-US"/>
+        </w:rPr>
+      </w:pPr>
+      <w:r>
+        <w:rPr>
+          <w:color w:val="auto"/>
+          <w:lang w:val="en-US"/>
+        </w:rPr>
+        <w:t>  if (FRight==0.0) return Right;</w:t>
       </w:r>
     </w:p>
     <w:p>
@@ -11153,7 +9435,6 @@
         </w:rPr>
         <w:t>Left</w:t>
       </w:r>
-      <w:proofErr w:type="gramStart"/>
       <w:r>
         <w:rPr>
           <w:color w:val="auto"/>
@@ -11173,7 +9454,6 @@
         </w:rPr>
         <w:t xml:space="preserve"> </w:t>
       </w:r>
-      <w:proofErr w:type="gramEnd"/>
       <w:r>
         <w:rPr>
           <w:color w:val="auto"/>
@@ -11334,23 +9614,7 @@
           <w:color w:val="auto"/>
           <w:lang w:val="en-US"/>
         </w:rPr>
-        <w:t>        if (Y*</w:t>
-      </w:r>
-      <w:proofErr w:type="spellStart"/>
-      <w:r>
-        <w:rPr>
-          <w:color w:val="auto"/>
-          <w:lang w:val="en-US"/>
-        </w:rPr>
-        <w:t>FLeft</w:t>
-      </w:r>
-      <w:proofErr w:type="spellEnd"/>
-      <w:r>
-        <w:rPr>
-          <w:color w:val="auto"/>
-          <w:lang w:val="en-US"/>
-        </w:rPr>
-        <w:t xml:space="preserve"> &lt; 0.0)</w:t>
+        <w:t>        if (Y*FLeft &lt; 0.0)</w:t>
       </w:r>
     </w:p>
     <w:p>
@@ -11398,39 +9662,7 @@
           <w:color w:val="auto"/>
           <w:lang w:val="en-US"/>
         </w:rPr>
-        <w:t>         </w:t>
-      </w:r>
-      <w:proofErr w:type="gramStart"/>
-      <w:r>
-        <w:rPr>
-          <w:color w:val="auto"/>
-          <w:lang w:val="en-US"/>
-        </w:rPr>
-        <w:t>{ Left</w:t>
-      </w:r>
-      <w:proofErr w:type="gramEnd"/>
-      <w:r>
-        <w:rPr>
-          <w:color w:val="auto"/>
-          <w:lang w:val="en-US"/>
-        </w:rPr>
-        <w:t xml:space="preserve">=X; </w:t>
-      </w:r>
-      <w:proofErr w:type="spellStart"/>
-      <w:r>
-        <w:rPr>
-          <w:color w:val="auto"/>
-          <w:lang w:val="en-US"/>
-        </w:rPr>
-        <w:t>FLeft</w:t>
-      </w:r>
-      <w:proofErr w:type="spellEnd"/>
-      <w:r>
-        <w:rPr>
-          <w:color w:val="auto"/>
-          <w:lang w:val="en-US"/>
-        </w:rPr>
-        <w:t>=Y; }</w:t>
+        <w:t>         { Left=X; FLeft=Y; }</w:t>
       </w:r>
     </w:p>
     <w:p>
@@ -11510,25 +9742,7 @@
           <w:color w:val="auto"/>
           <w:lang w:val="en-US"/>
         </w:rPr>
-        <w:t xml:space="preserve">double Round (double </w:t>
-      </w:r>
-      <w:proofErr w:type="spellStart"/>
-      <w:proofErr w:type="gramStart"/>
-      <w:r>
-        <w:rPr>
-          <w:color w:val="auto"/>
-          <w:lang w:val="en-US"/>
-        </w:rPr>
-        <w:t>X,double</w:t>
-      </w:r>
-      <w:proofErr w:type="spellEnd"/>
-      <w:proofErr w:type="gramEnd"/>
-      <w:r>
-        <w:rPr>
-          <w:color w:val="auto"/>
-          <w:lang w:val="en-US"/>
-        </w:rPr>
-        <w:t xml:space="preserve"> Delta)</w:t>
+        <w:t>double Round (double X,double Delta)</w:t>
       </w:r>
     </w:p>
     <w:p>
@@ -11556,87 +9770,29 @@
         <w:rPr>
           <w:color w:val="auto"/>
         </w:rPr>
+        <w:t> if (Delta&lt;=1E-9) {puts("Неверное задание точности округления\n");exit(1);}</w:t>
+      </w:r>
+    </w:p>
+    <w:p>
+      <w:pPr>
+        <w:pStyle w:val="a7"/>
+        <w:rPr>
+          <w:color w:val="auto"/>
+          <w:lang w:val="en-US"/>
+        </w:rPr>
+      </w:pPr>
+      <w:r>
+        <w:rPr>
+          <w:color w:val="auto"/>
+        </w:rPr>
         <w:t> </w:t>
       </w:r>
-      <w:proofErr w:type="spellStart"/>
-      <w:r>
-        <w:rPr>
-          <w:color w:val="auto"/>
-        </w:rPr>
-        <w:t>if</w:t>
-      </w:r>
-      <w:proofErr w:type="spellEnd"/>
-      <w:r>
-        <w:rPr>
-          <w:color w:val="auto"/>
-        </w:rPr>
-        <w:t xml:space="preserve"> (Delta&lt;=1E-9) {</w:t>
-      </w:r>
-      <w:proofErr w:type="spellStart"/>
-      <w:r>
-        <w:rPr>
-          <w:color w:val="auto"/>
-        </w:rPr>
-        <w:t>puts</w:t>
-      </w:r>
-      <w:proofErr w:type="spellEnd"/>
-      <w:r>
-        <w:rPr>
-          <w:color w:val="auto"/>
-        </w:rPr>
-        <w:t>("Неверное задание точности округления\n");</w:t>
-      </w:r>
-      <w:proofErr w:type="spellStart"/>
-      <w:r>
-        <w:rPr>
-          <w:color w:val="auto"/>
-        </w:rPr>
-        <w:t>exit</w:t>
-      </w:r>
-      <w:proofErr w:type="spellEnd"/>
-      <w:r>
-        <w:rPr>
-          <w:color w:val="auto"/>
-        </w:rPr>
-        <w:t>(1);}</w:t>
-      </w:r>
-    </w:p>
-    <w:p>
-      <w:pPr>
-        <w:pStyle w:val="a7"/>
-        <w:rPr>
-          <w:color w:val="auto"/>
-          <w:lang w:val="en-US"/>
-        </w:rPr>
-      </w:pPr>
-      <w:r>
-        <w:rPr>
-          <w:color w:val="auto"/>
-        </w:rPr>
-        <w:t> </w:t>
-      </w:r>
-      <w:r>
-        <w:rPr>
-          <w:color w:val="auto"/>
-          <w:lang w:val="en-US"/>
-        </w:rPr>
-        <w:t>if (X&gt;0.0) return (Delta*(long((X/</w:t>
-      </w:r>
-      <w:proofErr w:type="gramStart"/>
-      <w:r>
-        <w:rPr>
-          <w:color w:val="auto"/>
-          <w:lang w:val="en-US"/>
-        </w:rPr>
-        <w:t>Delta)+</w:t>
-      </w:r>
-      <w:proofErr w:type="gramEnd"/>
-      <w:r>
-        <w:rPr>
-          <w:color w:val="auto"/>
-          <w:lang w:val="en-US"/>
-        </w:rPr>
-        <w:t>0.5)));</w:t>
+      <w:r>
+        <w:rPr>
+          <w:color w:val="auto"/>
+          <w:lang w:val="en-US"/>
+        </w:rPr>
+        <w:t>if (X&gt;0.0) return (Delta*(long((X/Delta)+0.5)));</w:t>
       </w:r>
     </w:p>
     <w:p>
@@ -11684,39 +9840,7 @@
           <w:color w:val="auto"/>
           <w:lang w:val="en-US"/>
         </w:rPr>
-        <w:t xml:space="preserve">double </w:t>
-      </w:r>
-      <w:proofErr w:type="gramStart"/>
-      <w:r>
-        <w:rPr>
-          <w:color w:val="auto"/>
-          <w:lang w:val="en-US"/>
-        </w:rPr>
-        <w:t>ITER(</w:t>
-      </w:r>
-      <w:proofErr w:type="gramEnd"/>
-      <w:r>
-        <w:rPr>
-          <w:color w:val="auto"/>
-          <w:lang w:val="en-US"/>
-        </w:rPr>
-        <w:t xml:space="preserve">double X0,double </w:t>
-      </w:r>
-      <w:proofErr w:type="spellStart"/>
-      <w:r>
-        <w:rPr>
-          <w:color w:val="auto"/>
-          <w:lang w:val="en-US"/>
-        </w:rPr>
-        <w:t>Eps,int</w:t>
-      </w:r>
-      <w:proofErr w:type="spellEnd"/>
-      <w:r>
-        <w:rPr>
-          <w:color w:val="auto"/>
-          <w:lang w:val="en-US"/>
-        </w:rPr>
-        <w:t xml:space="preserve"> &amp;N)</w:t>
+        <w:t>double ITER(double X0,double Eps,int &amp;N)</w:t>
       </w:r>
     </w:p>
     <w:p>
@@ -11744,149 +9868,729 @@
         <w:rPr>
           <w:color w:val="auto"/>
         </w:rPr>
+        <w:t>  if (Eps&lt;=0.0) {puts("Неверное задание точности\n");exit (1);}</w:t>
+      </w:r>
+    </w:p>
+    <w:p>
+      <w:pPr>
+        <w:pStyle w:val="a7"/>
+        <w:rPr>
+          <w:color w:val="auto"/>
+          <w:lang w:val="en-US"/>
+        </w:rPr>
+      </w:pPr>
+      <w:r>
+        <w:rPr>
+          <w:color w:val="auto"/>
+        </w:rPr>
         <w:t xml:space="preserve">  </w:t>
       </w:r>
-      <w:proofErr w:type="spellStart"/>
-      <w:r>
-        <w:rPr>
-          <w:color w:val="auto"/>
-        </w:rPr>
-        <w:t>if</w:t>
-      </w:r>
-      <w:proofErr w:type="spellEnd"/>
-      <w:r>
-        <w:rPr>
-          <w:color w:val="auto"/>
-        </w:rPr>
-        <w:t xml:space="preserve"> (</w:t>
-      </w:r>
-      <w:proofErr w:type="spellStart"/>
-      <w:r>
-        <w:rPr>
-          <w:color w:val="auto"/>
-        </w:rPr>
-        <w:t>Eps</w:t>
-      </w:r>
-      <w:proofErr w:type="spellEnd"/>
-      <w:r>
-        <w:rPr>
-          <w:color w:val="auto"/>
-        </w:rPr>
-        <w:t>&lt;=0.0) {</w:t>
-      </w:r>
-      <w:proofErr w:type="spellStart"/>
-      <w:r>
-        <w:rPr>
-          <w:color w:val="auto"/>
-        </w:rPr>
-        <w:t>puts</w:t>
-      </w:r>
-      <w:proofErr w:type="spellEnd"/>
-      <w:r>
-        <w:rPr>
-          <w:color w:val="auto"/>
-        </w:rPr>
-        <w:t>("Неверное задание точности\n");</w:t>
-      </w:r>
-      <w:proofErr w:type="spellStart"/>
-      <w:r>
-        <w:rPr>
-          <w:color w:val="auto"/>
-        </w:rPr>
-        <w:t>exit</w:t>
-      </w:r>
-      <w:proofErr w:type="spellEnd"/>
-      <w:r>
-        <w:rPr>
-          <w:color w:val="auto"/>
-        </w:rPr>
-        <w:t xml:space="preserve"> (1);}</w:t>
-      </w:r>
-    </w:p>
-    <w:p>
-      <w:pPr>
-        <w:pStyle w:val="a7"/>
-        <w:rPr>
-          <w:color w:val="auto"/>
-          <w:lang w:val="en-US"/>
-        </w:rPr>
-      </w:pPr>
-      <w:r>
-        <w:rPr>
-          <w:color w:val="auto"/>
+      <w:r>
+        <w:rPr>
+          <w:color w:val="auto"/>
+          <w:lang w:val="en-US"/>
+        </w:rPr>
+        <w:t>double X1=F(X0);</w:t>
+      </w:r>
+    </w:p>
+    <w:p>
+      <w:pPr>
+        <w:pStyle w:val="a7"/>
+        <w:rPr>
+          <w:color w:val="auto"/>
+          <w:lang w:val="en-US"/>
+        </w:rPr>
+      </w:pPr>
+      <w:r>
+        <w:rPr>
+          <w:color w:val="auto"/>
+          <w:lang w:val="en-US"/>
+        </w:rPr>
+        <w:t>  double X2=F(X1);</w:t>
+      </w:r>
+    </w:p>
+    <w:p>
+      <w:pPr>
+        <w:pStyle w:val="a7"/>
+        <w:rPr>
+          <w:color w:val="auto"/>
+          <w:lang w:val="en-US"/>
+        </w:rPr>
+      </w:pPr>
+      <w:r>
+        <w:rPr>
+          <w:color w:val="auto"/>
+          <w:lang w:val="en-US"/>
+        </w:rPr>
+        <w:t>  N = 2;</w:t>
+      </w:r>
+    </w:p>
+    <w:p>
+      <w:pPr>
+        <w:pStyle w:val="a7"/>
+        <w:rPr>
+          <w:color w:val="auto"/>
+          <w:lang w:val="en-US"/>
+        </w:rPr>
+      </w:pPr>
+      <w:r>
+        <w:rPr>
+          <w:color w:val="auto"/>
+          <w:lang w:val="en-US"/>
+        </w:rPr>
+        <w:t>  while( (X1 - X2)*(X1 - X2) &gt; fabs((2*X1-X0-X2)*Eps) )</w:t>
+      </w:r>
+    </w:p>
+    <w:p>
+      <w:pPr>
+        <w:pStyle w:val="a7"/>
+        <w:rPr>
+          <w:color w:val="auto"/>
+          <w:lang w:val="en-US"/>
+        </w:rPr>
+      </w:pPr>
+      <w:r>
+        <w:rPr>
+          <w:color w:val="auto"/>
+          <w:lang w:val="en-US"/>
+        </w:rPr>
+        <w:t>  {</w:t>
+      </w:r>
+    </w:p>
+    <w:p>
+      <w:pPr>
+        <w:pStyle w:val="a7"/>
+        <w:rPr>
+          <w:color w:val="auto"/>
+          <w:lang w:val="en-US"/>
+        </w:rPr>
+      </w:pPr>
+      <w:r>
+        <w:rPr>
+          <w:color w:val="auto"/>
+          <w:lang w:val="en-US"/>
+        </w:rPr>
+        <w:t>    X0 = X1;</w:t>
+      </w:r>
+    </w:p>
+    <w:p>
+      <w:pPr>
+        <w:pStyle w:val="a7"/>
+        <w:rPr>
+          <w:color w:val="auto"/>
+          <w:lang w:val="en-US"/>
+        </w:rPr>
+      </w:pPr>
+      <w:r>
+        <w:rPr>
+          <w:color w:val="auto"/>
+          <w:lang w:val="en-US"/>
+        </w:rPr>
+        <w:t>    X1 = X2;</w:t>
+      </w:r>
+    </w:p>
+    <w:p>
+      <w:pPr>
+        <w:pStyle w:val="a7"/>
+        <w:rPr>
+          <w:color w:val="auto"/>
+          <w:lang w:val="en-US"/>
+        </w:rPr>
+      </w:pPr>
+      <w:r>
+        <w:rPr>
+          <w:color w:val="auto"/>
+          <w:lang w:val="en-US"/>
+        </w:rPr>
+        <w:t>    X2 = F(X1);</w:t>
+      </w:r>
+    </w:p>
+    <w:p>
+      <w:pPr>
+        <w:pStyle w:val="a7"/>
+        <w:rPr>
+          <w:color w:val="auto"/>
+          <w:lang w:val="en-US"/>
+        </w:rPr>
+      </w:pPr>
+      <w:r>
+        <w:rPr>
+          <w:color w:val="auto"/>
+          <w:lang w:val="en-US"/>
+        </w:rPr>
+        <w:t>        N++;</w:t>
+      </w:r>
+    </w:p>
+    <w:p>
+      <w:pPr>
+        <w:pStyle w:val="a7"/>
+        <w:rPr>
+          <w:color w:val="auto"/>
+          <w:lang w:val="en-US"/>
+        </w:rPr>
+      </w:pPr>
+      <w:r>
+        <w:rPr>
+          <w:color w:val="auto"/>
+          <w:lang w:val="en-US"/>
+        </w:rPr>
+        <w:t>  }</w:t>
+      </w:r>
+    </w:p>
+    <w:p>
+      <w:pPr>
+        <w:pStyle w:val="a7"/>
+        <w:rPr>
+          <w:color w:val="auto"/>
+          <w:lang w:val="en-US"/>
+        </w:rPr>
+      </w:pPr>
+      <w:r>
+        <w:rPr>
+          <w:color w:val="auto"/>
+          <w:lang w:val="en-US"/>
+        </w:rPr>
+        <w:t>   return(X2);</w:t>
+      </w:r>
+    </w:p>
+    <w:p>
+      <w:pPr>
+        <w:pStyle w:val="a7"/>
+        <w:rPr>
+          <w:color w:val="auto"/>
+          <w:lang w:val="en-US"/>
+        </w:rPr>
+      </w:pPr>
+      <w:r>
+        <w:rPr>
+          <w:color w:val="auto"/>
+          <w:lang w:val="en-US"/>
+        </w:rPr>
+        <w:t>}</w:t>
+      </w:r>
+    </w:p>
+    <w:p>
+      <w:pPr>
+        <w:pStyle w:val="a7"/>
+        <w:rPr>
+          <w:color w:val="auto"/>
+          <w:lang w:val="en-US"/>
+        </w:rPr>
+      </w:pPr>
+      <w:r>
+        <w:rPr>
+          <w:color w:val="auto"/>
+          <w:lang w:val="en-US"/>
+        </w:rPr>
+        <w:t>#ifdef __NEWTON</w:t>
+      </w:r>
+    </w:p>
+    <w:p>
+      <w:pPr>
+        <w:pStyle w:val="a7"/>
+        <w:rPr>
+          <w:color w:val="auto"/>
+          <w:lang w:val="en-US"/>
+        </w:rPr>
+      </w:pPr>
+      <w:r>
+        <w:rPr>
+          <w:color w:val="auto"/>
+          <w:lang w:val="en-US"/>
+        </w:rPr>
+        <w:t>double NEWTON (double X,double Eps,int &amp;N)</w:t>
+      </w:r>
+    </w:p>
+    <w:p>
+      <w:pPr>
+        <w:pStyle w:val="a7"/>
+        <w:rPr>
+          <w:color w:val="auto"/>
+          <w:lang w:val="en-US"/>
+        </w:rPr>
+      </w:pPr>
+      <w:r>
+        <w:rPr>
+          <w:color w:val="auto"/>
+          <w:lang w:val="en-US"/>
+        </w:rPr>
+        <w:t>{</w:t>
+      </w:r>
+    </w:p>
+    <w:p>
+      <w:pPr>
+        <w:pStyle w:val="a7"/>
+        <w:rPr>
+          <w:color w:val="auto"/>
+          <w:lang w:val="en-US"/>
+        </w:rPr>
+      </w:pPr>
+      <w:r>
+        <w:rPr>
+          <w:color w:val="auto"/>
+          <w:lang w:val="en-US"/>
+        </w:rPr>
+        <w:t>  extern double F1 (double);</w:t>
+      </w:r>
+    </w:p>
+    <w:p>
+      <w:pPr>
+        <w:pStyle w:val="a7"/>
+        <w:rPr>
+          <w:color w:val="auto"/>
+          <w:lang w:val="en-US"/>
+        </w:rPr>
+      </w:pPr>
+      <w:r>
+        <w:rPr>
+          <w:color w:val="auto"/>
+          <w:lang w:val="en-US"/>
+        </w:rPr>
+        <w:t>  double Y,Y1,DX;</w:t>
+      </w:r>
+    </w:p>
+    <w:p>
+      <w:pPr>
+        <w:pStyle w:val="a7"/>
+        <w:rPr>
+          <w:color w:val="auto"/>
+          <w:lang w:val="en-US"/>
+        </w:rPr>
+      </w:pPr>
+      <w:r>
+        <w:rPr>
+          <w:color w:val="auto"/>
+          <w:lang w:val="en-US"/>
+        </w:rPr>
+        <w:t>  N=0;</w:t>
+      </w:r>
+    </w:p>
+    <w:p>
+      <w:pPr>
+        <w:pStyle w:val="a7"/>
+        <w:rPr>
+          <w:color w:val="auto"/>
+          <w:lang w:val="en-US"/>
+        </w:rPr>
+      </w:pPr>
+      <w:r>
+        <w:rPr>
+          <w:color w:val="auto"/>
+          <w:lang w:val="en-US"/>
+        </w:rPr>
+        <w:t>  do</w:t>
+      </w:r>
+    </w:p>
+    <w:p>
+      <w:pPr>
+        <w:pStyle w:val="a7"/>
+        <w:rPr>
+          <w:color w:val="auto"/>
+          <w:lang w:val="en-US"/>
+        </w:rPr>
+      </w:pPr>
+      <w:r>
+        <w:rPr>
+          <w:color w:val="auto"/>
+          <w:lang w:val="en-US"/>
+        </w:rPr>
+        <w:t>  {</w:t>
+      </w:r>
+    </w:p>
+    <w:p>
+      <w:pPr>
+        <w:pStyle w:val="a7"/>
+        <w:rPr>
+          <w:color w:val="auto"/>
+          <w:lang w:val="en-US"/>
+        </w:rPr>
+      </w:pPr>
+      <w:r>
+        <w:rPr>
+          <w:color w:val="auto"/>
+          <w:lang w:val="en-US"/>
+        </w:rPr>
+        <w:t>    Y  = F(X);</w:t>
+      </w:r>
+    </w:p>
+    <w:p>
+      <w:pPr>
+        <w:pStyle w:val="a7"/>
+        <w:rPr>
+          <w:color w:val="auto"/>
+          <w:lang w:val="en-US"/>
+        </w:rPr>
+      </w:pPr>
+      <w:r>
+        <w:rPr>
+          <w:color w:val="auto"/>
+          <w:lang w:val="en-US"/>
+        </w:rPr>
+        <w:t>    if (Y==0.0) return (X);</w:t>
+      </w:r>
+    </w:p>
+    <w:p>
+      <w:pPr>
+        <w:pStyle w:val="a7"/>
+        <w:rPr>
+          <w:color w:val="auto"/>
+        </w:rPr>
+      </w:pPr>
+      <w:r>
+        <w:rPr>
+          <w:color w:val="auto"/>
+          <w:lang w:val="en-US"/>
+        </w:rPr>
+        <w:t xml:space="preserve">    </w:t>
+      </w:r>
+      <w:r>
+        <w:rPr>
+          <w:color w:val="auto"/>
+        </w:rPr>
+        <w:t>Y1 = F1(X);</w:t>
+      </w:r>
+    </w:p>
+    <w:p>
+      <w:pPr>
+        <w:pStyle w:val="a7"/>
+        <w:rPr>
+          <w:color w:val="auto"/>
+        </w:rPr>
+      </w:pPr>
+      <w:r>
+        <w:rPr>
+          <w:color w:val="auto"/>
+        </w:rPr>
+        <w:t>    if (Y1==0.0) {puts("Производная обратилась в ноль\n");exit(1);}</w:t>
+      </w:r>
+    </w:p>
+    <w:p>
+      <w:pPr>
+        <w:pStyle w:val="a7"/>
+        <w:rPr>
+          <w:color w:val="auto"/>
+          <w:lang w:val="en-US"/>
+        </w:rPr>
+      </w:pPr>
+      <w:r>
+        <w:rPr>
+          <w:color w:val="auto"/>
+        </w:rPr>
+        <w:t xml:space="preserve">    </w:t>
+      </w:r>
+      <w:r>
+        <w:rPr>
+          <w:color w:val="auto"/>
+          <w:lang w:val="en-US"/>
+        </w:rPr>
+        <w:t>DX=Y/Y1; X=X-DX; N++;</w:t>
+      </w:r>
+    </w:p>
+    <w:p>
+      <w:pPr>
+        <w:pStyle w:val="a7"/>
+        <w:rPr>
+          <w:color w:val="auto"/>
+          <w:lang w:val="en-US"/>
+        </w:rPr>
+      </w:pPr>
+      <w:r>
+        <w:rPr>
+          <w:color w:val="auto"/>
+          <w:lang w:val="en-US"/>
+        </w:rPr>
+        <w:t>  }</w:t>
+      </w:r>
+    </w:p>
+    <w:p>
+      <w:pPr>
+        <w:pStyle w:val="a7"/>
+        <w:rPr>
+          <w:color w:val="auto"/>
+          <w:lang w:val="en-US"/>
+        </w:rPr>
+      </w:pPr>
+      <w:r>
+        <w:rPr>
+          <w:color w:val="auto"/>
+          <w:lang w:val="en-US"/>
+        </w:rPr>
+        <w:t>  while (fabs(DX)&gt;Eps);</w:t>
+      </w:r>
+    </w:p>
+    <w:p>
+      <w:pPr>
+        <w:pStyle w:val="a7"/>
+        <w:rPr>
+          <w:color w:val="auto"/>
+          <w:lang w:val="en-US"/>
+        </w:rPr>
+      </w:pPr>
+      <w:r>
+        <w:rPr>
+          <w:color w:val="auto"/>
+          <w:lang w:val="en-US"/>
+        </w:rPr>
+        <w:t>  return (X);</w:t>
+      </w:r>
+    </w:p>
+    <w:p>
+      <w:pPr>
+        <w:pStyle w:val="a7"/>
+        <w:rPr>
+          <w:color w:val="auto"/>
+          <w:lang w:val="en-US"/>
+        </w:rPr>
+      </w:pPr>
+      <w:r>
+        <w:rPr>
+          <w:color w:val="auto"/>
+          <w:lang w:val="en-US"/>
+        </w:rPr>
+        <w:t>}</w:t>
+      </w:r>
+    </w:p>
+    <w:p>
+      <w:pPr>
+        <w:pStyle w:val="a7"/>
+        <w:rPr>
+          <w:color w:val="auto"/>
+          <w:lang w:val="en-US"/>
+        </w:rPr>
+      </w:pPr>
+      <w:r>
+        <w:rPr>
+          <w:color w:val="auto"/>
+          <w:lang w:val="en-US"/>
+        </w:rPr>
+        <w:t>#endif</w:t>
+      </w:r>
+    </w:p>
+    <w:p>
+      <w:pPr>
+        <w:pStyle w:val="a7"/>
+        <w:rPr>
+          <w:color w:val="auto"/>
+          <w:lang w:val="en-US"/>
+        </w:rPr>
+      </w:pPr>
+      <w:r>
+        <w:rPr>
+          <w:color w:val="auto"/>
+          <w:lang w:val="en-US"/>
+        </w:rPr>
+        <w:lastRenderedPageBreak/>
+        <w:t>double HORDA(double Left,double Right,double Eps,int &amp;N)</w:t>
+      </w:r>
+    </w:p>
+    <w:p>
+      <w:pPr>
+        <w:pStyle w:val="a7"/>
+        <w:rPr>
+          <w:color w:val="auto"/>
+          <w:lang w:val="en-US"/>
+        </w:rPr>
+      </w:pPr>
+      <w:r>
+        <w:rPr>
+          <w:color w:val="auto"/>
+          <w:lang w:val="en-US"/>
+        </w:rPr>
+        <w:t>{</w:t>
+      </w:r>
+    </w:p>
+    <w:p>
+      <w:pPr>
+        <w:pStyle w:val="a7"/>
+        <w:rPr>
+          <w:color w:val="auto"/>
+          <w:lang w:val="en-US"/>
+        </w:rPr>
+      </w:pPr>
+      <w:r>
+        <w:rPr>
+          <w:color w:val="auto"/>
+          <w:lang w:val="en-US"/>
+        </w:rPr>
+        <w:t>  double FLeft = F(Left);</w:t>
+      </w:r>
+    </w:p>
+    <w:p>
+      <w:pPr>
+        <w:pStyle w:val="a7"/>
+        <w:rPr>
+          <w:color w:val="auto"/>
+          <w:lang w:val="en-US"/>
+        </w:rPr>
+      </w:pPr>
+      <w:r>
+        <w:rPr>
+          <w:color w:val="auto"/>
+          <w:lang w:val="en-US"/>
+        </w:rPr>
+        <w:t>  double FRight = F(Right);</w:t>
+      </w:r>
+    </w:p>
+    <w:p>
+      <w:pPr>
+        <w:pStyle w:val="a7"/>
+        <w:rPr>
+          <w:color w:val="auto"/>
+          <w:lang w:val="en-US"/>
+        </w:rPr>
+      </w:pPr>
+      <w:r>
+        <w:rPr>
+          <w:color w:val="auto"/>
+          <w:lang w:val="en-US"/>
+        </w:rPr>
+        <w:t>  double X,Y;</w:t>
+      </w:r>
+    </w:p>
+    <w:p>
+      <w:pPr>
+        <w:pStyle w:val="a7"/>
+        <w:rPr>
+          <w:color w:val="auto"/>
+          <w:lang w:val="en-US"/>
+        </w:rPr>
+      </w:pPr>
+      <w:r>
+        <w:rPr>
+          <w:color w:val="auto"/>
+          <w:lang w:val="en-US"/>
+        </w:rPr>
+        <w:t>  if (FLeft*FRight&gt;0.0) {puts("</w:t>
+      </w:r>
+      <w:r>
+        <w:rPr>
+          <w:color w:val="auto"/>
+        </w:rPr>
+        <w:t>Неверное</w:t>
+      </w:r>
+      <w:r>
+        <w:rPr>
+          <w:color w:val="auto"/>
+          <w:lang w:val="en-US"/>
+        </w:rPr>
+        <w:t xml:space="preserve"> </w:t>
+      </w:r>
+      <w:r>
+        <w:rPr>
+          <w:color w:val="auto"/>
+        </w:rPr>
+        <w:t>задание</w:t>
+      </w:r>
+      <w:r>
+        <w:rPr>
+          <w:color w:val="auto"/>
+          <w:lang w:val="en-US"/>
+        </w:rPr>
+        <w:t xml:space="preserve"> </w:t>
+      </w:r>
+      <w:r>
+        <w:rPr>
+          <w:color w:val="auto"/>
+        </w:rPr>
+        <w:t>интервала</w:t>
+      </w:r>
+      <w:r>
+        <w:rPr>
+          <w:color w:val="auto"/>
+          <w:lang w:val="en-US"/>
+        </w:rPr>
+        <w:t>\n");exit(1);}</w:t>
+      </w:r>
+    </w:p>
+    <w:p>
+      <w:pPr>
+        <w:pStyle w:val="a7"/>
+        <w:rPr>
+          <w:color w:val="auto"/>
+        </w:rPr>
+      </w:pPr>
+      <w:r>
+        <w:rPr>
+          <w:color w:val="auto"/>
+          <w:lang w:val="en-US"/>
         </w:rPr>
         <w:t xml:space="preserve">  </w:t>
       </w:r>
       <w:r>
         <w:rPr>
           <w:color w:val="auto"/>
-          <w:lang w:val="en-US"/>
-        </w:rPr>
-        <w:t>double X1=F(X0);</w:t>
-      </w:r>
-    </w:p>
-    <w:p>
-      <w:pPr>
-        <w:pStyle w:val="a7"/>
-        <w:rPr>
-          <w:color w:val="auto"/>
-          <w:lang w:val="en-US"/>
-        </w:rPr>
-      </w:pPr>
-      <w:r>
-        <w:rPr>
-          <w:color w:val="auto"/>
-          <w:lang w:val="en-US"/>
-        </w:rPr>
-        <w:t>  double X2=F(X1);</w:t>
-      </w:r>
-    </w:p>
-    <w:p>
-      <w:pPr>
-        <w:pStyle w:val="a7"/>
-        <w:rPr>
-          <w:color w:val="auto"/>
-          <w:lang w:val="en-US"/>
-        </w:rPr>
-      </w:pPr>
-      <w:r>
-        <w:rPr>
-          <w:color w:val="auto"/>
-          <w:lang w:val="en-US"/>
-        </w:rPr>
-        <w:t>  N = 2;</w:t>
-      </w:r>
-    </w:p>
-    <w:p>
-      <w:pPr>
-        <w:pStyle w:val="a7"/>
-        <w:rPr>
-          <w:color w:val="auto"/>
-          <w:lang w:val="en-US"/>
-        </w:rPr>
-      </w:pPr>
-      <w:r>
-        <w:rPr>
-          <w:color w:val="auto"/>
-          <w:lang w:val="en-US"/>
+        </w:rPr>
+        <w:t>if (Eps&lt;=0.0) {puts("Неверное задание точности\n");exit(1);}</w:t>
+      </w:r>
+    </w:p>
+    <w:p>
+      <w:pPr>
+        <w:pStyle w:val="a7"/>
+        <w:rPr>
+          <w:color w:val="auto"/>
+          <w:lang w:val="en-US"/>
+        </w:rPr>
+      </w:pPr>
+      <w:r>
+        <w:rPr>
+          <w:color w:val="auto"/>
         </w:rPr>
         <w:t xml:space="preserve">  </w:t>
       </w:r>
-      <w:proofErr w:type="gramStart"/>
-      <w:r>
-        <w:rPr>
-          <w:color w:val="auto"/>
-          <w:lang w:val="en-US"/>
-        </w:rPr>
-        <w:t>while( (</w:t>
-      </w:r>
-      <w:proofErr w:type="gramEnd"/>
-      <w:r>
-        <w:rPr>
-          <w:color w:val="auto"/>
-          <w:lang w:val="en-US"/>
-        </w:rPr>
-        <w:t>X1 - X2)*(X1 - X2) &gt; fabs((2*X1-X0-X2)*Eps) )</w:t>
+      <w:r>
+        <w:rPr>
+          <w:color w:val="auto"/>
+          <w:lang w:val="en-US"/>
+        </w:rPr>
+        <w:t>N=0;</w:t>
+      </w:r>
+    </w:p>
+    <w:p>
+      <w:pPr>
+        <w:pStyle w:val="a7"/>
+        <w:rPr>
+          <w:color w:val="auto"/>
+          <w:lang w:val="en-US"/>
+        </w:rPr>
+      </w:pPr>
+      <w:r>
+        <w:rPr>
+          <w:color w:val="auto"/>
+          <w:lang w:val="en-US"/>
+        </w:rPr>
+        <w:t>  if (FLeft==0.0)  return Left;</w:t>
+      </w:r>
+    </w:p>
+    <w:p>
+      <w:pPr>
+        <w:pStyle w:val="a7"/>
+        <w:rPr>
+          <w:color w:val="auto"/>
+          <w:lang w:val="en-US"/>
+        </w:rPr>
+      </w:pPr>
+      <w:r>
+        <w:rPr>
+          <w:color w:val="auto"/>
+          <w:lang w:val="en-US"/>
+        </w:rPr>
+        <w:t>  if (FRight==0.0) return Right;</w:t>
+      </w:r>
+    </w:p>
+    <w:p>
+      <w:pPr>
+        <w:pStyle w:val="a7"/>
+        <w:rPr>
+          <w:color w:val="auto"/>
+          <w:lang w:val="en-US"/>
+        </w:rPr>
+      </w:pPr>
+      <w:r>
+        <w:rPr>
+          <w:color w:val="auto"/>
+          <w:lang w:val="en-US"/>
+        </w:rPr>
+        <w:t>  do</w:t>
       </w:r>
     </w:p>
     <w:p>
@@ -11918,39 +10622,103 @@
           <w:color w:val="auto"/>
           <w:lang w:val="en-US"/>
         </w:rPr>
-        <w:t>    X0 = X1;</w:t>
-      </w:r>
-    </w:p>
-    <w:p>
-      <w:pPr>
-        <w:pStyle w:val="a7"/>
-        <w:rPr>
-          <w:color w:val="auto"/>
-          <w:lang w:val="en-US"/>
-        </w:rPr>
-      </w:pPr>
-      <w:r>
-        <w:rPr>
-          <w:color w:val="auto"/>
-          <w:lang w:val="en-US"/>
-        </w:rPr>
-        <w:t>    X1 = X2;</w:t>
-      </w:r>
-    </w:p>
-    <w:p>
-      <w:pPr>
-        <w:pStyle w:val="a7"/>
-        <w:rPr>
-          <w:color w:val="auto"/>
-          <w:lang w:val="en-US"/>
-        </w:rPr>
-      </w:pPr>
-      <w:r>
-        <w:rPr>
-          <w:color w:val="auto"/>
-          <w:lang w:val="en-US"/>
-        </w:rPr>
-        <w:t>    X2 = F(X1);</w:t>
+        <w:t>    X = Left-(Right-Left)*FLeft/(FRight-FLeft);</w:t>
+      </w:r>
+    </w:p>
+    <w:p>
+      <w:pPr>
+        <w:pStyle w:val="a7"/>
+        <w:rPr>
+          <w:color w:val="auto"/>
+          <w:lang w:val="en-US"/>
+        </w:rPr>
+      </w:pPr>
+      <w:r>
+        <w:rPr>
+          <w:color w:val="auto"/>
+          <w:lang w:val="en-US"/>
+        </w:rPr>
+        <w:t>    Y = F(X);</w:t>
+      </w:r>
+    </w:p>
+    <w:p>
+      <w:pPr>
+        <w:pStyle w:val="a7"/>
+        <w:rPr>
+          <w:color w:val="auto"/>
+          <w:lang w:val="en-US"/>
+        </w:rPr>
+      </w:pPr>
+      <w:r>
+        <w:rPr>
+          <w:color w:val="auto"/>
+          <w:lang w:val="en-US"/>
+        </w:rPr>
+        <w:t>    if (Y == 0.0) return (X);</w:t>
+      </w:r>
+    </w:p>
+    <w:p>
+      <w:pPr>
+        <w:pStyle w:val="a7"/>
+        <w:rPr>
+          <w:color w:val="auto"/>
+          <w:lang w:val="en-US"/>
+        </w:rPr>
+      </w:pPr>
+      <w:r>
+        <w:rPr>
+          <w:color w:val="auto"/>
+          <w:lang w:val="en-US"/>
+        </w:rPr>
+        <w:t>        if (Y*FLeft &lt; 0.0)</w:t>
+      </w:r>
+    </w:p>
+    <w:p>
+      <w:pPr>
+        <w:pStyle w:val="a7"/>
+        <w:rPr>
+          <w:color w:val="auto"/>
+          <w:lang w:val="en-US"/>
+        </w:rPr>
+      </w:pPr>
+      <w:r>
+        <w:rPr>
+          <w:color w:val="auto"/>
+          <w:lang w:val="en-US"/>
+        </w:rPr>
+        <w:t>         { Right=X; FRight=Y; }</w:t>
+      </w:r>
+    </w:p>
+    <w:p>
+      <w:pPr>
+        <w:pStyle w:val="a7"/>
+        <w:rPr>
+          <w:color w:val="auto"/>
+          <w:lang w:val="en-US"/>
+        </w:rPr>
+      </w:pPr>
+      <w:r>
+        <w:rPr>
+          <w:color w:val="auto"/>
+          <w:lang w:val="en-US"/>
+        </w:rPr>
+        <w:t>        else</w:t>
+      </w:r>
+    </w:p>
+    <w:p>
+      <w:pPr>
+        <w:pStyle w:val="a7"/>
+        <w:rPr>
+          <w:color w:val="auto"/>
+          <w:lang w:val="en-US"/>
+        </w:rPr>
+      </w:pPr>
+      <w:r>
+        <w:rPr>
+          <w:color w:val="auto"/>
+          <w:lang w:val="en-US"/>
+        </w:rPr>
+        <w:t>         { Left=X; FLeft=Y; }</w:t>
       </w:r>
     </w:p>
     <w:p>
@@ -11998,7 +10766,30 @@
           <w:color w:val="auto"/>
           <w:lang w:val="en-US"/>
         </w:rPr>
-        <w:t>   return(X2);</w:t>
+        <w:t>  while ( fabs(Y) &gt;= Eps );</w:t>
+      </w:r>
+    </w:p>
+    <w:p>
+      <w:pPr>
+        <w:pStyle w:val="a7"/>
+        <w:rPr>
+          <w:color w:val="auto"/>
+          <w:lang w:val="en-US"/>
+        </w:rPr>
+      </w:pPr>
+      <w:r>
+        <w:rPr>
+          <w:color w:val="auto"/>
+          <w:lang w:val="en-US"/>
+        </w:rPr>
+        <w:t xml:space="preserve">  </w:t>
+      </w:r>
+      <w:r>
+        <w:rPr>
+          <w:color w:val="auto"/>
+          <w:lang w:val="en-US"/>
+        </w:rPr>
+        <w:t>return(X);</w:t>
       </w:r>
     </w:p>
     <w:p>
@@ -12019,62 +10810,64 @@
     </w:p>
     <w:p>
       <w:pPr>
-        <w:pStyle w:val="a7"/>
-        <w:rPr>
-          <w:color w:val="auto"/>
-          <w:lang w:val="en-US"/>
-        </w:rPr>
-      </w:pPr>
-      <w:r>
-        <w:rPr>
-          <w:color w:val="auto"/>
-          <w:lang w:val="en-US"/>
-        </w:rPr>
-        <w:t>#</w:t>
-      </w:r>
-      <w:proofErr w:type="gramStart"/>
-      <w:r>
-        <w:rPr>
-          <w:color w:val="auto"/>
-          <w:lang w:val="en-US"/>
-        </w:rPr>
-        <w:t>ifdef</w:t>
-      </w:r>
-      <w:proofErr w:type="gramEnd"/>
-      <w:r>
-        <w:rPr>
-          <w:color w:val="auto"/>
-          <w:lang w:val="en-US"/>
-        </w:rPr>
-        <w:t xml:space="preserve"> __NEWTON</w:t>
-      </w:r>
-    </w:p>
-    <w:p>
-      <w:pPr>
-        <w:pStyle w:val="a7"/>
-        <w:rPr>
-          <w:color w:val="auto"/>
-          <w:lang w:val="en-US"/>
-        </w:rPr>
-      </w:pPr>
-      <w:r>
-        <w:rPr>
-          <w:color w:val="auto"/>
-          <w:lang w:val="en-US"/>
-        </w:rPr>
-        <w:t xml:space="preserve">double NEWTON (double </w:t>
-      </w:r>
-      <w:proofErr w:type="spellStart"/>
-      <w:proofErr w:type="gramStart"/>
-      <w:r>
-        <w:rPr>
-          <w:color w:val="auto"/>
-          <w:lang w:val="en-US"/>
-        </w:rPr>
-        <w:t>X,double</w:t>
-      </w:r>
-      <w:proofErr w:type="spellEnd"/>
-      <w:proofErr w:type="gramEnd"/>
+        <w:rPr>
+          <w:rFonts w:ascii="Courier New" w:eastAsia="Courier New" w:hAnsi="Courier New" w:cs="Courier New"/>
+          <w:lang w:val="en-US"/>
+        </w:rPr>
+      </w:pPr>
+    </w:p>
+    <w:p>
+      <w:pPr>
+        <w:rPr>
+          <w:szCs w:val="28"/>
+          <w:lang w:val="en-US"/>
+        </w:rPr>
+      </w:pPr>
+      <w:r>
+        <w:rPr>
+          <w:szCs w:val="28"/>
+        </w:rPr>
+        <w:t>Файл</w:t>
+      </w:r>
+      <w:r>
+        <w:rPr>
+          <w:szCs w:val="28"/>
+          <w:lang w:val="en-US"/>
+        </w:rPr>
+        <w:t xml:space="preserve"> methods.hpp</w:t>
+      </w:r>
+    </w:p>
+    <w:p>
+      <w:pPr>
+        <w:pStyle w:val="a7"/>
+        <w:rPr>
+          <w:color w:val="auto"/>
+          <w:lang w:val="en-US"/>
+        </w:rPr>
+      </w:pPr>
+      <w:r>
+        <w:rPr>
+          <w:color w:val="auto"/>
+          <w:lang w:val="en-US"/>
+        </w:rPr>
+        <w:t>/*******************************************************************/</w:t>
+      </w:r>
+    </w:p>
+    <w:p>
+      <w:pPr>
+        <w:pStyle w:val="a7"/>
+        <w:rPr>
+          <w:color w:val="auto"/>
+          <w:lang w:val="en-US"/>
+        </w:rPr>
+      </w:pPr>
+      <w:r>
+        <w:rPr>
+          <w:color w:val="auto"/>
+          <w:lang w:val="en-US"/>
+        </w:rPr>
+        <w:t>extern</w:t>
+      </w:r>
       <w:r>
         <w:rPr>
           <w:color w:val="auto"/>
@@ -12082,428 +10875,13 @@
         </w:rPr>
         <w:t xml:space="preserve"> </w:t>
       </w:r>
-      <w:proofErr w:type="spellStart"/>
-      <w:r>
-        <w:rPr>
-          <w:color w:val="auto"/>
-          <w:lang w:val="en-US"/>
-        </w:rPr>
-        <w:t>Eps,int</w:t>
-      </w:r>
-      <w:proofErr w:type="spellEnd"/>
-      <w:r>
-        <w:rPr>
-          <w:color w:val="auto"/>
-          <w:lang w:val="en-US"/>
-        </w:rPr>
-        <w:t xml:space="preserve"> &amp;N)</w:t>
-      </w:r>
-    </w:p>
-    <w:p>
-      <w:pPr>
-        <w:pStyle w:val="a7"/>
-        <w:rPr>
-          <w:color w:val="auto"/>
-          <w:lang w:val="en-US"/>
-        </w:rPr>
-      </w:pPr>
-      <w:r>
-        <w:rPr>
-          <w:color w:val="auto"/>
-          <w:lang w:val="en-US"/>
-        </w:rPr>
-        <w:t>{</w:t>
-      </w:r>
-    </w:p>
-    <w:p>
-      <w:pPr>
-        <w:pStyle w:val="a7"/>
-        <w:rPr>
-          <w:color w:val="auto"/>
-          <w:lang w:val="en-US"/>
-        </w:rPr>
-      </w:pPr>
-      <w:r>
-        <w:rPr>
-          <w:color w:val="auto"/>
-          <w:lang w:val="en-US"/>
-        </w:rPr>
-        <w:t>  extern double F1 (double);</w:t>
-      </w:r>
-    </w:p>
-    <w:p>
-      <w:pPr>
-        <w:pStyle w:val="a7"/>
-        <w:rPr>
-          <w:color w:val="auto"/>
-          <w:lang w:val="en-US"/>
-        </w:rPr>
-      </w:pPr>
-      <w:r>
-        <w:rPr>
-          <w:color w:val="auto"/>
-          <w:lang w:val="en-US"/>
-        </w:rPr>
-        <w:t xml:space="preserve">  double </w:t>
-      </w:r>
-      <w:proofErr w:type="gramStart"/>
-      <w:r>
-        <w:rPr>
-          <w:color w:val="auto"/>
-          <w:lang w:val="en-US"/>
-        </w:rPr>
-        <w:t>Y,Y</w:t>
-      </w:r>
-      <w:proofErr w:type="gramEnd"/>
-      <w:r>
-        <w:rPr>
-          <w:color w:val="auto"/>
-          <w:lang w:val="en-US"/>
-        </w:rPr>
-        <w:t>1,DX;</w:t>
-      </w:r>
-    </w:p>
-    <w:p>
-      <w:pPr>
-        <w:pStyle w:val="a7"/>
-        <w:rPr>
-          <w:color w:val="auto"/>
-          <w:lang w:val="en-US"/>
-        </w:rPr>
-      </w:pPr>
-      <w:r>
-        <w:rPr>
-          <w:color w:val="auto"/>
-          <w:lang w:val="en-US"/>
-        </w:rPr>
-        <w:t>  N=0;</w:t>
-      </w:r>
-    </w:p>
-    <w:p>
-      <w:pPr>
-        <w:pStyle w:val="a7"/>
-        <w:rPr>
-          <w:color w:val="auto"/>
-          <w:lang w:val="en-US"/>
-        </w:rPr>
-      </w:pPr>
-      <w:r>
-        <w:rPr>
-          <w:color w:val="auto"/>
-          <w:lang w:val="en-US"/>
-        </w:rPr>
-        <w:t>  do</w:t>
-      </w:r>
-    </w:p>
-    <w:p>
-      <w:pPr>
-        <w:pStyle w:val="a7"/>
-        <w:rPr>
-          <w:color w:val="auto"/>
-          <w:lang w:val="en-US"/>
-        </w:rPr>
-      </w:pPr>
-      <w:r>
-        <w:rPr>
-          <w:color w:val="auto"/>
-          <w:lang w:val="en-US"/>
-        </w:rPr>
-        <w:t>  {</w:t>
-      </w:r>
-    </w:p>
-    <w:p>
-      <w:pPr>
-        <w:pStyle w:val="a7"/>
-        <w:rPr>
-          <w:color w:val="auto"/>
-          <w:lang w:val="en-US"/>
-        </w:rPr>
-      </w:pPr>
-      <w:r>
-        <w:rPr>
-          <w:color w:val="auto"/>
-          <w:lang w:val="en-US"/>
-        </w:rPr>
-        <w:t xml:space="preserve">    </w:t>
-      </w:r>
-      <w:proofErr w:type="gramStart"/>
-      <w:r>
-        <w:rPr>
-          <w:color w:val="auto"/>
-          <w:lang w:val="en-US"/>
-        </w:rPr>
-        <w:t>Y  =</w:t>
-      </w:r>
-      <w:proofErr w:type="gramEnd"/>
-      <w:r>
-        <w:rPr>
-          <w:color w:val="auto"/>
-          <w:lang w:val="en-US"/>
-        </w:rPr>
-        <w:t xml:space="preserve"> F(X);</w:t>
-      </w:r>
-    </w:p>
-    <w:p>
-      <w:pPr>
-        <w:pStyle w:val="a7"/>
-        <w:rPr>
-          <w:color w:val="auto"/>
-          <w:lang w:val="en-US"/>
-        </w:rPr>
-      </w:pPr>
-      <w:r>
-        <w:rPr>
-          <w:color w:val="auto"/>
-          <w:lang w:val="en-US"/>
-        </w:rPr>
-        <w:t>    if (Y==0.0) return (X);</w:t>
-      </w:r>
-    </w:p>
-    <w:p>
-      <w:pPr>
-        <w:pStyle w:val="a7"/>
-        <w:rPr>
-          <w:color w:val="auto"/>
-        </w:rPr>
-      </w:pPr>
-      <w:r>
-        <w:rPr>
-          <w:color w:val="auto"/>
-          <w:lang w:val="en-US"/>
-        </w:rPr>
-        <w:t xml:space="preserve">    </w:t>
-      </w:r>
-      <w:r>
-        <w:rPr>
-          <w:color w:val="auto"/>
-        </w:rPr>
-        <w:t>Y1 = F1(X);</w:t>
-      </w:r>
-    </w:p>
-    <w:p>
-      <w:pPr>
-        <w:pStyle w:val="a7"/>
-        <w:rPr>
-          <w:color w:val="auto"/>
-        </w:rPr>
-      </w:pPr>
-      <w:r>
-        <w:rPr>
-          <w:color w:val="auto"/>
-        </w:rPr>
-        <w:t xml:space="preserve">    </w:t>
-      </w:r>
-      <w:proofErr w:type="spellStart"/>
-      <w:r>
-        <w:rPr>
-          <w:color w:val="auto"/>
-        </w:rPr>
-        <w:t>if</w:t>
-      </w:r>
-      <w:proofErr w:type="spellEnd"/>
-      <w:r>
-        <w:rPr>
-          <w:color w:val="auto"/>
-        </w:rPr>
-        <w:t xml:space="preserve"> (Y1==0.0) {</w:t>
-      </w:r>
-      <w:proofErr w:type="spellStart"/>
-      <w:r>
-        <w:rPr>
-          <w:color w:val="auto"/>
-        </w:rPr>
-        <w:t>puts</w:t>
-      </w:r>
-      <w:proofErr w:type="spellEnd"/>
-      <w:r>
-        <w:rPr>
-          <w:color w:val="auto"/>
-        </w:rPr>
-        <w:t>("Производная обратилась в ноль\n");</w:t>
-      </w:r>
-      <w:proofErr w:type="spellStart"/>
-      <w:r>
-        <w:rPr>
-          <w:color w:val="auto"/>
-        </w:rPr>
-        <w:t>exit</w:t>
-      </w:r>
-      <w:proofErr w:type="spellEnd"/>
-      <w:r>
-        <w:rPr>
-          <w:color w:val="auto"/>
-        </w:rPr>
-        <w:t>(1);}</w:t>
-      </w:r>
-    </w:p>
-    <w:p>
-      <w:pPr>
-        <w:pStyle w:val="a7"/>
-        <w:rPr>
-          <w:color w:val="auto"/>
-          <w:lang w:val="en-US"/>
-        </w:rPr>
-      </w:pPr>
-      <w:r>
-        <w:rPr>
-          <w:color w:val="auto"/>
-        </w:rPr>
-        <w:t xml:space="preserve">    </w:t>
-      </w:r>
-      <w:r>
-        <w:rPr>
-          <w:color w:val="auto"/>
-          <w:lang w:val="en-US"/>
-        </w:rPr>
-        <w:t>DX=Y/Y1; X=X-DX; N++;</w:t>
-      </w:r>
-    </w:p>
-    <w:p>
-      <w:pPr>
-        <w:pStyle w:val="a7"/>
-        <w:rPr>
-          <w:color w:val="auto"/>
-          <w:lang w:val="en-US"/>
-        </w:rPr>
-      </w:pPr>
-      <w:r>
-        <w:rPr>
-          <w:color w:val="auto"/>
-          <w:lang w:val="en-US"/>
-        </w:rPr>
-        <w:t>  }</w:t>
-      </w:r>
-    </w:p>
-    <w:p>
-      <w:pPr>
-        <w:pStyle w:val="a7"/>
-        <w:rPr>
-          <w:color w:val="auto"/>
-          <w:lang w:val="en-US"/>
-        </w:rPr>
-      </w:pPr>
-      <w:r>
-        <w:rPr>
-          <w:color w:val="auto"/>
-          <w:lang w:val="en-US"/>
-        </w:rPr>
-        <w:t>  while (</w:t>
-      </w:r>
-      <w:proofErr w:type="gramStart"/>
-      <w:r>
-        <w:rPr>
-          <w:color w:val="auto"/>
-          <w:lang w:val="en-US"/>
-        </w:rPr>
-        <w:t>fabs(</w:t>
-      </w:r>
-      <w:proofErr w:type="gramEnd"/>
-      <w:r>
-        <w:rPr>
-          <w:color w:val="auto"/>
-          <w:lang w:val="en-US"/>
-        </w:rPr>
-        <w:t>DX)&gt;Eps);</w:t>
-      </w:r>
-    </w:p>
-    <w:p>
-      <w:pPr>
-        <w:pStyle w:val="a7"/>
-        <w:rPr>
-          <w:color w:val="auto"/>
-          <w:lang w:val="en-US"/>
-        </w:rPr>
-      </w:pPr>
-      <w:r>
-        <w:rPr>
-          <w:color w:val="auto"/>
-          <w:lang w:val="en-US"/>
-        </w:rPr>
-        <w:t>  return (X);</w:t>
-      </w:r>
-    </w:p>
-    <w:p>
-      <w:pPr>
-        <w:pStyle w:val="a7"/>
-        <w:rPr>
-          <w:color w:val="auto"/>
-          <w:lang w:val="en-US"/>
-        </w:rPr>
-      </w:pPr>
-      <w:r>
-        <w:rPr>
-          <w:color w:val="auto"/>
-          <w:lang w:val="en-US"/>
-        </w:rPr>
-        <w:t>}</w:t>
-      </w:r>
-    </w:p>
-    <w:p>
-      <w:pPr>
-        <w:pStyle w:val="a7"/>
-        <w:rPr>
-          <w:color w:val="auto"/>
-          <w:lang w:val="en-US"/>
-        </w:rPr>
-      </w:pPr>
-      <w:r>
-        <w:rPr>
-          <w:color w:val="auto"/>
-          <w:lang w:val="en-US"/>
-        </w:rPr>
-        <w:t>#</w:t>
-      </w:r>
-      <w:proofErr w:type="gramStart"/>
-      <w:r>
-        <w:rPr>
-          <w:color w:val="auto"/>
-          <w:lang w:val="en-US"/>
-        </w:rPr>
-        <w:t>endif</w:t>
-      </w:r>
-      <w:proofErr w:type="gramEnd"/>
-    </w:p>
-    <w:p>
-      <w:pPr>
-        <w:pStyle w:val="a7"/>
-        <w:rPr>
-          <w:color w:val="auto"/>
-          <w:lang w:val="en-US"/>
-        </w:rPr>
-      </w:pPr>
-      <w:r>
-        <w:rPr>
-          <w:color w:val="auto"/>
-          <w:lang w:val="en-US"/>
-        </w:rPr>
-        <w:lastRenderedPageBreak/>
-        <w:t xml:space="preserve">double </w:t>
-      </w:r>
-      <w:proofErr w:type="gramStart"/>
-      <w:r>
-        <w:rPr>
-          <w:color w:val="auto"/>
-          <w:lang w:val="en-US"/>
-        </w:rPr>
-        <w:t>HORDA(</w:t>
-      </w:r>
-      <w:proofErr w:type="gramEnd"/>
-      <w:r>
-        <w:rPr>
-          <w:color w:val="auto"/>
-          <w:lang w:val="en-US"/>
-        </w:rPr>
-        <w:t xml:space="preserve">double </w:t>
-      </w:r>
-      <w:proofErr w:type="spellStart"/>
-      <w:r>
-        <w:rPr>
-          <w:color w:val="auto"/>
-          <w:lang w:val="en-US"/>
-        </w:rPr>
-        <w:t>Left,double</w:t>
-      </w:r>
-      <w:proofErr w:type="spellEnd"/>
+      <w:r>
+        <w:rPr>
+          <w:color w:val="auto"/>
+          <w:lang w:val="en-US"/>
+        </w:rPr>
+        <w:t>double</w:t>
+      </w:r>
       <w:r>
         <w:rPr>
           <w:color w:val="auto"/>
@@ -12511,15 +10889,254 @@
         </w:rPr>
         <w:t xml:space="preserve"> </w:t>
       </w:r>
-      <w:proofErr w:type="spellStart"/>
-      <w:r>
-        <w:rPr>
-          <w:color w:val="auto"/>
-          <w:lang w:val="en-US"/>
-        </w:rPr>
-        <w:t>Right,double</w:t>
-      </w:r>
-      <w:proofErr w:type="spellEnd"/>
+      <w:r>
+        <w:rPr>
+          <w:color w:val="auto"/>
+          <w:lang w:val="en-US"/>
+        </w:rPr>
+        <w:t>F</w:t>
+      </w:r>
+      <w:r>
+        <w:rPr>
+          <w:color w:val="auto"/>
+          <w:lang w:val="en-US"/>
+        </w:rPr>
+        <w:t>(</w:t>
+      </w:r>
+      <w:r>
+        <w:rPr>
+          <w:color w:val="auto"/>
+          <w:lang w:val="en-US"/>
+        </w:rPr>
+        <w:t>double</w:t>
+      </w:r>
+      <w:r>
+        <w:rPr>
+          <w:color w:val="auto"/>
+          <w:lang w:val="en-US"/>
+        </w:rPr>
+        <w:t>);</w:t>
+      </w:r>
+    </w:p>
+    <w:p>
+      <w:pPr>
+        <w:pStyle w:val="a7"/>
+        <w:rPr>
+          <w:color w:val="auto"/>
+        </w:rPr>
+      </w:pPr>
+      <w:r>
+        <w:rPr>
+          <w:color w:val="auto"/>
+        </w:rPr>
+        <w:t>/******************************************************************/</w:t>
+      </w:r>
+    </w:p>
+    <w:p>
+      <w:pPr>
+        <w:pStyle w:val="a7"/>
+        <w:rPr>
+          <w:color w:val="auto"/>
+        </w:rPr>
+      </w:pPr>
+      <w:r>
+        <w:rPr>
+          <w:color w:val="auto"/>
+        </w:rPr>
+        <w:t>/*           Функция F (X) , задаваемая пользователем             */</w:t>
+      </w:r>
+    </w:p>
+    <w:p>
+      <w:pPr>
+        <w:pStyle w:val="a7"/>
+        <w:rPr>
+          <w:color w:val="auto"/>
+          <w:lang w:val="en-US"/>
+        </w:rPr>
+      </w:pPr>
+      <w:r>
+        <w:rPr>
+          <w:color w:val="auto"/>
+          <w:lang w:val="en-US"/>
+        </w:rPr>
+        <w:t>/******************************************************************/</w:t>
+      </w:r>
+    </w:p>
+    <w:p>
+      <w:pPr>
+        <w:pStyle w:val="a7"/>
+        <w:rPr>
+          <w:color w:val="auto"/>
+          <w:lang w:val="en-US"/>
+        </w:rPr>
+      </w:pPr>
+    </w:p>
+    <w:p>
+      <w:pPr>
+        <w:pStyle w:val="a7"/>
+        <w:rPr>
+          <w:color w:val="auto"/>
+          <w:lang w:val="en-US"/>
+        </w:rPr>
+      </w:pPr>
+      <w:r>
+        <w:rPr>
+          <w:color w:val="auto"/>
+          <w:lang w:val="en-US"/>
+        </w:rPr>
+        <w:t>#ifdef __NEWTON</w:t>
+      </w:r>
+    </w:p>
+    <w:p>
+      <w:pPr>
+        <w:pStyle w:val="a7"/>
+        <w:rPr>
+          <w:color w:val="auto"/>
+          <w:lang w:val="en-US"/>
+        </w:rPr>
+      </w:pPr>
+      <w:r>
+        <w:rPr>
+          <w:color w:val="auto"/>
+          <w:lang w:val="en-US"/>
+        </w:rPr>
+        <w:t>extern double F1(double);</w:t>
+      </w:r>
+    </w:p>
+    <w:p>
+      <w:pPr>
+        <w:pStyle w:val="a7"/>
+        <w:rPr>
+          <w:color w:val="auto"/>
+        </w:rPr>
+      </w:pPr>
+      <w:r>
+        <w:rPr>
+          <w:color w:val="auto"/>
+        </w:rPr>
+        <w:t>/******************************************************************/</w:t>
+      </w:r>
+    </w:p>
+    <w:p>
+      <w:pPr>
+        <w:pStyle w:val="a7"/>
+        <w:rPr>
+          <w:color w:val="auto"/>
+        </w:rPr>
+      </w:pPr>
+      <w:r>
+        <w:rPr>
+          <w:color w:val="auto"/>
+        </w:rPr>
+        <w:t>/*     Производная функции F (X) , задаваемая пользователем       */</w:t>
+      </w:r>
+    </w:p>
+    <w:p>
+      <w:pPr>
+        <w:pStyle w:val="a7"/>
+        <w:rPr>
+          <w:color w:val="auto"/>
+          <w:lang w:val="en-US"/>
+        </w:rPr>
+      </w:pPr>
+      <w:r>
+        <w:rPr>
+          <w:color w:val="auto"/>
+          <w:lang w:val="en-US"/>
+        </w:rPr>
+        <w:t>/******************************************************************/</w:t>
+      </w:r>
+    </w:p>
+    <w:p>
+      <w:pPr>
+        <w:pStyle w:val="a7"/>
+        <w:rPr>
+          <w:color w:val="auto"/>
+          <w:lang w:val="en-US"/>
+        </w:rPr>
+      </w:pPr>
+      <w:r>
+        <w:rPr>
+          <w:color w:val="auto"/>
+          <w:lang w:val="en-US"/>
+        </w:rPr>
+        <w:t>#endif</w:t>
+      </w:r>
+    </w:p>
+    <w:p>
+      <w:pPr>
+        <w:pStyle w:val="a7"/>
+        <w:rPr>
+          <w:color w:val="auto"/>
+          <w:lang w:val="en-US"/>
+        </w:rPr>
+      </w:pPr>
+    </w:p>
+    <w:p>
+      <w:pPr>
+        <w:pStyle w:val="a7"/>
+        <w:rPr>
+          <w:color w:val="auto"/>
+          <w:lang w:val="en-US"/>
+        </w:rPr>
+      </w:pPr>
+      <w:r>
+        <w:rPr>
+          <w:color w:val="auto"/>
+          <w:lang w:val="en-US"/>
+        </w:rPr>
+        <w:t>double Round (double X,double Delta);</w:t>
+      </w:r>
+    </w:p>
+    <w:p>
+      <w:pPr>
+        <w:pStyle w:val="a7"/>
+        <w:rPr>
+          <w:color w:val="auto"/>
+        </w:rPr>
+      </w:pPr>
+      <w:r>
+        <w:rPr>
+          <w:color w:val="auto"/>
+        </w:rPr>
+        <w:t>/******************************************************************/</w:t>
+      </w:r>
+    </w:p>
+    <w:p>
+      <w:pPr>
+        <w:pStyle w:val="a7"/>
+        <w:rPr>
+          <w:color w:val="auto"/>
+        </w:rPr>
+      </w:pPr>
+      <w:r>
+        <w:rPr>
+          <w:color w:val="auto"/>
+        </w:rPr>
+        <w:t>/*   Функция Round (X,Delta) , предназначена для округления       */</w:t>
+      </w:r>
+    </w:p>
+    <w:p>
+      <w:pPr>
+        <w:pStyle w:val="a7"/>
+        <w:rPr>
+          <w:color w:val="auto"/>
+          <w:lang w:val="en-US"/>
+        </w:rPr>
+      </w:pPr>
+      <w:r>
+        <w:rPr>
+          <w:color w:val="auto"/>
+          <w:lang w:val="en-US"/>
+        </w:rPr>
+        <w:t xml:space="preserve">/*                   X </w:t>
+      </w:r>
+      <w:r>
+        <w:rPr>
+          <w:color w:val="auto"/>
+        </w:rPr>
+        <w:t>с</w:t>
+      </w:r>
       <w:r>
         <w:rPr>
           <w:color w:val="auto"/>
@@ -12527,203 +11144,165 @@
         </w:rPr>
         <w:t xml:space="preserve"> </w:t>
       </w:r>
-      <w:proofErr w:type="spellStart"/>
-      <w:r>
-        <w:rPr>
-          <w:color w:val="auto"/>
-          <w:lang w:val="en-US"/>
-        </w:rPr>
-        <w:t>Eps,int</w:t>
-      </w:r>
-      <w:proofErr w:type="spellEnd"/>
-      <w:r>
-        <w:rPr>
-          <w:color w:val="auto"/>
-          <w:lang w:val="en-US"/>
-        </w:rPr>
-        <w:t xml:space="preserve"> &amp;N)</w:t>
-      </w:r>
-    </w:p>
-    <w:p>
-      <w:pPr>
-        <w:pStyle w:val="a7"/>
-        <w:rPr>
-          <w:color w:val="auto"/>
-          <w:lang w:val="en-US"/>
-        </w:rPr>
-      </w:pPr>
-      <w:r>
-        <w:rPr>
-          <w:color w:val="auto"/>
-          <w:lang w:val="en-US"/>
-        </w:rPr>
-        <w:t>{</w:t>
-      </w:r>
-    </w:p>
-    <w:p>
-      <w:pPr>
-        <w:pStyle w:val="a7"/>
-        <w:rPr>
-          <w:color w:val="auto"/>
-          <w:lang w:val="en-US"/>
-        </w:rPr>
-      </w:pPr>
-      <w:r>
-        <w:rPr>
-          <w:color w:val="auto"/>
-          <w:lang w:val="en-US"/>
-        </w:rPr>
-        <w:t xml:space="preserve">  double </w:t>
-      </w:r>
-      <w:proofErr w:type="spellStart"/>
-      <w:r>
-        <w:rPr>
-          <w:color w:val="auto"/>
-          <w:lang w:val="en-US"/>
-        </w:rPr>
-        <w:t>FLeft</w:t>
-      </w:r>
-      <w:proofErr w:type="spellEnd"/>
-      <w:r>
-        <w:rPr>
-          <w:color w:val="auto"/>
-          <w:lang w:val="en-US"/>
-        </w:rPr>
-        <w:t xml:space="preserve"> = F(Left);</w:t>
-      </w:r>
-    </w:p>
-    <w:p>
-      <w:pPr>
-        <w:pStyle w:val="a7"/>
-        <w:rPr>
-          <w:color w:val="auto"/>
-          <w:lang w:val="en-US"/>
-        </w:rPr>
-      </w:pPr>
-      <w:r>
-        <w:rPr>
-          <w:color w:val="auto"/>
-          <w:lang w:val="en-US"/>
-        </w:rPr>
-        <w:t xml:space="preserve">  double </w:t>
-      </w:r>
-      <w:proofErr w:type="spellStart"/>
-      <w:r>
-        <w:rPr>
-          <w:color w:val="auto"/>
-          <w:lang w:val="en-US"/>
-        </w:rPr>
-        <w:t>FRight</w:t>
-      </w:r>
-      <w:proofErr w:type="spellEnd"/>
-      <w:r>
-        <w:rPr>
-          <w:color w:val="auto"/>
-          <w:lang w:val="en-US"/>
-        </w:rPr>
-        <w:t xml:space="preserve"> = F(Right);</w:t>
-      </w:r>
-    </w:p>
-    <w:p>
-      <w:pPr>
-        <w:pStyle w:val="a7"/>
-        <w:rPr>
-          <w:color w:val="auto"/>
-          <w:lang w:val="en-US"/>
-        </w:rPr>
-      </w:pPr>
-      <w:r>
-        <w:rPr>
-          <w:color w:val="auto"/>
-          <w:lang w:val="en-US"/>
-        </w:rPr>
-        <w:t xml:space="preserve">  double </w:t>
-      </w:r>
-      <w:proofErr w:type="gramStart"/>
-      <w:r>
-        <w:rPr>
-          <w:color w:val="auto"/>
-          <w:lang w:val="en-US"/>
-        </w:rPr>
-        <w:t>X,Y</w:t>
-      </w:r>
-      <w:proofErr w:type="gramEnd"/>
-      <w:r>
-        <w:rPr>
-          <w:color w:val="auto"/>
-          <w:lang w:val="en-US"/>
-        </w:rPr>
-        <w:t>;</w:t>
-      </w:r>
-    </w:p>
-    <w:p>
-      <w:pPr>
-        <w:pStyle w:val="a7"/>
-        <w:rPr>
-          <w:color w:val="auto"/>
-          <w:lang w:val="en-US"/>
-        </w:rPr>
-      </w:pPr>
-      <w:r>
-        <w:rPr>
-          <w:color w:val="auto"/>
-          <w:lang w:val="en-US"/>
-        </w:rPr>
-        <w:t>  if (</w:t>
-      </w:r>
-      <w:proofErr w:type="spellStart"/>
-      <w:r>
-        <w:rPr>
-          <w:color w:val="auto"/>
-          <w:lang w:val="en-US"/>
-        </w:rPr>
-        <w:t>FLeft</w:t>
-      </w:r>
-      <w:proofErr w:type="spellEnd"/>
-      <w:r>
-        <w:rPr>
-          <w:color w:val="auto"/>
-          <w:lang w:val="en-US"/>
-        </w:rPr>
-        <w:t>*</w:t>
-      </w:r>
-      <w:proofErr w:type="spellStart"/>
-      <w:r>
-        <w:rPr>
-          <w:color w:val="auto"/>
-          <w:lang w:val="en-US"/>
-        </w:rPr>
-        <w:t>FRight</w:t>
-      </w:r>
-      <w:proofErr w:type="spellEnd"/>
-      <w:r>
-        <w:rPr>
-          <w:color w:val="auto"/>
-          <w:lang w:val="en-US"/>
-        </w:rPr>
-        <w:t>&gt;0.0) {</w:t>
-      </w:r>
-      <w:proofErr w:type="gramStart"/>
-      <w:r>
-        <w:rPr>
-          <w:color w:val="auto"/>
-          <w:lang w:val="en-US"/>
-        </w:rPr>
-        <w:t>puts(</w:t>
-      </w:r>
-      <w:proofErr w:type="gramEnd"/>
-      <w:r>
-        <w:rPr>
-          <w:color w:val="auto"/>
-          <w:lang w:val="en-US"/>
-        </w:rPr>
-        <w:t>"</w:t>
-      </w:r>
-      <w:r>
-        <w:rPr>
-          <w:color w:val="auto"/>
-        </w:rPr>
-        <w:t>Неверное</w:t>
+      <w:r>
+        <w:rPr>
+          <w:color w:val="auto"/>
+        </w:rPr>
+        <w:t>точностью</w:t>
+      </w:r>
+      <w:r>
+        <w:rPr>
+          <w:color w:val="auto"/>
+          <w:lang w:val="en-US"/>
+        </w:rPr>
+        <w:t xml:space="preserve"> Delta                          */</w:t>
+      </w:r>
+    </w:p>
+    <w:p>
+      <w:pPr>
+        <w:pStyle w:val="a7"/>
+        <w:rPr>
+          <w:color w:val="auto"/>
+          <w:lang w:val="en-US"/>
+        </w:rPr>
+      </w:pPr>
+      <w:r>
+        <w:rPr>
+          <w:color w:val="auto"/>
+          <w:lang w:val="en-US"/>
+        </w:rPr>
+        <w:t>/******************************************************************/</w:t>
+      </w:r>
+    </w:p>
+    <w:p>
+      <w:pPr>
+        <w:pStyle w:val="a7"/>
+        <w:rPr>
+          <w:color w:val="auto"/>
+          <w:lang w:val="en-US"/>
+        </w:rPr>
+      </w:pPr>
+    </w:p>
+    <w:p>
+      <w:pPr>
+        <w:pStyle w:val="a7"/>
+        <w:rPr>
+          <w:color w:val="auto"/>
+          <w:lang w:val="en-US"/>
+        </w:rPr>
+      </w:pPr>
+      <w:r>
+        <w:rPr>
+          <w:color w:val="auto"/>
+          <w:lang w:val="en-US"/>
+        </w:rPr>
+        <w:t>double BISECT(double Left,double Right,double Eps,int &amp;N);</w:t>
+      </w:r>
+    </w:p>
+    <w:p>
+      <w:pPr>
+        <w:pStyle w:val="a7"/>
+        <w:rPr>
+          <w:color w:val="auto"/>
+        </w:rPr>
+      </w:pPr>
+      <w:r>
+        <w:rPr>
+          <w:color w:val="auto"/>
+        </w:rPr>
+        <w:t>/******************************************************************/</w:t>
+      </w:r>
+    </w:p>
+    <w:p>
+      <w:pPr>
+        <w:pStyle w:val="a7"/>
+        <w:rPr>
+          <w:color w:val="auto"/>
+        </w:rPr>
+      </w:pPr>
+      <w:r>
+        <w:rPr>
+          <w:color w:val="auto"/>
+        </w:rPr>
+        <w:t>/*    Функция BISECT предназначена для решения уравнения F(X)=0   */</w:t>
+      </w:r>
+    </w:p>
+    <w:p>
+      <w:pPr>
+        <w:pStyle w:val="a7"/>
+        <w:rPr>
+          <w:color w:val="auto"/>
+        </w:rPr>
+      </w:pPr>
+      <w:r>
+        <w:rPr>
+          <w:color w:val="auto"/>
+        </w:rPr>
+        <w:t>/*    методом деления отрезка пополам. Использованы обозначения:  */</w:t>
+      </w:r>
+    </w:p>
+    <w:p>
+      <w:pPr>
+        <w:pStyle w:val="a7"/>
+        <w:rPr>
+          <w:color w:val="auto"/>
+        </w:rPr>
+      </w:pPr>
+      <w:r>
+        <w:rPr>
+          <w:color w:val="auto"/>
+        </w:rPr>
+        <w:t>/*      Left - левый конец промежутка                             */</w:t>
+      </w:r>
+    </w:p>
+    <w:p>
+      <w:pPr>
+        <w:pStyle w:val="a7"/>
+        <w:rPr>
+          <w:color w:val="auto"/>
+        </w:rPr>
+      </w:pPr>
+      <w:r>
+        <w:rPr>
+          <w:color w:val="auto"/>
+        </w:rPr>
+        <w:t>/*      Right - правый конец промежутка                           */</w:t>
+      </w:r>
+    </w:p>
+    <w:p>
+      <w:pPr>
+        <w:pStyle w:val="a7"/>
+        <w:rPr>
+          <w:color w:val="auto"/>
+        </w:rPr>
+      </w:pPr>
+      <w:r>
+        <w:rPr>
+          <w:color w:val="auto"/>
+        </w:rPr>
+        <w:t>/*      Eps - погрешность вычисления корня уравнения;             */</w:t>
+      </w:r>
+    </w:p>
+    <w:p>
+      <w:pPr>
+        <w:pStyle w:val="a7"/>
+        <w:rPr>
+          <w:color w:val="auto"/>
+          <w:lang w:val="en-US"/>
+        </w:rPr>
+      </w:pPr>
+      <w:r>
+        <w:rPr>
+          <w:color w:val="auto"/>
+          <w:lang w:val="en-US"/>
+        </w:rPr>
+        <w:t xml:space="preserve">/*      N - </w:t>
+      </w:r>
+      <w:r>
+        <w:rPr>
+          <w:color w:val="auto"/>
+        </w:rPr>
+        <w:t>число</w:t>
       </w:r>
       <w:r>
         <w:rPr>
@@ -12736,7 +11315,147 @@
         <w:rPr>
           <w:color w:val="auto"/>
         </w:rPr>
-        <w:t>задание</w:t>
+        <w:t>итераций</w:t>
+      </w:r>
+      <w:r>
+        <w:rPr>
+          <w:color w:val="auto"/>
+          <w:lang w:val="en-US"/>
+        </w:rPr>
+        <w:t xml:space="preserve">                                        */</w:t>
+      </w:r>
+    </w:p>
+    <w:p>
+      <w:pPr>
+        <w:pStyle w:val="a7"/>
+        <w:rPr>
+          <w:color w:val="auto"/>
+          <w:lang w:val="en-US"/>
+        </w:rPr>
+      </w:pPr>
+      <w:r>
+        <w:rPr>
+          <w:color w:val="auto"/>
+          <w:lang w:val="en-US"/>
+        </w:rPr>
+        <w:t>/******************************************************************/</w:t>
+      </w:r>
+    </w:p>
+    <w:p>
+      <w:pPr>
+        <w:pStyle w:val="a7"/>
+        <w:rPr>
+          <w:color w:val="auto"/>
+          <w:lang w:val="en-US"/>
+        </w:rPr>
+      </w:pPr>
+    </w:p>
+    <w:p>
+      <w:pPr>
+        <w:pStyle w:val="a7"/>
+        <w:rPr>
+          <w:color w:val="auto"/>
+          <w:lang w:val="en-US"/>
+        </w:rPr>
+      </w:pPr>
+      <w:r>
+        <w:rPr>
+          <w:color w:val="auto"/>
+          <w:lang w:val="en-US"/>
+        </w:rPr>
+        <w:t>double ITER(double X0,double Eps,int &amp;N);</w:t>
+      </w:r>
+    </w:p>
+    <w:p>
+      <w:pPr>
+        <w:pStyle w:val="a7"/>
+        <w:rPr>
+          <w:color w:val="auto"/>
+        </w:rPr>
+      </w:pPr>
+      <w:r>
+        <w:rPr>
+          <w:color w:val="auto"/>
+        </w:rPr>
+        <w:t>/******************************************************************/</w:t>
+      </w:r>
+    </w:p>
+    <w:p>
+      <w:pPr>
+        <w:pStyle w:val="a7"/>
+        <w:rPr>
+          <w:color w:val="auto"/>
+        </w:rPr>
+      </w:pPr>
+      <w:r>
+        <w:rPr>
+          <w:color w:val="auto"/>
+        </w:rPr>
+        <w:t>/*    Функция ITER предназначена для решения уравнения F(X)=X     */</w:t>
+      </w:r>
+    </w:p>
+    <w:p>
+      <w:pPr>
+        <w:pStyle w:val="a7"/>
+        <w:rPr>
+          <w:color w:val="auto"/>
+        </w:rPr>
+      </w:pPr>
+      <w:r>
+        <w:rPr>
+          <w:color w:val="auto"/>
+        </w:rPr>
+        <w:t>/*      методом простой итерации. Использованы обозначения:       */</w:t>
+      </w:r>
+    </w:p>
+    <w:p>
+      <w:pPr>
+        <w:pStyle w:val="a7"/>
+        <w:rPr>
+          <w:color w:val="auto"/>
+        </w:rPr>
+      </w:pPr>
+      <w:r>
+        <w:rPr>
+          <w:color w:val="auto"/>
+        </w:rPr>
+        <w:t>/*      X0 - начальное приближение корня                          */</w:t>
+      </w:r>
+    </w:p>
+    <w:p>
+      <w:pPr>
+        <w:pStyle w:val="a7"/>
+        <w:rPr>
+          <w:color w:val="auto"/>
+        </w:rPr>
+      </w:pPr>
+      <w:r>
+        <w:rPr>
+          <w:color w:val="auto"/>
+        </w:rPr>
+        <w:t>/*      Eps - погрешность вычисления корня уравнения;             */</w:t>
+      </w:r>
+    </w:p>
+    <w:p>
+      <w:pPr>
+        <w:pStyle w:val="a7"/>
+        <w:rPr>
+          <w:color w:val="auto"/>
+          <w:lang w:val="en-US"/>
+        </w:rPr>
+      </w:pPr>
+      <w:r>
+        <w:rPr>
+          <w:color w:val="auto"/>
+          <w:lang w:val="en-US"/>
+        </w:rPr>
+        <w:t xml:space="preserve">/*      N - </w:t>
+      </w:r>
+      <w:r>
+        <w:rPr>
+          <w:color w:val="auto"/>
+        </w:rPr>
+        <w:t>число</w:t>
       </w:r>
       <w:r>
         <w:rPr>
@@ -12749,616 +11468,161 @@
         <w:rPr>
           <w:color w:val="auto"/>
         </w:rPr>
-        <w:t>интервала</w:t>
-      </w:r>
-      <w:r>
-        <w:rPr>
-          <w:color w:val="auto"/>
-          <w:lang w:val="en-US"/>
-        </w:rPr>
-        <w:t>\n");exit(1);}</w:t>
-      </w:r>
-    </w:p>
-    <w:p>
-      <w:pPr>
-        <w:pStyle w:val="a7"/>
-        <w:rPr>
-          <w:color w:val="auto"/>
-        </w:rPr>
-      </w:pPr>
-      <w:r>
-        <w:rPr>
-          <w:color w:val="auto"/>
-          <w:lang w:val="en-US"/>
-        </w:rPr>
-        <w:t xml:space="preserve">  </w:t>
-      </w:r>
-      <w:proofErr w:type="spellStart"/>
-      <w:r>
-        <w:rPr>
-          <w:color w:val="auto"/>
-        </w:rPr>
-        <w:t>if</w:t>
-      </w:r>
-      <w:proofErr w:type="spellEnd"/>
-      <w:r>
-        <w:rPr>
-          <w:color w:val="auto"/>
-        </w:rPr>
-        <w:t xml:space="preserve"> (</w:t>
-      </w:r>
-      <w:proofErr w:type="spellStart"/>
-      <w:r>
-        <w:rPr>
-          <w:color w:val="auto"/>
-        </w:rPr>
-        <w:t>Eps</w:t>
-      </w:r>
-      <w:proofErr w:type="spellEnd"/>
-      <w:r>
-        <w:rPr>
-          <w:color w:val="auto"/>
-        </w:rPr>
-        <w:t>&lt;=0.0) {</w:t>
-      </w:r>
-      <w:proofErr w:type="spellStart"/>
-      <w:r>
-        <w:rPr>
-          <w:color w:val="auto"/>
-        </w:rPr>
-        <w:t>puts</w:t>
-      </w:r>
-      <w:proofErr w:type="spellEnd"/>
-      <w:r>
-        <w:rPr>
-          <w:color w:val="auto"/>
-        </w:rPr>
-        <w:t>("Неверное задание точности\n");</w:t>
-      </w:r>
-      <w:proofErr w:type="spellStart"/>
-      <w:r>
-        <w:rPr>
-          <w:color w:val="auto"/>
-        </w:rPr>
-        <w:t>exit</w:t>
-      </w:r>
-      <w:proofErr w:type="spellEnd"/>
-      <w:r>
-        <w:rPr>
-          <w:color w:val="auto"/>
-        </w:rPr>
-        <w:t>(1);}</w:t>
-      </w:r>
-    </w:p>
-    <w:p>
-      <w:pPr>
-        <w:pStyle w:val="a7"/>
-        <w:rPr>
-          <w:color w:val="auto"/>
-          <w:lang w:val="en-US"/>
-        </w:rPr>
-      </w:pPr>
-      <w:r>
-        <w:rPr>
-          <w:color w:val="auto"/>
-        </w:rPr>
-        <w:t xml:space="preserve">  </w:t>
-      </w:r>
-      <w:r>
-        <w:rPr>
-          <w:color w:val="auto"/>
-          <w:lang w:val="en-US"/>
-        </w:rPr>
-        <w:t>N=0;</w:t>
-      </w:r>
-    </w:p>
-    <w:p>
-      <w:pPr>
-        <w:pStyle w:val="a7"/>
-        <w:rPr>
-          <w:color w:val="auto"/>
-          <w:lang w:val="en-US"/>
-        </w:rPr>
-      </w:pPr>
-      <w:r>
-        <w:rPr>
-          <w:color w:val="auto"/>
-          <w:lang w:val="en-US"/>
-        </w:rPr>
-        <w:t>  if (</w:t>
-      </w:r>
-      <w:proofErr w:type="spellStart"/>
-      <w:r>
-        <w:rPr>
-          <w:color w:val="auto"/>
-          <w:lang w:val="en-US"/>
-        </w:rPr>
-        <w:t>FLeft</w:t>
-      </w:r>
-      <w:proofErr w:type="spellEnd"/>
-      <w:r>
-        <w:rPr>
-          <w:color w:val="auto"/>
-          <w:lang w:val="en-US"/>
-        </w:rPr>
-        <w:t>==0.0</w:t>
-      </w:r>
-      <w:proofErr w:type="gramStart"/>
-      <w:r>
-        <w:rPr>
-          <w:color w:val="auto"/>
-          <w:lang w:val="en-US"/>
-        </w:rPr>
-        <w:t>)  return</w:t>
-      </w:r>
-      <w:proofErr w:type="gramEnd"/>
-      <w:r>
-        <w:rPr>
-          <w:color w:val="auto"/>
-          <w:lang w:val="en-US"/>
-        </w:rPr>
-        <w:t xml:space="preserve"> Left;</w:t>
-      </w:r>
-    </w:p>
-    <w:p>
-      <w:pPr>
-        <w:pStyle w:val="a7"/>
-        <w:rPr>
-          <w:color w:val="auto"/>
-          <w:lang w:val="en-US"/>
-        </w:rPr>
-      </w:pPr>
-      <w:r>
-        <w:rPr>
-          <w:color w:val="auto"/>
-          <w:lang w:val="en-US"/>
-        </w:rPr>
-        <w:t>  if (</w:t>
-      </w:r>
-      <w:proofErr w:type="spellStart"/>
-      <w:r>
-        <w:rPr>
-          <w:color w:val="auto"/>
-          <w:lang w:val="en-US"/>
-        </w:rPr>
-        <w:t>FRight</w:t>
-      </w:r>
-      <w:proofErr w:type="spellEnd"/>
-      <w:r>
-        <w:rPr>
-          <w:color w:val="auto"/>
-          <w:lang w:val="en-US"/>
-        </w:rPr>
-        <w:t>==0.0) return Right;</w:t>
-      </w:r>
-    </w:p>
-    <w:p>
-      <w:pPr>
-        <w:pStyle w:val="a7"/>
-        <w:rPr>
-          <w:color w:val="auto"/>
-          <w:lang w:val="en-US"/>
-        </w:rPr>
-      </w:pPr>
-      <w:r>
-        <w:rPr>
-          <w:color w:val="auto"/>
-          <w:lang w:val="en-US"/>
-        </w:rPr>
-        <w:t>  do</w:t>
-      </w:r>
-    </w:p>
-    <w:p>
-      <w:pPr>
-        <w:pStyle w:val="a7"/>
-        <w:rPr>
-          <w:color w:val="auto"/>
-          <w:lang w:val="en-US"/>
-        </w:rPr>
-      </w:pPr>
-      <w:r>
-        <w:rPr>
-          <w:color w:val="auto"/>
-          <w:lang w:val="en-US"/>
-        </w:rPr>
-        <w:t>  {</w:t>
-      </w:r>
-    </w:p>
-    <w:p>
-      <w:pPr>
-        <w:pStyle w:val="a7"/>
-        <w:rPr>
-          <w:color w:val="auto"/>
-          <w:lang w:val="en-US"/>
-        </w:rPr>
-      </w:pPr>
-      <w:r>
-        <w:rPr>
-          <w:color w:val="auto"/>
-          <w:lang w:val="en-US"/>
-        </w:rPr>
-        <w:t>    X = Left-(Right-</w:t>
-      </w:r>
-      <w:proofErr w:type="gramStart"/>
-      <w:r>
-        <w:rPr>
-          <w:color w:val="auto"/>
-          <w:lang w:val="en-US"/>
-        </w:rPr>
-        <w:t>Left)*</w:t>
-      </w:r>
-      <w:proofErr w:type="spellStart"/>
-      <w:proofErr w:type="gramEnd"/>
-      <w:r>
-        <w:rPr>
-          <w:color w:val="auto"/>
-          <w:lang w:val="en-US"/>
-        </w:rPr>
-        <w:t>FLeft</w:t>
-      </w:r>
-      <w:proofErr w:type="spellEnd"/>
-      <w:r>
-        <w:rPr>
-          <w:color w:val="auto"/>
-          <w:lang w:val="en-US"/>
-        </w:rPr>
-        <w:t>/(</w:t>
-      </w:r>
-      <w:proofErr w:type="spellStart"/>
-      <w:r>
-        <w:rPr>
-          <w:color w:val="auto"/>
-          <w:lang w:val="en-US"/>
-        </w:rPr>
-        <w:t>FRight-FLeft</w:t>
-      </w:r>
-      <w:proofErr w:type="spellEnd"/>
-      <w:r>
-        <w:rPr>
-          <w:color w:val="auto"/>
-          <w:lang w:val="en-US"/>
-        </w:rPr>
-        <w:t>);</w:t>
-      </w:r>
-    </w:p>
-    <w:p>
-      <w:pPr>
-        <w:pStyle w:val="a7"/>
-        <w:rPr>
-          <w:color w:val="auto"/>
-          <w:lang w:val="en-US"/>
-        </w:rPr>
-      </w:pPr>
-      <w:r>
-        <w:rPr>
-          <w:color w:val="auto"/>
-          <w:lang w:val="en-US"/>
-        </w:rPr>
-        <w:t>    Y = F(X);</w:t>
-      </w:r>
-    </w:p>
-    <w:p>
-      <w:pPr>
-        <w:pStyle w:val="a7"/>
-        <w:rPr>
-          <w:color w:val="auto"/>
-          <w:lang w:val="en-US"/>
-        </w:rPr>
-      </w:pPr>
-      <w:r>
-        <w:rPr>
-          <w:color w:val="auto"/>
-          <w:lang w:val="en-US"/>
-        </w:rPr>
-        <w:t>    if (Y == 0.0) return (X);</w:t>
-      </w:r>
-    </w:p>
-    <w:p>
-      <w:pPr>
-        <w:pStyle w:val="a7"/>
-        <w:rPr>
-          <w:color w:val="auto"/>
-          <w:lang w:val="en-US"/>
-        </w:rPr>
-      </w:pPr>
-      <w:r>
-        <w:rPr>
-          <w:color w:val="auto"/>
-          <w:lang w:val="en-US"/>
-        </w:rPr>
-        <w:t>        if (Y*</w:t>
-      </w:r>
-      <w:proofErr w:type="spellStart"/>
-      <w:r>
-        <w:rPr>
-          <w:color w:val="auto"/>
-          <w:lang w:val="en-US"/>
-        </w:rPr>
-        <w:t>FLeft</w:t>
-      </w:r>
-      <w:proofErr w:type="spellEnd"/>
-      <w:r>
-        <w:rPr>
-          <w:color w:val="auto"/>
-          <w:lang w:val="en-US"/>
-        </w:rPr>
-        <w:t xml:space="preserve"> &lt; 0.0)</w:t>
-      </w:r>
-    </w:p>
-    <w:p>
-      <w:pPr>
-        <w:pStyle w:val="a7"/>
-        <w:rPr>
-          <w:color w:val="auto"/>
-          <w:lang w:val="en-US"/>
-        </w:rPr>
-      </w:pPr>
-      <w:r>
-        <w:rPr>
-          <w:color w:val="auto"/>
-          <w:lang w:val="en-US"/>
-        </w:rPr>
-        <w:t>         </w:t>
-      </w:r>
-      <w:proofErr w:type="gramStart"/>
-      <w:r>
-        <w:rPr>
-          <w:color w:val="auto"/>
-          <w:lang w:val="en-US"/>
-        </w:rPr>
-        <w:t>{ Right</w:t>
-      </w:r>
-      <w:proofErr w:type="gramEnd"/>
-      <w:r>
-        <w:rPr>
-          <w:color w:val="auto"/>
-          <w:lang w:val="en-US"/>
-        </w:rPr>
-        <w:t xml:space="preserve">=X; </w:t>
-      </w:r>
-      <w:proofErr w:type="spellStart"/>
-      <w:r>
-        <w:rPr>
-          <w:color w:val="auto"/>
-          <w:lang w:val="en-US"/>
-        </w:rPr>
-        <w:t>FRight</w:t>
-      </w:r>
-      <w:proofErr w:type="spellEnd"/>
-      <w:r>
-        <w:rPr>
-          <w:color w:val="auto"/>
-          <w:lang w:val="en-US"/>
-        </w:rPr>
-        <w:t>=Y; }</w:t>
-      </w:r>
-    </w:p>
-    <w:p>
-      <w:pPr>
-        <w:pStyle w:val="a7"/>
-        <w:rPr>
-          <w:color w:val="auto"/>
-          <w:lang w:val="en-US"/>
-        </w:rPr>
-      </w:pPr>
-      <w:r>
-        <w:rPr>
-          <w:color w:val="auto"/>
-          <w:lang w:val="en-US"/>
-        </w:rPr>
-        <w:t>        else</w:t>
-      </w:r>
-    </w:p>
-    <w:p>
-      <w:pPr>
-        <w:pStyle w:val="a7"/>
-        <w:rPr>
-          <w:color w:val="auto"/>
-          <w:lang w:val="en-US"/>
-        </w:rPr>
-      </w:pPr>
-      <w:r>
-        <w:rPr>
-          <w:color w:val="auto"/>
-          <w:lang w:val="en-US"/>
-        </w:rPr>
-        <w:t>         </w:t>
-      </w:r>
-      <w:proofErr w:type="gramStart"/>
-      <w:r>
-        <w:rPr>
-          <w:color w:val="auto"/>
-          <w:lang w:val="en-US"/>
-        </w:rPr>
-        <w:t>{ Left</w:t>
-      </w:r>
-      <w:proofErr w:type="gramEnd"/>
-      <w:r>
-        <w:rPr>
-          <w:color w:val="auto"/>
-          <w:lang w:val="en-US"/>
-        </w:rPr>
-        <w:t xml:space="preserve">=X; </w:t>
-      </w:r>
-      <w:proofErr w:type="spellStart"/>
-      <w:r>
-        <w:rPr>
-          <w:color w:val="auto"/>
-          <w:lang w:val="en-US"/>
-        </w:rPr>
-        <w:t>FLeft</w:t>
-      </w:r>
-      <w:proofErr w:type="spellEnd"/>
-      <w:r>
-        <w:rPr>
-          <w:color w:val="auto"/>
-          <w:lang w:val="en-US"/>
-        </w:rPr>
-        <w:t>=Y; }</w:t>
-      </w:r>
-    </w:p>
-    <w:p>
-      <w:pPr>
-        <w:pStyle w:val="a7"/>
-        <w:rPr>
-          <w:color w:val="auto"/>
-          <w:lang w:val="en-US"/>
-        </w:rPr>
-      </w:pPr>
-      <w:r>
-        <w:rPr>
-          <w:color w:val="auto"/>
-          <w:lang w:val="en-US"/>
-        </w:rPr>
-        <w:t>        N++;</w:t>
-      </w:r>
-    </w:p>
-    <w:p>
-      <w:pPr>
-        <w:pStyle w:val="a7"/>
-        <w:rPr>
-          <w:color w:val="auto"/>
-          <w:lang w:val="en-US"/>
-        </w:rPr>
-      </w:pPr>
-      <w:r>
-        <w:rPr>
-          <w:color w:val="auto"/>
-          <w:lang w:val="en-US"/>
-        </w:rPr>
-        <w:t>  }</w:t>
-      </w:r>
-    </w:p>
-    <w:p>
-      <w:pPr>
-        <w:pStyle w:val="a7"/>
-        <w:rPr>
-          <w:color w:val="auto"/>
-          <w:lang w:val="en-US"/>
-        </w:rPr>
-      </w:pPr>
-      <w:r>
-        <w:rPr>
-          <w:color w:val="auto"/>
-          <w:lang w:val="en-US"/>
-        </w:rPr>
-        <w:t xml:space="preserve">  while </w:t>
-      </w:r>
-      <w:proofErr w:type="gramStart"/>
-      <w:r>
-        <w:rPr>
-          <w:color w:val="auto"/>
-          <w:lang w:val="en-US"/>
-        </w:rPr>
-        <w:t>( fabs</w:t>
-      </w:r>
-      <w:proofErr w:type="gramEnd"/>
-      <w:r>
-        <w:rPr>
-          <w:color w:val="auto"/>
-          <w:lang w:val="en-US"/>
-        </w:rPr>
-        <w:t>(Y) &gt;= Eps );</w:t>
-      </w:r>
-    </w:p>
-    <w:p>
-      <w:pPr>
-        <w:pStyle w:val="a7"/>
-        <w:rPr>
-          <w:color w:val="auto"/>
-          <w:lang w:val="en-US"/>
-        </w:rPr>
-      </w:pPr>
-      <w:r>
-        <w:rPr>
-          <w:color w:val="auto"/>
-          <w:lang w:val="en-US"/>
-        </w:rPr>
-        <w:t xml:space="preserve">  </w:t>
-      </w:r>
-      <w:r>
-        <w:rPr>
-          <w:color w:val="auto"/>
-          <w:lang w:val="en-US"/>
-        </w:rPr>
-        <w:t>return(X);</w:t>
-      </w:r>
-    </w:p>
-    <w:p>
-      <w:pPr>
-        <w:pStyle w:val="a7"/>
-        <w:rPr>
-          <w:color w:val="auto"/>
-          <w:lang w:val="en-US"/>
-        </w:rPr>
-      </w:pPr>
-      <w:r>
-        <w:rPr>
-          <w:color w:val="auto"/>
-          <w:lang w:val="en-US"/>
-        </w:rPr>
-        <w:t>}</w:t>
-      </w:r>
-    </w:p>
-    <w:p>
-      <w:pPr>
-        <w:rPr>
-          <w:rFonts w:ascii="Courier New" w:eastAsia="Courier New" w:hAnsi="Courier New" w:cs="Courier New"/>
-          <w:lang w:val="en-US"/>
-        </w:rPr>
-      </w:pPr>
-    </w:p>
-    <w:p>
-      <w:pPr>
-        <w:rPr>
-          <w:szCs w:val="28"/>
-          <w:lang w:val="en-US"/>
-        </w:rPr>
-      </w:pPr>
-      <w:r>
-        <w:rPr>
-          <w:szCs w:val="28"/>
-        </w:rPr>
-        <w:t>Файл</w:t>
-      </w:r>
-      <w:r>
-        <w:rPr>
-          <w:szCs w:val="28"/>
-          <w:lang w:val="en-US"/>
-        </w:rPr>
-        <w:t xml:space="preserve"> methods.hpp</w:t>
-      </w:r>
-    </w:p>
-    <w:p>
-      <w:pPr>
-        <w:pStyle w:val="a7"/>
-        <w:rPr>
-          <w:color w:val="auto"/>
-          <w:lang w:val="en-US"/>
-        </w:rPr>
-      </w:pPr>
-      <w:r>
-        <w:rPr>
-          <w:color w:val="auto"/>
-          <w:lang w:val="en-US"/>
-        </w:rPr>
-        <w:t>/*******************************************************************/</w:t>
-      </w:r>
-    </w:p>
-    <w:p>
-      <w:pPr>
-        <w:pStyle w:val="a7"/>
-        <w:rPr>
-          <w:color w:val="auto"/>
-          <w:lang w:val="en-US"/>
-        </w:rPr>
-      </w:pPr>
-      <w:r>
-        <w:rPr>
-          <w:color w:val="auto"/>
-          <w:lang w:val="en-US"/>
-        </w:rPr>
-        <w:t>extern</w:t>
+        <w:t>итераций</w:t>
+      </w:r>
+      <w:r>
+        <w:rPr>
+          <w:color w:val="auto"/>
+          <w:lang w:val="en-US"/>
+        </w:rPr>
+        <w:t xml:space="preserve">                                        */</w:t>
+      </w:r>
+    </w:p>
+    <w:p>
+      <w:pPr>
+        <w:pStyle w:val="a7"/>
+        <w:rPr>
+          <w:color w:val="auto"/>
+          <w:lang w:val="en-US"/>
+        </w:rPr>
+      </w:pPr>
+      <w:r>
+        <w:rPr>
+          <w:color w:val="auto"/>
+          <w:lang w:val="en-US"/>
+        </w:rPr>
+        <w:t>/******************************************************************/</w:t>
+      </w:r>
+    </w:p>
+    <w:p>
+      <w:pPr>
+        <w:pStyle w:val="a7"/>
+        <w:rPr>
+          <w:color w:val="auto"/>
+          <w:lang w:val="en-US"/>
+        </w:rPr>
+      </w:pPr>
+    </w:p>
+    <w:p>
+      <w:pPr>
+        <w:pStyle w:val="a7"/>
+        <w:rPr>
+          <w:color w:val="auto"/>
+          <w:lang w:val="en-US"/>
+        </w:rPr>
+      </w:pPr>
+      <w:r>
+        <w:rPr>
+          <w:color w:val="auto"/>
+          <w:lang w:val="en-US"/>
+        </w:rPr>
+        <w:t>double HORDA(double Left,double Right,double Eps,int &amp;N);</w:t>
+      </w:r>
+    </w:p>
+    <w:p>
+      <w:pPr>
+        <w:pStyle w:val="a7"/>
+        <w:rPr>
+          <w:color w:val="auto"/>
+        </w:rPr>
+      </w:pPr>
+      <w:r>
+        <w:rPr>
+          <w:color w:val="auto"/>
+        </w:rPr>
+        <w:t>/******************************************************************/</w:t>
+      </w:r>
+    </w:p>
+    <w:p>
+      <w:pPr>
+        <w:pStyle w:val="a7"/>
+        <w:rPr>
+          <w:color w:val="auto"/>
+        </w:rPr>
+      </w:pPr>
+      <w:r>
+        <w:rPr>
+          <w:color w:val="auto"/>
+        </w:rPr>
+        <w:t>/*    Функция HORDA предназначена для решения уравнения F(x)=0    */</w:t>
+      </w:r>
+    </w:p>
+    <w:p>
+      <w:pPr>
+        <w:pStyle w:val="a7"/>
+        <w:rPr>
+          <w:color w:val="auto"/>
+        </w:rPr>
+      </w:pPr>
+      <w:r>
+        <w:rPr>
+          <w:color w:val="auto"/>
+        </w:rPr>
+        <w:t>/*      методом хорд. Использованы обозначения:                   */</w:t>
+      </w:r>
+    </w:p>
+    <w:p>
+      <w:pPr>
+        <w:pStyle w:val="a7"/>
+        <w:rPr>
+          <w:color w:val="auto"/>
+        </w:rPr>
+      </w:pPr>
+      <w:r>
+        <w:rPr>
+          <w:color w:val="auto"/>
+        </w:rPr>
+        <w:t>/*      Left - левый конец промежутка                             */</w:t>
+      </w:r>
+    </w:p>
+    <w:p>
+      <w:pPr>
+        <w:pStyle w:val="a7"/>
+        <w:rPr>
+          <w:color w:val="auto"/>
+        </w:rPr>
+      </w:pPr>
+      <w:r>
+        <w:rPr>
+          <w:color w:val="auto"/>
+        </w:rPr>
+        <w:t>/*      Right - правый конец промежутка                           */</w:t>
+      </w:r>
+    </w:p>
+    <w:p>
+      <w:pPr>
+        <w:pStyle w:val="a7"/>
+        <w:rPr>
+          <w:color w:val="auto"/>
+        </w:rPr>
+      </w:pPr>
+      <w:r>
+        <w:rPr>
+          <w:color w:val="auto"/>
+        </w:rPr>
+        <w:t>/*      Eps - погрешность вычисления корня уравнения;             */</w:t>
+      </w:r>
+    </w:p>
+    <w:p>
+      <w:pPr>
+        <w:pStyle w:val="a7"/>
+        <w:rPr>
+          <w:color w:val="auto"/>
+          <w:lang w:val="en-US"/>
+        </w:rPr>
+      </w:pPr>
+      <w:r>
+        <w:rPr>
+          <w:color w:val="auto"/>
+          <w:lang w:val="en-US"/>
+        </w:rPr>
+        <w:t xml:space="preserve">/*      N - </w:t>
+      </w:r>
+      <w:r>
+        <w:rPr>
+          <w:color w:val="auto"/>
+        </w:rPr>
+        <w:t>число</w:t>
       </w:r>
       <w:r>
         <w:rPr>
@@ -13370,56 +11634,29 @@
       <w:r>
         <w:rPr>
           <w:color w:val="auto"/>
-          <w:lang w:val="en-US"/>
-        </w:rPr>
-        <w:t>double</w:t>
-      </w:r>
-      <w:r>
-        <w:rPr>
-          <w:color w:val="auto"/>
-          <w:lang w:val="en-US"/>
-        </w:rPr>
-        <w:t xml:space="preserve"> </w:t>
-      </w:r>
-      <w:r>
-        <w:rPr>
-          <w:color w:val="auto"/>
-          <w:lang w:val="en-US"/>
-        </w:rPr>
-        <w:t>F</w:t>
-      </w:r>
-      <w:r>
-        <w:rPr>
-          <w:color w:val="auto"/>
-          <w:lang w:val="en-US"/>
-        </w:rPr>
-        <w:t>(</w:t>
-      </w:r>
-      <w:r>
-        <w:rPr>
-          <w:color w:val="auto"/>
-          <w:lang w:val="en-US"/>
-        </w:rPr>
-        <w:t>double</w:t>
-      </w:r>
-      <w:r>
-        <w:rPr>
-          <w:color w:val="auto"/>
-          <w:lang w:val="en-US"/>
-        </w:rPr>
-        <w:t>);</w:t>
-      </w:r>
-    </w:p>
-    <w:p>
-      <w:pPr>
-        <w:pStyle w:val="a7"/>
-        <w:rPr>
-          <w:color w:val="auto"/>
-        </w:rPr>
-      </w:pPr>
-      <w:r>
-        <w:rPr>
-          <w:color w:val="auto"/>
+        </w:rPr>
+        <w:t>итераций</w:t>
+      </w:r>
+      <w:r>
+        <w:rPr>
+          <w:color w:val="auto"/>
+          <w:lang w:val="en-US"/>
+        </w:rPr>
+        <w:t xml:space="preserve">                                        */</w:t>
+      </w:r>
+    </w:p>
+    <w:p>
+      <w:pPr>
+        <w:pStyle w:val="a7"/>
+        <w:rPr>
+          <w:color w:val="auto"/>
+          <w:lang w:val="en-US"/>
+        </w:rPr>
+      </w:pPr>
+      <w:r>
+        <w:rPr>
+          <w:color w:val="auto"/>
+          <w:lang w:val="en-US"/>
         </w:rPr>
         <w:t>/******************************************************************/</w:t>
       </w:r>
@@ -13429,27 +11666,36 @@
         <w:pStyle w:val="a7"/>
         <w:rPr>
           <w:color w:val="auto"/>
-        </w:rPr>
-      </w:pPr>
-      <w:r>
-        <w:rPr>
-          <w:color w:val="auto"/>
-        </w:rPr>
-        <w:t>/*           Функция F (X) , задаваемая пользователем             */</w:t>
-      </w:r>
-    </w:p>
-    <w:p>
-      <w:pPr>
-        <w:pStyle w:val="a7"/>
-        <w:rPr>
-          <w:color w:val="auto"/>
-          <w:lang w:val="en-US"/>
-        </w:rPr>
-      </w:pPr>
-      <w:r>
-        <w:rPr>
-          <w:color w:val="auto"/>
-          <w:lang w:val="en-US"/>
+          <w:lang w:val="en-US"/>
+        </w:rPr>
+      </w:pPr>
+    </w:p>
+    <w:p>
+      <w:pPr>
+        <w:pStyle w:val="a7"/>
+        <w:rPr>
+          <w:color w:val="auto"/>
+          <w:lang w:val="en-US"/>
+        </w:rPr>
+      </w:pPr>
+      <w:r>
+        <w:rPr>
+          <w:color w:val="auto"/>
+          <w:lang w:val="en-US"/>
+        </w:rPr>
+        <w:t>double NEWTON (double X,double Eps,int &amp;N);</w:t>
+      </w:r>
+    </w:p>
+    <w:p>
+      <w:pPr>
+        <w:pStyle w:val="a7"/>
+        <w:rPr>
+          <w:color w:val="auto"/>
+        </w:rPr>
+      </w:pPr>
+      <w:r>
+        <w:rPr>
+          <w:color w:val="auto"/>
         </w:rPr>
         <w:t>/******************************************************************/</w:t>
       </w:r>
@@ -13459,1107 +11705,6 @@
         <w:pStyle w:val="a7"/>
         <w:rPr>
           <w:color w:val="auto"/>
-          <w:lang w:val="en-US"/>
-        </w:rPr>
-      </w:pPr>
-    </w:p>
-    <w:p>
-      <w:pPr>
-        <w:pStyle w:val="a7"/>
-        <w:rPr>
-          <w:color w:val="auto"/>
-          <w:lang w:val="en-US"/>
-        </w:rPr>
-      </w:pPr>
-      <w:r>
-        <w:rPr>
-          <w:color w:val="auto"/>
-          <w:lang w:val="en-US"/>
-        </w:rPr>
-        <w:t>#</w:t>
-      </w:r>
-      <w:proofErr w:type="gramStart"/>
-      <w:r>
-        <w:rPr>
-          <w:color w:val="auto"/>
-          <w:lang w:val="en-US"/>
-        </w:rPr>
-        <w:t>ifdef</w:t>
-      </w:r>
-      <w:proofErr w:type="gramEnd"/>
-      <w:r>
-        <w:rPr>
-          <w:color w:val="auto"/>
-          <w:lang w:val="en-US"/>
-        </w:rPr>
-        <w:t xml:space="preserve"> __NEWTON</w:t>
-      </w:r>
-    </w:p>
-    <w:p>
-      <w:pPr>
-        <w:pStyle w:val="a7"/>
-        <w:rPr>
-          <w:color w:val="auto"/>
-          <w:lang w:val="en-US"/>
-        </w:rPr>
-      </w:pPr>
-      <w:r>
-        <w:rPr>
-          <w:color w:val="auto"/>
-          <w:lang w:val="en-US"/>
-        </w:rPr>
-        <w:t>extern double F1(double);</w:t>
-      </w:r>
-    </w:p>
-    <w:p>
-      <w:pPr>
-        <w:pStyle w:val="a7"/>
-        <w:rPr>
-          <w:color w:val="auto"/>
-        </w:rPr>
-      </w:pPr>
-      <w:r>
-        <w:rPr>
-          <w:color w:val="auto"/>
-        </w:rPr>
-        <w:t>/******************************************************************/</w:t>
-      </w:r>
-    </w:p>
-    <w:p>
-      <w:pPr>
-        <w:pStyle w:val="a7"/>
-        <w:rPr>
-          <w:color w:val="auto"/>
-        </w:rPr>
-      </w:pPr>
-      <w:r>
-        <w:rPr>
-          <w:color w:val="auto"/>
-        </w:rPr>
-        <w:t>/*     Производная функции F (X) , задаваемая пользователем       */</w:t>
-      </w:r>
-    </w:p>
-    <w:p>
-      <w:pPr>
-        <w:pStyle w:val="a7"/>
-        <w:rPr>
-          <w:color w:val="auto"/>
-          <w:lang w:val="en-US"/>
-        </w:rPr>
-      </w:pPr>
-      <w:r>
-        <w:rPr>
-          <w:color w:val="auto"/>
-          <w:lang w:val="en-US"/>
-        </w:rPr>
-        <w:t>/******************************************************************/</w:t>
-      </w:r>
-    </w:p>
-    <w:p>
-      <w:pPr>
-        <w:pStyle w:val="a7"/>
-        <w:rPr>
-          <w:color w:val="auto"/>
-          <w:lang w:val="en-US"/>
-        </w:rPr>
-      </w:pPr>
-      <w:r>
-        <w:rPr>
-          <w:color w:val="auto"/>
-          <w:lang w:val="en-US"/>
-        </w:rPr>
-        <w:t>#</w:t>
-      </w:r>
-      <w:proofErr w:type="gramStart"/>
-      <w:r>
-        <w:rPr>
-          <w:color w:val="auto"/>
-          <w:lang w:val="en-US"/>
-        </w:rPr>
-        <w:t>endif</w:t>
-      </w:r>
-      <w:proofErr w:type="gramEnd"/>
-    </w:p>
-    <w:p>
-      <w:pPr>
-        <w:pStyle w:val="a7"/>
-        <w:rPr>
-          <w:color w:val="auto"/>
-          <w:lang w:val="en-US"/>
-        </w:rPr>
-      </w:pPr>
-    </w:p>
-    <w:p>
-      <w:pPr>
-        <w:pStyle w:val="a7"/>
-        <w:rPr>
-          <w:color w:val="auto"/>
-          <w:lang w:val="en-US"/>
-        </w:rPr>
-      </w:pPr>
-      <w:r>
-        <w:rPr>
-          <w:color w:val="auto"/>
-          <w:lang w:val="en-US"/>
-        </w:rPr>
-        <w:t xml:space="preserve">double Round (double </w:t>
-      </w:r>
-      <w:proofErr w:type="spellStart"/>
-      <w:proofErr w:type="gramStart"/>
-      <w:r>
-        <w:rPr>
-          <w:color w:val="auto"/>
-          <w:lang w:val="en-US"/>
-        </w:rPr>
-        <w:t>X,double</w:t>
-      </w:r>
-      <w:proofErr w:type="spellEnd"/>
-      <w:proofErr w:type="gramEnd"/>
-      <w:r>
-        <w:rPr>
-          <w:color w:val="auto"/>
-          <w:lang w:val="en-US"/>
-        </w:rPr>
-        <w:t xml:space="preserve"> Delta);</w:t>
-      </w:r>
-    </w:p>
-    <w:p>
-      <w:pPr>
-        <w:pStyle w:val="a7"/>
-        <w:rPr>
-          <w:color w:val="auto"/>
-        </w:rPr>
-      </w:pPr>
-      <w:r>
-        <w:rPr>
-          <w:color w:val="auto"/>
-        </w:rPr>
-        <w:t>/******************************************************************/</w:t>
-      </w:r>
-    </w:p>
-    <w:p>
-      <w:pPr>
-        <w:pStyle w:val="a7"/>
-        <w:rPr>
-          <w:color w:val="auto"/>
-        </w:rPr>
-      </w:pPr>
-      <w:r>
-        <w:rPr>
-          <w:color w:val="auto"/>
-        </w:rPr>
-        <w:t xml:space="preserve">/*   Функция </w:t>
-      </w:r>
-      <w:proofErr w:type="spellStart"/>
-      <w:r>
-        <w:rPr>
-          <w:color w:val="auto"/>
-        </w:rPr>
-        <w:t>Round</w:t>
-      </w:r>
-      <w:proofErr w:type="spellEnd"/>
-      <w:r>
-        <w:rPr>
-          <w:color w:val="auto"/>
-        </w:rPr>
-        <w:t xml:space="preserve"> (</w:t>
-      </w:r>
-      <w:proofErr w:type="spellStart"/>
-      <w:r>
-        <w:rPr>
-          <w:color w:val="auto"/>
-        </w:rPr>
-        <w:t>X,Delta</w:t>
-      </w:r>
-      <w:proofErr w:type="spellEnd"/>
-      <w:r>
-        <w:rPr>
-          <w:color w:val="auto"/>
-        </w:rPr>
-        <w:t>) , предназначена для округления       */</w:t>
-      </w:r>
-    </w:p>
-    <w:p>
-      <w:pPr>
-        <w:pStyle w:val="a7"/>
-        <w:rPr>
-          <w:color w:val="auto"/>
-          <w:lang w:val="en-US"/>
-        </w:rPr>
-      </w:pPr>
-      <w:r>
-        <w:rPr>
-          <w:color w:val="auto"/>
-          <w:lang w:val="en-US"/>
-        </w:rPr>
-        <w:t xml:space="preserve">/*                   X </w:t>
-      </w:r>
-      <w:r>
-        <w:rPr>
-          <w:color w:val="auto"/>
-        </w:rPr>
-        <w:t>с</w:t>
-      </w:r>
-      <w:r>
-        <w:rPr>
-          <w:color w:val="auto"/>
-          <w:lang w:val="en-US"/>
-        </w:rPr>
-        <w:t xml:space="preserve"> </w:t>
-      </w:r>
-      <w:r>
-        <w:rPr>
-          <w:color w:val="auto"/>
-        </w:rPr>
-        <w:t>точностью</w:t>
-      </w:r>
-      <w:r>
-        <w:rPr>
-          <w:color w:val="auto"/>
-          <w:lang w:val="en-US"/>
-        </w:rPr>
-        <w:t xml:space="preserve"> Delta                          */</w:t>
-      </w:r>
-    </w:p>
-    <w:p>
-      <w:pPr>
-        <w:pStyle w:val="a7"/>
-        <w:rPr>
-          <w:color w:val="auto"/>
-          <w:lang w:val="en-US"/>
-        </w:rPr>
-      </w:pPr>
-      <w:r>
-        <w:rPr>
-          <w:color w:val="auto"/>
-          <w:lang w:val="en-US"/>
-        </w:rPr>
-        <w:t>/******************************************************************/</w:t>
-      </w:r>
-    </w:p>
-    <w:p>
-      <w:pPr>
-        <w:pStyle w:val="a7"/>
-        <w:rPr>
-          <w:color w:val="auto"/>
-          <w:lang w:val="en-US"/>
-        </w:rPr>
-      </w:pPr>
-    </w:p>
-    <w:p>
-      <w:pPr>
-        <w:pStyle w:val="a7"/>
-        <w:rPr>
-          <w:color w:val="auto"/>
-          <w:lang w:val="en-US"/>
-        </w:rPr>
-      </w:pPr>
-      <w:r>
-        <w:rPr>
-          <w:color w:val="auto"/>
-          <w:lang w:val="en-US"/>
-        </w:rPr>
-        <w:t xml:space="preserve">double </w:t>
-      </w:r>
-      <w:proofErr w:type="gramStart"/>
-      <w:r>
-        <w:rPr>
-          <w:color w:val="auto"/>
-          <w:lang w:val="en-US"/>
-        </w:rPr>
-        <w:t>BISECT(</w:t>
-      </w:r>
-      <w:proofErr w:type="gramEnd"/>
-      <w:r>
-        <w:rPr>
-          <w:color w:val="auto"/>
-          <w:lang w:val="en-US"/>
-        </w:rPr>
-        <w:t xml:space="preserve">double </w:t>
-      </w:r>
-      <w:proofErr w:type="spellStart"/>
-      <w:r>
-        <w:rPr>
-          <w:color w:val="auto"/>
-          <w:lang w:val="en-US"/>
-        </w:rPr>
-        <w:t>Left,double</w:t>
-      </w:r>
-      <w:proofErr w:type="spellEnd"/>
-      <w:r>
-        <w:rPr>
-          <w:color w:val="auto"/>
-          <w:lang w:val="en-US"/>
-        </w:rPr>
-        <w:t xml:space="preserve"> </w:t>
-      </w:r>
-      <w:proofErr w:type="spellStart"/>
-      <w:r>
-        <w:rPr>
-          <w:color w:val="auto"/>
-          <w:lang w:val="en-US"/>
-        </w:rPr>
-        <w:t>Right,double</w:t>
-      </w:r>
-      <w:proofErr w:type="spellEnd"/>
-      <w:r>
-        <w:rPr>
-          <w:color w:val="auto"/>
-          <w:lang w:val="en-US"/>
-        </w:rPr>
-        <w:t xml:space="preserve"> </w:t>
-      </w:r>
-      <w:proofErr w:type="spellStart"/>
-      <w:r>
-        <w:rPr>
-          <w:color w:val="auto"/>
-          <w:lang w:val="en-US"/>
-        </w:rPr>
-        <w:t>Eps,int</w:t>
-      </w:r>
-      <w:proofErr w:type="spellEnd"/>
-      <w:r>
-        <w:rPr>
-          <w:color w:val="auto"/>
-          <w:lang w:val="en-US"/>
-        </w:rPr>
-        <w:t xml:space="preserve"> &amp;N);</w:t>
-      </w:r>
-    </w:p>
-    <w:p>
-      <w:pPr>
-        <w:pStyle w:val="a7"/>
-        <w:rPr>
-          <w:color w:val="auto"/>
-        </w:rPr>
-      </w:pPr>
-      <w:r>
-        <w:rPr>
-          <w:color w:val="auto"/>
-        </w:rPr>
-        <w:t>/******************************************************************/</w:t>
-      </w:r>
-    </w:p>
-    <w:p>
-      <w:pPr>
-        <w:pStyle w:val="a7"/>
-        <w:rPr>
-          <w:color w:val="auto"/>
-        </w:rPr>
-      </w:pPr>
-      <w:r>
-        <w:rPr>
-          <w:color w:val="auto"/>
-        </w:rPr>
-        <w:t>/*    Функция BISECT предназначена для решения уравнения F(X)=0   */</w:t>
-      </w:r>
-    </w:p>
-    <w:p>
-      <w:pPr>
-        <w:pStyle w:val="a7"/>
-        <w:rPr>
-          <w:color w:val="auto"/>
-        </w:rPr>
-      </w:pPr>
-      <w:r>
-        <w:rPr>
-          <w:color w:val="auto"/>
-        </w:rPr>
-        <w:t>/*    методом деления отрезка пополам. Использованы обозначения:  */</w:t>
-      </w:r>
-    </w:p>
-    <w:p>
-      <w:pPr>
-        <w:pStyle w:val="a7"/>
-        <w:rPr>
-          <w:color w:val="auto"/>
-        </w:rPr>
-      </w:pPr>
-      <w:r>
-        <w:rPr>
-          <w:color w:val="auto"/>
-        </w:rPr>
-        <w:t>/*      </w:t>
-      </w:r>
-      <w:proofErr w:type="spellStart"/>
-      <w:r>
-        <w:rPr>
-          <w:color w:val="auto"/>
-        </w:rPr>
-        <w:t>Left</w:t>
-      </w:r>
-      <w:proofErr w:type="spellEnd"/>
-      <w:r>
-        <w:rPr>
-          <w:color w:val="auto"/>
-        </w:rPr>
-        <w:t xml:space="preserve"> - левый конец промежутка                             */</w:t>
-      </w:r>
-    </w:p>
-    <w:p>
-      <w:pPr>
-        <w:pStyle w:val="a7"/>
-        <w:rPr>
-          <w:color w:val="auto"/>
-        </w:rPr>
-      </w:pPr>
-      <w:r>
-        <w:rPr>
-          <w:color w:val="auto"/>
-        </w:rPr>
-        <w:t>/*      </w:t>
-      </w:r>
-      <w:proofErr w:type="spellStart"/>
-      <w:r>
-        <w:rPr>
-          <w:color w:val="auto"/>
-        </w:rPr>
-        <w:t>Right</w:t>
-      </w:r>
-      <w:proofErr w:type="spellEnd"/>
-      <w:r>
-        <w:rPr>
-          <w:color w:val="auto"/>
-        </w:rPr>
-        <w:t xml:space="preserve"> - правый конец промежутка                           */</w:t>
-      </w:r>
-    </w:p>
-    <w:p>
-      <w:pPr>
-        <w:pStyle w:val="a7"/>
-        <w:rPr>
-          <w:color w:val="auto"/>
-        </w:rPr>
-      </w:pPr>
-      <w:r>
-        <w:rPr>
-          <w:color w:val="auto"/>
-        </w:rPr>
-        <w:t>/*      </w:t>
-      </w:r>
-      <w:proofErr w:type="spellStart"/>
-      <w:r>
-        <w:rPr>
-          <w:color w:val="auto"/>
-        </w:rPr>
-        <w:t>Eps</w:t>
-      </w:r>
-      <w:proofErr w:type="spellEnd"/>
-      <w:r>
-        <w:rPr>
-          <w:color w:val="auto"/>
-        </w:rPr>
-        <w:t xml:space="preserve"> - погрешность вычисления корня уравнения;             */</w:t>
-      </w:r>
-    </w:p>
-    <w:p>
-      <w:pPr>
-        <w:pStyle w:val="a7"/>
-        <w:rPr>
-          <w:color w:val="auto"/>
-          <w:lang w:val="en-US"/>
-        </w:rPr>
-      </w:pPr>
-      <w:r>
-        <w:rPr>
-          <w:color w:val="auto"/>
-          <w:lang w:val="en-US"/>
-        </w:rPr>
-        <w:t xml:space="preserve">/*      N - </w:t>
-      </w:r>
-      <w:r>
-        <w:rPr>
-          <w:color w:val="auto"/>
-        </w:rPr>
-        <w:t>число</w:t>
-      </w:r>
-      <w:r>
-        <w:rPr>
-          <w:color w:val="auto"/>
-          <w:lang w:val="en-US"/>
-        </w:rPr>
-        <w:t xml:space="preserve"> </w:t>
-      </w:r>
-      <w:r>
-        <w:rPr>
-          <w:color w:val="auto"/>
-        </w:rPr>
-        <w:t>итераций</w:t>
-      </w:r>
-      <w:r>
-        <w:rPr>
-          <w:color w:val="auto"/>
-          <w:lang w:val="en-US"/>
-        </w:rPr>
-        <w:t xml:space="preserve">                                        */</w:t>
-      </w:r>
-    </w:p>
-    <w:p>
-      <w:pPr>
-        <w:pStyle w:val="a7"/>
-        <w:rPr>
-          <w:color w:val="auto"/>
-          <w:lang w:val="en-US"/>
-        </w:rPr>
-      </w:pPr>
-      <w:r>
-        <w:rPr>
-          <w:color w:val="auto"/>
-          <w:lang w:val="en-US"/>
-        </w:rPr>
-        <w:t>/******************************************************************/</w:t>
-      </w:r>
-    </w:p>
-    <w:p>
-      <w:pPr>
-        <w:pStyle w:val="a7"/>
-        <w:rPr>
-          <w:color w:val="auto"/>
-          <w:lang w:val="en-US"/>
-        </w:rPr>
-      </w:pPr>
-    </w:p>
-    <w:p>
-      <w:pPr>
-        <w:pStyle w:val="a7"/>
-        <w:rPr>
-          <w:color w:val="auto"/>
-          <w:lang w:val="en-US"/>
-        </w:rPr>
-      </w:pPr>
-      <w:r>
-        <w:rPr>
-          <w:color w:val="auto"/>
-          <w:lang w:val="en-US"/>
-        </w:rPr>
-        <w:t xml:space="preserve">double </w:t>
-      </w:r>
-      <w:proofErr w:type="gramStart"/>
-      <w:r>
-        <w:rPr>
-          <w:color w:val="auto"/>
-          <w:lang w:val="en-US"/>
-        </w:rPr>
-        <w:t>ITER(</w:t>
-      </w:r>
-      <w:proofErr w:type="gramEnd"/>
-      <w:r>
-        <w:rPr>
-          <w:color w:val="auto"/>
-          <w:lang w:val="en-US"/>
-        </w:rPr>
-        <w:t xml:space="preserve">double X0,double </w:t>
-      </w:r>
-      <w:proofErr w:type="spellStart"/>
-      <w:r>
-        <w:rPr>
-          <w:color w:val="auto"/>
-          <w:lang w:val="en-US"/>
-        </w:rPr>
-        <w:t>Eps,int</w:t>
-      </w:r>
-      <w:proofErr w:type="spellEnd"/>
-      <w:r>
-        <w:rPr>
-          <w:color w:val="auto"/>
-          <w:lang w:val="en-US"/>
-        </w:rPr>
-        <w:t xml:space="preserve"> &amp;N);</w:t>
-      </w:r>
-    </w:p>
-    <w:p>
-      <w:pPr>
-        <w:pStyle w:val="a7"/>
-        <w:rPr>
-          <w:color w:val="auto"/>
-        </w:rPr>
-      </w:pPr>
-      <w:r>
-        <w:rPr>
-          <w:color w:val="auto"/>
-        </w:rPr>
-        <w:t>/******************************************************************/</w:t>
-      </w:r>
-    </w:p>
-    <w:p>
-      <w:pPr>
-        <w:pStyle w:val="a7"/>
-        <w:rPr>
-          <w:color w:val="auto"/>
-        </w:rPr>
-      </w:pPr>
-      <w:r>
-        <w:rPr>
-          <w:color w:val="auto"/>
-        </w:rPr>
-        <w:t>/*    Функция ITER предназначена для решения уравнения F(X)=X     */</w:t>
-      </w:r>
-    </w:p>
-    <w:p>
-      <w:pPr>
-        <w:pStyle w:val="a7"/>
-        <w:rPr>
-          <w:color w:val="auto"/>
-        </w:rPr>
-      </w:pPr>
-      <w:r>
-        <w:rPr>
-          <w:color w:val="auto"/>
-        </w:rPr>
-        <w:t>/*      методом простой итерации. Использованы обозначения:       */</w:t>
-      </w:r>
-    </w:p>
-    <w:p>
-      <w:pPr>
-        <w:pStyle w:val="a7"/>
-        <w:rPr>
-          <w:color w:val="auto"/>
-        </w:rPr>
-      </w:pPr>
-      <w:r>
-        <w:rPr>
-          <w:color w:val="auto"/>
-        </w:rPr>
-        <w:t>/*      X0 - начальное приближение корня                          */</w:t>
-      </w:r>
-    </w:p>
-    <w:p>
-      <w:pPr>
-        <w:pStyle w:val="a7"/>
-        <w:rPr>
-          <w:color w:val="auto"/>
-        </w:rPr>
-      </w:pPr>
-      <w:r>
-        <w:rPr>
-          <w:color w:val="auto"/>
-        </w:rPr>
-        <w:t>/*      </w:t>
-      </w:r>
-      <w:proofErr w:type="spellStart"/>
-      <w:r>
-        <w:rPr>
-          <w:color w:val="auto"/>
-        </w:rPr>
-        <w:t>Eps</w:t>
-      </w:r>
-      <w:proofErr w:type="spellEnd"/>
-      <w:r>
-        <w:rPr>
-          <w:color w:val="auto"/>
-        </w:rPr>
-        <w:t xml:space="preserve"> - погрешность вычисления корня уравнения;             */</w:t>
-      </w:r>
-    </w:p>
-    <w:p>
-      <w:pPr>
-        <w:pStyle w:val="a7"/>
-        <w:rPr>
-          <w:color w:val="auto"/>
-          <w:lang w:val="en-US"/>
-        </w:rPr>
-      </w:pPr>
-      <w:r>
-        <w:rPr>
-          <w:color w:val="auto"/>
-          <w:lang w:val="en-US"/>
-        </w:rPr>
-        <w:t xml:space="preserve">/*      N - </w:t>
-      </w:r>
-      <w:r>
-        <w:rPr>
-          <w:color w:val="auto"/>
-        </w:rPr>
-        <w:t>число</w:t>
-      </w:r>
-      <w:r>
-        <w:rPr>
-          <w:color w:val="auto"/>
-          <w:lang w:val="en-US"/>
-        </w:rPr>
-        <w:t xml:space="preserve"> </w:t>
-      </w:r>
-      <w:r>
-        <w:rPr>
-          <w:color w:val="auto"/>
-        </w:rPr>
-        <w:t>итераций</w:t>
-      </w:r>
-      <w:r>
-        <w:rPr>
-          <w:color w:val="auto"/>
-          <w:lang w:val="en-US"/>
-        </w:rPr>
-        <w:t xml:space="preserve">                                        */</w:t>
-      </w:r>
-    </w:p>
-    <w:p>
-      <w:pPr>
-        <w:pStyle w:val="a7"/>
-        <w:rPr>
-          <w:color w:val="auto"/>
-          <w:lang w:val="en-US"/>
-        </w:rPr>
-      </w:pPr>
-      <w:r>
-        <w:rPr>
-          <w:color w:val="auto"/>
-          <w:lang w:val="en-US"/>
-        </w:rPr>
-        <w:t>/******************************************************************/</w:t>
-      </w:r>
-    </w:p>
-    <w:p>
-      <w:pPr>
-        <w:pStyle w:val="a7"/>
-        <w:rPr>
-          <w:color w:val="auto"/>
-          <w:lang w:val="en-US"/>
-        </w:rPr>
-      </w:pPr>
-    </w:p>
-    <w:p>
-      <w:pPr>
-        <w:pStyle w:val="a7"/>
-        <w:rPr>
-          <w:color w:val="auto"/>
-          <w:lang w:val="en-US"/>
-        </w:rPr>
-      </w:pPr>
-      <w:r>
-        <w:rPr>
-          <w:color w:val="auto"/>
-          <w:lang w:val="en-US"/>
-        </w:rPr>
-        <w:t xml:space="preserve">double </w:t>
-      </w:r>
-      <w:proofErr w:type="gramStart"/>
-      <w:r>
-        <w:rPr>
-          <w:color w:val="auto"/>
-          <w:lang w:val="en-US"/>
-        </w:rPr>
-        <w:t>HORDA(</w:t>
-      </w:r>
-      <w:proofErr w:type="gramEnd"/>
-      <w:r>
-        <w:rPr>
-          <w:color w:val="auto"/>
-          <w:lang w:val="en-US"/>
-        </w:rPr>
-        <w:t xml:space="preserve">double </w:t>
-      </w:r>
-      <w:proofErr w:type="spellStart"/>
-      <w:r>
-        <w:rPr>
-          <w:color w:val="auto"/>
-          <w:lang w:val="en-US"/>
-        </w:rPr>
-        <w:t>Left,double</w:t>
-      </w:r>
-      <w:proofErr w:type="spellEnd"/>
-      <w:r>
-        <w:rPr>
-          <w:color w:val="auto"/>
-          <w:lang w:val="en-US"/>
-        </w:rPr>
-        <w:t xml:space="preserve"> </w:t>
-      </w:r>
-      <w:proofErr w:type="spellStart"/>
-      <w:r>
-        <w:rPr>
-          <w:color w:val="auto"/>
-          <w:lang w:val="en-US"/>
-        </w:rPr>
-        <w:t>Right,double</w:t>
-      </w:r>
-      <w:proofErr w:type="spellEnd"/>
-      <w:r>
-        <w:rPr>
-          <w:color w:val="auto"/>
-          <w:lang w:val="en-US"/>
-        </w:rPr>
-        <w:t xml:space="preserve"> </w:t>
-      </w:r>
-      <w:proofErr w:type="spellStart"/>
-      <w:r>
-        <w:rPr>
-          <w:color w:val="auto"/>
-          <w:lang w:val="en-US"/>
-        </w:rPr>
-        <w:t>Eps,int</w:t>
-      </w:r>
-      <w:proofErr w:type="spellEnd"/>
-      <w:r>
-        <w:rPr>
-          <w:color w:val="auto"/>
-          <w:lang w:val="en-US"/>
-        </w:rPr>
-        <w:t xml:space="preserve"> &amp;N);</w:t>
-      </w:r>
-    </w:p>
-    <w:p>
-      <w:pPr>
-        <w:pStyle w:val="a7"/>
-        <w:rPr>
-          <w:color w:val="auto"/>
-        </w:rPr>
-      </w:pPr>
-      <w:r>
-        <w:rPr>
-          <w:color w:val="auto"/>
-        </w:rPr>
-        <w:t>/******************************************************************/</w:t>
-      </w:r>
-    </w:p>
-    <w:p>
-      <w:pPr>
-        <w:pStyle w:val="a7"/>
-        <w:rPr>
-          <w:color w:val="auto"/>
-        </w:rPr>
-      </w:pPr>
-      <w:r>
-        <w:rPr>
-          <w:color w:val="auto"/>
-        </w:rPr>
-        <w:t>/*    Функция HORDA предназначена для решения уравнения F(x)=0    */</w:t>
-      </w:r>
-    </w:p>
-    <w:p>
-      <w:pPr>
-        <w:pStyle w:val="a7"/>
-        <w:rPr>
-          <w:color w:val="auto"/>
-        </w:rPr>
-      </w:pPr>
-      <w:r>
-        <w:rPr>
-          <w:color w:val="auto"/>
-        </w:rPr>
-        <w:t>/*      методом хорд. Использованы обозначения:                   */</w:t>
-      </w:r>
-    </w:p>
-    <w:p>
-      <w:pPr>
-        <w:pStyle w:val="a7"/>
-        <w:rPr>
-          <w:color w:val="auto"/>
-        </w:rPr>
-      </w:pPr>
-      <w:r>
-        <w:rPr>
-          <w:color w:val="auto"/>
-        </w:rPr>
-        <w:t>/*      </w:t>
-      </w:r>
-      <w:proofErr w:type="spellStart"/>
-      <w:r>
-        <w:rPr>
-          <w:color w:val="auto"/>
-        </w:rPr>
-        <w:t>Left</w:t>
-      </w:r>
-      <w:proofErr w:type="spellEnd"/>
-      <w:r>
-        <w:rPr>
-          <w:color w:val="auto"/>
-        </w:rPr>
-        <w:t xml:space="preserve"> - левый конец промежутка                             */</w:t>
-      </w:r>
-    </w:p>
-    <w:p>
-      <w:pPr>
-        <w:pStyle w:val="a7"/>
-        <w:rPr>
-          <w:color w:val="auto"/>
-        </w:rPr>
-      </w:pPr>
-      <w:r>
-        <w:rPr>
-          <w:color w:val="auto"/>
-        </w:rPr>
-        <w:t>/*      </w:t>
-      </w:r>
-      <w:proofErr w:type="spellStart"/>
-      <w:r>
-        <w:rPr>
-          <w:color w:val="auto"/>
-        </w:rPr>
-        <w:t>Right</w:t>
-      </w:r>
-      <w:proofErr w:type="spellEnd"/>
-      <w:r>
-        <w:rPr>
-          <w:color w:val="auto"/>
-        </w:rPr>
-        <w:t xml:space="preserve"> - правый конец промежутка                           */</w:t>
-      </w:r>
-    </w:p>
-    <w:p>
-      <w:pPr>
-        <w:pStyle w:val="a7"/>
-        <w:rPr>
-          <w:color w:val="auto"/>
-        </w:rPr>
-      </w:pPr>
-      <w:r>
-        <w:rPr>
-          <w:color w:val="auto"/>
-        </w:rPr>
-        <w:t>/*      </w:t>
-      </w:r>
-      <w:proofErr w:type="spellStart"/>
-      <w:r>
-        <w:rPr>
-          <w:color w:val="auto"/>
-        </w:rPr>
-        <w:t>Eps</w:t>
-      </w:r>
-      <w:proofErr w:type="spellEnd"/>
-      <w:r>
-        <w:rPr>
-          <w:color w:val="auto"/>
-        </w:rPr>
-        <w:t xml:space="preserve"> - погрешность вычисления корня уравнения;             */</w:t>
-      </w:r>
-    </w:p>
-    <w:p>
-      <w:pPr>
-        <w:pStyle w:val="a7"/>
-        <w:rPr>
-          <w:color w:val="auto"/>
-          <w:lang w:val="en-US"/>
-        </w:rPr>
-      </w:pPr>
-      <w:r>
-        <w:rPr>
-          <w:color w:val="auto"/>
-          <w:lang w:val="en-US"/>
-        </w:rPr>
-        <w:t xml:space="preserve">/*      N - </w:t>
-      </w:r>
-      <w:r>
-        <w:rPr>
-          <w:color w:val="auto"/>
-        </w:rPr>
-        <w:t>число</w:t>
-      </w:r>
-      <w:r>
-        <w:rPr>
-          <w:color w:val="auto"/>
-          <w:lang w:val="en-US"/>
-        </w:rPr>
-        <w:t xml:space="preserve"> </w:t>
-      </w:r>
-      <w:r>
-        <w:rPr>
-          <w:color w:val="auto"/>
-        </w:rPr>
-        <w:t>итераций</w:t>
-      </w:r>
-      <w:r>
-        <w:rPr>
-          <w:color w:val="auto"/>
-          <w:lang w:val="en-US"/>
-        </w:rPr>
-        <w:t xml:space="preserve">                                        */</w:t>
-      </w:r>
-    </w:p>
-    <w:p>
-      <w:pPr>
-        <w:pStyle w:val="a7"/>
-        <w:rPr>
-          <w:color w:val="auto"/>
-          <w:lang w:val="en-US"/>
-        </w:rPr>
-      </w:pPr>
-      <w:r>
-        <w:rPr>
-          <w:color w:val="auto"/>
-          <w:lang w:val="en-US"/>
-        </w:rPr>
-        <w:t>/******************************************************************/</w:t>
-      </w:r>
-    </w:p>
-    <w:p>
-      <w:pPr>
-        <w:pStyle w:val="a7"/>
-        <w:rPr>
-          <w:color w:val="auto"/>
-          <w:lang w:val="en-US"/>
-        </w:rPr>
-      </w:pPr>
-    </w:p>
-    <w:p>
-      <w:pPr>
-        <w:pStyle w:val="a7"/>
-        <w:rPr>
-          <w:color w:val="auto"/>
-          <w:lang w:val="en-US"/>
-        </w:rPr>
-      </w:pPr>
-      <w:r>
-        <w:rPr>
-          <w:color w:val="auto"/>
-          <w:lang w:val="en-US"/>
-        </w:rPr>
-        <w:t xml:space="preserve">double NEWTON (double </w:t>
-      </w:r>
-      <w:proofErr w:type="spellStart"/>
-      <w:proofErr w:type="gramStart"/>
-      <w:r>
-        <w:rPr>
-          <w:color w:val="auto"/>
-          <w:lang w:val="en-US"/>
-        </w:rPr>
-        <w:t>X,double</w:t>
-      </w:r>
-      <w:proofErr w:type="spellEnd"/>
-      <w:proofErr w:type="gramEnd"/>
-      <w:r>
-        <w:rPr>
-          <w:color w:val="auto"/>
-          <w:lang w:val="en-US"/>
-        </w:rPr>
-        <w:t xml:space="preserve"> </w:t>
-      </w:r>
-      <w:proofErr w:type="spellStart"/>
-      <w:r>
-        <w:rPr>
-          <w:color w:val="auto"/>
-          <w:lang w:val="en-US"/>
-        </w:rPr>
-        <w:t>Eps,int</w:t>
-      </w:r>
-      <w:proofErr w:type="spellEnd"/>
-      <w:r>
-        <w:rPr>
-          <w:color w:val="auto"/>
-          <w:lang w:val="en-US"/>
-        </w:rPr>
-        <w:t xml:space="preserve"> &amp;N);</w:t>
-      </w:r>
-    </w:p>
-    <w:p>
-      <w:pPr>
-        <w:pStyle w:val="a7"/>
-        <w:rPr>
-          <w:color w:val="auto"/>
-        </w:rPr>
-      </w:pPr>
-      <w:r>
-        <w:rPr>
-          <w:color w:val="auto"/>
-        </w:rPr>
-        <w:t>/******************************************************************/</w:t>
-      </w:r>
-    </w:p>
-    <w:p>
-      <w:pPr>
-        <w:pStyle w:val="a7"/>
-        <w:rPr>
-          <w:color w:val="auto"/>
         </w:rPr>
       </w:pPr>
       <w:r>
@@ -14608,21 +11753,7 @@
         <w:rPr>
           <w:color w:val="auto"/>
         </w:rPr>
-        <w:t>/*      </w:t>
-      </w:r>
-      <w:proofErr w:type="spellStart"/>
-      <w:r>
-        <w:rPr>
-          <w:color w:val="auto"/>
-        </w:rPr>
-        <w:t>Eps</w:t>
-      </w:r>
-      <w:proofErr w:type="spellEnd"/>
-      <w:r>
-        <w:rPr>
-          <w:color w:val="auto"/>
-        </w:rPr>
-        <w:t xml:space="preserve"> - погрешность вычисления корня уравнения;             */</w:t>
+        <w:t>/*      Eps - погрешность вычисления корня уравнения;             */</w:t>
       </w:r>
     </w:p>
     <w:p>
@@ -16889,6 +14020,7 @@
   <w:style w:type="character" w:default="1" w:styleId="a0">
     <w:name w:val="Default Paragraph Font"/>
     <w:uiPriority w:val="1"/>
+    <w:semiHidden/>
     <w:unhideWhenUsed/>
   </w:style>
   <w:style w:type="table" w:default="1" w:styleId="a1">
